--- a/docs/notes/parahostcomm.docx
+++ b/docs/notes/parahostcomm.docx
@@ -7,25 +7,7 @@
         <w:pStyle w:val="Title"/>
       </w:pPr>
       <w:r>
-        <w:t xml:space="preserve">Parasites</w:t>
-      </w:r>
-      <w:r>
-        <w:t xml:space="preserve"> </w:t>
-      </w:r>
-      <w:r>
-        <w:t xml:space="preserve">and</w:t>
-      </w:r>
-      <w:r>
-        <w:t xml:space="preserve"> </w:t>
-      </w:r>
-      <w:r>
-        <w:t xml:space="preserve">host</w:t>
-      </w:r>
-      <w:r>
-        <w:t xml:space="preserve"> </w:t>
-      </w:r>
-      <w:r>
-        <w:t xml:space="preserve">communities</w:t>
+        <w:t xml:space="preserve">Parasites and host communities</w:t>
       </w:r>
     </w:p>
     <w:p>
@@ -38,65 +20,59 @@
     </w:p>
     <w:p>
       <w:pPr>
+        <w:pStyle w:val="Compact"/>
         <w:numPr>
           <w:ilvl w:val="0"/>
           <w:numId w:val="1001"/>
         </w:numPr>
+      </w:pPr>
+      <w:r>
+        <w:t xml:space="preserve">determine the competitive balance between two species, whether one species can invade or coexist with another;</w:t>
+      </w:r>
+    </w:p>
+    <w:p>
+      <w:pPr>
         <w:pStyle w:val="Compact"/>
-      </w:pPr>
-      <w:r>
-        <w:t xml:space="preserve">determine the competitive balance between two species, whether one species can invade or coexist with another;</w:t>
-      </w:r>
-    </w:p>
-    <w:p>
-      <w:pPr>
         <w:numPr>
           <w:ilvl w:val="0"/>
           <w:numId w:val="1001"/>
         </w:numPr>
+      </w:pPr>
+      <w:r>
+        <w:t xml:space="preserve">change the flow of energy through and relative balance of different trophic levels;</w:t>
+      </w:r>
+    </w:p>
+    <w:p>
+      <w:pPr>
         <w:pStyle w:val="Compact"/>
-      </w:pPr>
-      <w:r>
-        <w:t xml:space="preserve">change the flow of energy through and relative balance of different trophic levels;</w:t>
-      </w:r>
-    </w:p>
-    <w:p>
-      <w:pPr>
         <w:numPr>
           <w:ilvl w:val="0"/>
           <w:numId w:val="1001"/>
         </w:numPr>
+      </w:pPr>
+      <w:r>
+        <w:t xml:space="preserve">act as</w:t>
+      </w:r>
+      <w:r>
+        <w:t xml:space="preserve"> </w:t>
+      </w:r>
+      <w:r>
+        <w:t xml:space="preserve">“ecosystem engineers”</w:t>
+      </w:r>
+      <w:r>
+        <w:t xml:space="preserve"> </w:t>
+      </w:r>
+      <w:r>
+        <w:t xml:space="preserve">to change the environment in which other organisms live;</w:t>
+      </w:r>
+    </w:p>
+    <w:p>
+      <w:pPr>
         <w:pStyle w:val="Compact"/>
-      </w:pPr>
-      <w:r>
-        <w:t xml:space="preserve">act as</w:t>
-      </w:r>
-      <w:r>
-        <w:t xml:space="preserve"> </w:t>
-      </w:r>
-      <w:r>
-        <w:t xml:space="preserve">“</w:t>
-      </w:r>
-      <w:r>
-        <w:t xml:space="preserve">ecosystem engineers</w:t>
-      </w:r>
-      <w:r>
-        <w:t xml:space="preserve">”</w:t>
-      </w:r>
-      <w:r>
-        <w:t xml:space="preserve"> </w:t>
-      </w:r>
-      <w:r>
-        <w:t xml:space="preserve">to change the environment in which other organisms live;</w:t>
-      </w:r>
-    </w:p>
-    <w:p>
-      <w:pPr>
         <w:numPr>
           <w:ilvl w:val="0"/>
           <w:numId w:val="1001"/>
         </w:numPr>
-        <w:pStyle w:val="Compact"/>
       </w:pPr>
       <w:r>
         <w:t xml:space="preserve">have cascading effects on entire ecosystems, determining their biomass or diversity.</w:t>
@@ -120,8 +96,8 @@
       </w:pPr>
       <w:r>
         <w:rPr>
+          <w:b/>
           <w:bCs/>
-          <w:b/>
         </w:rPr>
         <w:t xml:space="preserve">Direct</w:t>
       </w:r>
@@ -147,67 +123,67 @@
       </w:pPr>
       <w:r>
         <w:rPr>
+          <w:b/>
           <w:bCs/>
+        </w:rPr>
+        <w:t xml:space="preserve">Indirect interactions</w:t>
+      </w:r>
+      <w:r>
+        <w:t xml:space="preserve">: the direct (-/+) interaction between</w:t>
+      </w:r>
+      <w:r>
+        <w:t xml:space="preserve"> </w:t>
+      </w:r>
+      <w:r>
+        <w:t xml:space="preserve">parasites and one host leads to a change in the interaction between two</w:t>
+      </w:r>
+      <w:r>
+        <w:t xml:space="preserve"> </w:t>
+      </w:r>
+      <w:r>
+        <w:t xml:space="preserve">hosts, or between one host and another species in the community. These</w:t>
+      </w:r>
+      <w:r>
+        <w:t xml:space="preserve"> </w:t>
+      </w:r>
+      <w:r>
+        <w:t xml:space="preserve">interactions can be</w:t>
+      </w:r>
+      <w:r>
+        <w:t xml:space="preserve"> </w:t>
+      </w:r>
+      <w:r>
+        <w:rPr>
           <w:b/>
-        </w:rPr>
-        <w:t xml:space="preserve">Indirect interactions</w:t>
-      </w:r>
-      <w:r>
-        <w:t xml:space="preserve">: the direct (-/+) interaction between</w:t>
-      </w:r>
-      <w:r>
-        <w:t xml:space="preserve"> </w:t>
-      </w:r>
-      <w:r>
-        <w:t xml:space="preserve">parasites and one host leads to a change in the interaction between two</w:t>
-      </w:r>
-      <w:r>
-        <w:t xml:space="preserve"> </w:t>
-      </w:r>
-      <w:r>
-        <w:t xml:space="preserve">hosts, or between one host and another species in the community. These</w:t>
-      </w:r>
-      <w:r>
-        <w:t xml:space="preserve"> </w:t>
-      </w:r>
-      <w:r>
-        <w:t xml:space="preserve">interactions can be</w:t>
-      </w:r>
-      <w:r>
-        <w:t xml:space="preserve"> </w:t>
-      </w:r>
-      <w:r>
-        <w:rPr>
           <w:bCs/>
+        </w:rPr>
+        <w:t xml:space="preserve">density-mediated</w:t>
+      </w:r>
+      <w:r>
+        <w:t xml:space="preserve"> </w:t>
+      </w:r>
+      <w:r>
+        <w:t xml:space="preserve">(parasite changes the</w:t>
+      </w:r>
+      <w:r>
+        <w:t xml:space="preserve"> </w:t>
+      </w:r>
+      <w:r>
+        <w:t xml:space="preserve">population density of the target host, benefiting the second species</w:t>
+      </w:r>
+      <w:r>
+        <w:t xml:space="preserve"> </w:t>
+      </w:r>
+      <w:r>
+        <w:t xml:space="preserve">indirectly) or</w:t>
+      </w:r>
+      <w:r>
+        <w:t xml:space="preserve"> </w:t>
+      </w:r>
+      <w:r>
+        <w:rPr>
           <w:b/>
-        </w:rPr>
-        <w:t xml:space="preserve">density-mediated</w:t>
-      </w:r>
-      <w:r>
-        <w:t xml:space="preserve"> </w:t>
-      </w:r>
-      <w:r>
-        <w:t xml:space="preserve">(parasite changes the</w:t>
-      </w:r>
-      <w:r>
-        <w:t xml:space="preserve"> </w:t>
-      </w:r>
-      <w:r>
-        <w:t xml:space="preserve">population density of the target host, benefiting the second species</w:t>
-      </w:r>
-      <w:r>
-        <w:t xml:space="preserve"> </w:t>
-      </w:r>
-      <w:r>
-        <w:t xml:space="preserve">indirectly) or</w:t>
-      </w:r>
-      <w:r>
-        <w:t xml:space="preserve"> </w:t>
-      </w:r>
-      <w:r>
-        <w:rPr>
           <w:bCs/>
-          <w:b/>
         </w:rPr>
         <w:t xml:space="preserve">trait-mediated</w:t>
       </w:r>
@@ -445,8 +421,8 @@
       </w:pPr>
       <w:r>
         <w:rPr>
-          <w:iCs/>
-          <w:i/>
+          <w:i/>
+          <w:iCs/>
         </w:rPr>
         <w:t xml:space="preserve">Drosophila melanogaster</w:t>
       </w:r>
@@ -458,8 +434,8 @@
       </w:r>
       <w:r>
         <w:rPr>
-          <w:iCs/>
-          <w:i/>
+          <w:i/>
+          <w:iCs/>
         </w:rPr>
         <w:t xml:space="preserve">D. simulans</w:t>
       </w:r>
@@ -471,8 +447,8 @@
       </w:r>
       <w:r>
         <w:rPr>
-          <w:iCs/>
-          <w:i/>
+          <w:i/>
+          <w:iCs/>
         </w:rPr>
         <w:t xml:space="preserve">L. boulardi</w:t>
       </w:r>
@@ -493,8 +469,8 @@
       </w:r>
       <w:r>
         <w:rPr>
-          <w:iCs/>
-          <w:i/>
+          <w:i/>
+          <w:iCs/>
         </w:rPr>
         <w:t xml:space="preserve">melanogaster</w:t>
       </w:r>
@@ -509,8 +485,8 @@
       </w:r>
       <w:r>
         <w:rPr>
-          <w:iCs/>
-          <w:i/>
+          <w:i/>
+          <w:iCs/>
         </w:rPr>
         <w:t xml:space="preserve">boulardi</w:t>
       </w:r>
@@ -528,8 +504,8 @@
       </w:r>
       <w:r>
         <w:rPr>
-          <w:iCs/>
-          <w:i/>
+          <w:i/>
+          <w:iCs/>
         </w:rPr>
         <w:t xml:space="preserve">boulardi</w:t>
       </w:r>
@@ -541,8 +517,8 @@
       </w:r>
       <w:r>
         <w:rPr>
-          <w:iCs/>
-          <w:i/>
+          <w:i/>
+          <w:iCs/>
         </w:rPr>
         <w:t xml:space="preserve">simulans</w:t>
       </w:r>
@@ -563,8 +539,8 @@
       </w:r>
       <w:r>
         <w:rPr>
-          <w:iCs/>
-          <w:i/>
+          <w:i/>
+          <w:iCs/>
         </w:rPr>
         <w:t xml:space="preserve">boulardi</w:t>
       </w:r>
@@ -584,8 +560,8 @@
       </w:pPr>
       <w:r>
         <w:rPr>
-          <w:iCs/>
-          <w:i/>
+          <w:i/>
+          <w:iCs/>
         </w:rPr>
         <w:t xml:space="preserve">Tribolium castaneum</w:t>
       </w:r>
@@ -597,8 +573,8 @@
       </w:r>
       <w:r>
         <w:rPr>
-          <w:iCs/>
-          <w:i/>
+          <w:i/>
+          <w:iCs/>
         </w:rPr>
         <w:t xml:space="preserve">T. confusum</w:t>
       </w:r>
@@ -613,22 +589,22 @@
       </w:r>
       <w:r>
         <w:rPr>
-          <w:iCs/>
-          <w:i/>
+          <w:i/>
+          <w:iCs/>
         </w:rPr>
         <w:t xml:space="preserve">Adelina</w:t>
       </w:r>
       <w:r>
         <w:rPr>
-          <w:iCs/>
-          <w:i/>
-        </w:rPr>
-        <w:t xml:space="preserve"> </w:t>
-      </w:r>
-      <w:r>
-        <w:rPr>
-          <w:iCs/>
-          <w:i/>
+          <w:i/>
+          <w:iCs/>
+        </w:rPr>
+        <w:t xml:space="preserve"> </w:t>
+      </w:r>
+      <w:r>
+        <w:rPr>
+          <w:i/>
+          <w:iCs/>
         </w:rPr>
         <w:t xml:space="preserve">tribolii</w:t>
       </w:r>
@@ -657,8 +633,8 @@
       </w:r>
       <w:r>
         <w:rPr>
+          <w:b/>
           <w:bCs/>
-          <w:b/>
         </w:rPr>
         <w:t xml:space="preserve">outbreeding depression</w:t>
       </w:r>
@@ -678,111 +654,111 @@
     </w:p>
     <w:p>
       <w:pPr>
+        <w:pStyle w:val="Compact"/>
         <w:numPr>
           <w:ilvl w:val="0"/>
           <w:numId w:val="1004"/>
         </w:numPr>
+      </w:pPr>
+      <w:r>
+        <w:t xml:space="preserve">human movement: Europeans to the New World, Europeans to Africa</w:t>
+      </w:r>
+    </w:p>
+    <w:p>
+      <w:pPr>
         <w:pStyle w:val="Compact"/>
-      </w:pPr>
-      <w:r>
-        <w:t xml:space="preserve">human movement: Europeans to the New World, Europeans to Africa</w:t>
-      </w:r>
-    </w:p>
-    <w:p>
-      <w:pPr>
         <w:numPr>
           <w:ilvl w:val="0"/>
           <w:numId w:val="1004"/>
         </w:numPr>
+      </w:pPr>
+      <w:r>
+        <w:t xml:space="preserve">introduced parasites: e.g. </w:t>
+      </w:r>
+      <w:r>
+        <w:rPr>
+          <w:i/>
+          <w:iCs/>
+        </w:rPr>
+        <w:t xml:space="preserve">Acipenser stellatus</w:t>
+      </w:r>
+      <w:r>
+        <w:t xml:space="preserve"> </w:t>
+      </w:r>
+      <w:r>
+        <w:t xml:space="preserve">(from Caspian to Aral Sea), carried</w:t>
+      </w:r>
+      <w:r>
+        <w:t xml:space="preserve"> </w:t>
+      </w:r>
+      <w:r>
+        <w:rPr>
+          <w:i/>
+          <w:iCs/>
+        </w:rPr>
+        <w:t xml:space="preserve">Nitzchia sturionis</w:t>
+      </w:r>
+      <w:r>
+        <w:t xml:space="preserve"> </w:t>
+      </w:r>
+      <w:r>
+        <w:t xml:space="preserve">(gill monogenean), severely reduced populations of</w:t>
+      </w:r>
+      <w:r>
+        <w:t xml:space="preserve"> </w:t>
+      </w:r>
+      <w:r>
+        <w:rPr>
+          <w:i/>
+          <w:iCs/>
+        </w:rPr>
+        <w:t xml:space="preserve">A. nudiventris</w:t>
+      </w:r>
+    </w:p>
+    <w:p>
+      <w:pPr>
         <w:pStyle w:val="Compact"/>
-      </w:pPr>
-      <w:r>
-        <w:t xml:space="preserve">introduced parasites: e.g. </w:t>
-      </w:r>
-      <w:r>
-        <w:rPr>
-          <w:iCs/>
-          <w:i/>
-        </w:rPr>
-        <w:t xml:space="preserve">Acipenser stellatus</w:t>
-      </w:r>
-      <w:r>
-        <w:t xml:space="preserve"> </w:t>
-      </w:r>
-      <w:r>
-        <w:t xml:space="preserve">(from Caspian to Aral Sea), carried</w:t>
-      </w:r>
-      <w:r>
-        <w:t xml:space="preserve"> </w:t>
-      </w:r>
-      <w:r>
-        <w:rPr>
-          <w:iCs/>
-          <w:i/>
-        </w:rPr>
-        <w:t xml:space="preserve">Nitzchia sturionis</w:t>
-      </w:r>
-      <w:r>
-        <w:t xml:space="preserve"> </w:t>
-      </w:r>
-      <w:r>
-        <w:t xml:space="preserve">(gill monogenean), severely reduced populations of</w:t>
-      </w:r>
-      <w:r>
-        <w:t xml:space="preserve"> </w:t>
-      </w:r>
-      <w:r>
-        <w:rPr>
-          <w:iCs/>
-          <w:i/>
-        </w:rPr>
-        <w:t xml:space="preserve">A. nudiventris</w:t>
-      </w:r>
-    </w:p>
-    <w:p>
-      <w:pPr>
         <w:numPr>
           <w:ilvl w:val="0"/>
           <w:numId w:val="1004"/>
         </w:numPr>
+      </w:pPr>
+      <w:r>
+        <w:t xml:space="preserve">Invasive species and the</w:t>
+      </w:r>
+      <w:r>
+        <w:t xml:space="preserve"> </w:t>
+      </w:r>
+      <w:r>
+        <w:rPr>
+          <w:b/>
+          <w:bCs/>
+        </w:rPr>
+        <w:t xml:space="preserve">natural enemy hypothesis</w:t>
+      </w:r>
+      <w:r>
+        <w:t xml:space="preserve"> </w:t>
+      </w:r>
+      <w:r>
+        <w:t xml:space="preserve">(green crabs:</w:t>
+      </w:r>
+      <w:r>
+        <w:t xml:space="preserve"> </w:t>
+      </w:r>
+      <w:r>
+        <w:t xml:space="preserve">Torchin, Lafferty, and Kuris (2001)</w:t>
+      </w:r>
+      <w:r>
+        <w:t xml:space="preserve">)</w:t>
+      </w:r>
+    </w:p>
+    <w:p>
+      <w:pPr>
         <w:pStyle w:val="Compact"/>
-      </w:pPr>
-      <w:r>
-        <w:t xml:space="preserve">Invasive species and the</w:t>
-      </w:r>
-      <w:r>
-        <w:t xml:space="preserve"> </w:t>
-      </w:r>
-      <w:r>
-        <w:rPr>
-          <w:bCs/>
-          <w:b/>
-        </w:rPr>
-        <w:t xml:space="preserve">natural enemy hypothesis</w:t>
-      </w:r>
-      <w:r>
-        <w:t xml:space="preserve"> </w:t>
-      </w:r>
-      <w:r>
-        <w:t xml:space="preserve">(green crabs:</w:t>
-      </w:r>
-      <w:r>
-        <w:t xml:space="preserve"> </w:t>
-      </w:r>
-      <w:r>
-        <w:t xml:space="preserve">Torchin, Lafferty, and Kuris (2001)</w:t>
-      </w:r>
-      <w:r>
-        <w:t xml:space="preserve">)</w:t>
-      </w:r>
-    </w:p>
-    <w:p>
-      <w:pPr>
         <w:numPr>
           <w:ilvl w:val="0"/>
           <w:numId w:val="1004"/>
         </w:numPr>
-        <w:pStyle w:val="Compact"/>
       </w:pPr>
       <w:r>
         <w:t xml:space="preserve">lots more examples:</w:t>
@@ -809,295 +785,295 @@
     </w:p>
     <w:p>
       <w:pPr>
+        <w:pStyle w:val="Compact"/>
         <w:numPr>
           <w:ilvl w:val="0"/>
           <w:numId w:val="1005"/>
         </w:numPr>
+      </w:pPr>
+      <w:r>
+        <w:rPr>
+          <w:i/>
+          <w:iCs/>
+        </w:rPr>
+        <w:t xml:space="preserve">Parelaphostrongylus tenuis</w:t>
+      </w:r>
+      <w:r>
+        <w:t xml:space="preserve"> </w:t>
+      </w:r>
+      <w:r>
+        <w:t xml:space="preserve">(meningeal worm): kills moose (</w:t>
+      </w:r>
+      <w:r>
+        <w:rPr>
+          <w:i/>
+          <w:iCs/>
+        </w:rPr>
+        <w:t xml:space="preserve">Alces alces</w:t>
+      </w:r>
+      <w:r>
+        <w:t xml:space="preserve">) and caribou (</w:t>
+      </w:r>
+      <w:r>
+        <w:rPr>
+          <w:i/>
+          <w:iCs/>
+        </w:rPr>
+        <w:t xml:space="preserve">Rangifer tarandus</w:t>
+      </w:r>
+      <w:r>
+        <w:t xml:space="preserve">) in clinical infections (brain pathology), doesn’t kill white-tailed deer. Moose density inversely correlated with density of</w:t>
+      </w:r>
+      <w:r>
+        <w:t xml:space="preserve"> </w:t>
+      </w:r>
+      <w:r>
+        <w:rPr>
+          <w:i/>
+          <w:iCs/>
+        </w:rPr>
+        <w:t xml:space="preserve">P. tenuis</w:t>
+      </w:r>
+      <w:r>
+        <w:t xml:space="preserve"> </w:t>
+      </w:r>
+      <w:r>
+        <w:t xml:space="preserve">eggs in deer feces.</w:t>
+      </w:r>
+    </w:p>
+    <w:p>
+      <w:pPr>
+        <w:pStyle w:val="FirstParagraph"/>
+      </w:pPr>
+      <w:r>
+        <w:rPr>
+          <w:i/>
+          <w:iCs/>
+        </w:rPr>
+        <w:t xml:space="preserve">P. tenuis</w:t>
+      </w:r>
+      <w:r>
+        <w:t xml:space="preserve"> </w:t>
+      </w:r>
+      <w:r>
+        <w:t xml:space="preserve">has a two-host life cycle, from gastropods which are eaten</w:t>
+      </w:r>
+      <w:r>
+        <w:t xml:space="preserve"> </w:t>
+      </w:r>
+      <w:r>
+        <w:t xml:space="preserve">accidentally by grazing ungulates and back again (via excreted eggs</w:t>
+      </w:r>
+      <w:r>
+        <w:t xml:space="preserve"> </w:t>
+      </w:r>
+      <w:r>
+        <w:t xml:space="preserve">which hatch into larvae and bore into the gastropods when they crawl</w:t>
+      </w:r>
+      <w:r>
+        <w:t xml:space="preserve"> </w:t>
+      </w:r>
+      <w:r>
+        <w:t xml:space="preserve">over the larvae).</w:t>
+      </w:r>
+    </w:p>
+    <w:p>
+      <w:pPr>
+        <w:pStyle w:val="BodyText"/>
+      </w:pPr>
+      <w:r>
+        <w:t xml:space="preserve">In the absence of the worm, moose can outcompete white-tailed deer for</w:t>
+      </w:r>
+      <w:r>
+        <w:t xml:space="preserve"> </w:t>
+      </w:r>
+      <w:r>
+        <w:t xml:space="preserve">forage. Has</w:t>
+      </w:r>
+      <w:r>
+        <w:t xml:space="preserve"> </w:t>
+      </w:r>
+      <w:r>
+        <w:rPr>
+          <w:i/>
+          <w:iCs/>
+        </w:rPr>
+        <w:t xml:space="preserve">P. tenuis</w:t>
+      </w:r>
+      <w:r>
+        <w:t xml:space="preserve"> </w:t>
+      </w:r>
+      <w:r>
+        <w:t xml:space="preserve">has caused the rise of deer and the decline of</w:t>
+      </w:r>
+      <w:r>
+        <w:t xml:space="preserve"> </w:t>
+      </w:r>
+      <w:r>
+        <w:t xml:space="preserve">moose in the southern boreal forest? Do deer and</w:t>
+      </w:r>
+      <w:r>
+        <w:t xml:space="preserve"> </w:t>
+      </w:r>
+      <w:r>
+        <w:rPr>
+          <w:i/>
+          <w:iCs/>
+        </w:rPr>
+        <w:t xml:space="preserve">P. tenuis</w:t>
+      </w:r>
+      <w:r>
+        <w:t xml:space="preserve"> </w:t>
+      </w:r>
+      <w:r>
+        <w:t xml:space="preserve">prevent the</w:t>
+      </w:r>
+      <w:r>
+        <w:t xml:space="preserve"> </w:t>
+      </w:r>
+      <w:r>
+        <w:t xml:space="preserve">reintroduction of moose?</w:t>
+      </w:r>
+    </w:p>
+    <w:p>
+      <w:pPr>
+        <w:pStyle w:val="BodyText"/>
+      </w:pPr>
+      <w:r>
+        <w:t xml:space="preserve">Schmitz and Nudds (1994)</w:t>
+      </w:r>
+      <w:r>
+        <w:t xml:space="preserve">: macroparasite model with two possible definitive</w:t>
+      </w:r>
+      <w:r>
+        <w:t xml:space="preserve"> </w:t>
+      </w:r>
+      <w:r>
+        <w:t xml:space="preserve">hosts, moose and deer, which also compete with each other.</w:t>
+      </w:r>
+      <w:r>
+        <w:t xml:space="preserve"> </w:t>
+      </w:r>
+      <w:r>
+        <w:rPr>
+          <w:i/>
+          <w:iCs/>
+        </w:rPr>
+        <w:t xml:space="preserve">P. tenuis</w:t>
+      </w:r>
+      <w:r>
+        <w:t xml:space="preserve"> </w:t>
+      </w:r>
+      <w:r>
+        <w:t xml:space="preserve">kills moose, no effect on deer. Model suggests that (depending on</w:t>
+      </w:r>
+      <w:r>
+        <w:t xml:space="preserve"> </w:t>
+      </w:r>
+      <w:r>
+        <w:t xml:space="preserve">parameters that we don’t know), moose could outcompete deer, be</w:t>
+      </w:r>
+      <w:r>
+        <w:t xml:space="preserve"> </w:t>
+      </w:r>
+      <w:r>
+        <w:t xml:space="preserve">outcompeted by deer, or coexist even in the presence of deer and</w:t>
+      </w:r>
+      <w:r>
+        <w:t xml:space="preserve"> </w:t>
+      </w:r>
+      <w:r>
+        <w:rPr>
+          <w:i/>
+          <w:iCs/>
+        </w:rPr>
+        <w:t xml:space="preserve">P.</w:t>
+      </w:r>
+      <w:r>
+        <w:rPr>
+          <w:i/>
+          <w:iCs/>
+        </w:rPr>
+        <w:t xml:space="preserve"> </w:t>
+      </w:r>
+      <w:r>
+        <w:rPr>
+          <w:i/>
+          <w:iCs/>
+        </w:rPr>
+        <w:t xml:space="preserve">tenuis</w:t>
+      </w:r>
+      <w:r>
+        <w:t xml:space="preserve">.</w:t>
+      </w:r>
+    </w:p>
+    <w:p>
+      <w:pPr>
         <w:pStyle w:val="Compact"/>
-      </w:pPr>
-      <w:r>
-        <w:rPr>
-          <w:iCs/>
-          <w:i/>
-        </w:rPr>
-        <w:t xml:space="preserve">Parelaphostrongylus tenuis</w:t>
-      </w:r>
-      <w:r>
-        <w:t xml:space="preserve"> </w:t>
-      </w:r>
-      <w:r>
-        <w:t xml:space="preserve">(meningeal worm): kills moose (</w:t>
-      </w:r>
-      <w:r>
-        <w:rPr>
-          <w:iCs/>
-          <w:i/>
-        </w:rPr>
-        <w:t xml:space="preserve">Alces alces</w:t>
-      </w:r>
-      <w:r>
-        <w:t xml:space="preserve">) and caribou (</w:t>
-      </w:r>
-      <w:r>
-        <w:rPr>
-          <w:iCs/>
-          <w:i/>
-        </w:rPr>
-        <w:t xml:space="preserve">Rangifer tarandus</w:t>
-      </w:r>
-      <w:r>
-        <w:t xml:space="preserve">) in clinical infections (brain pathology), doesn’t kill white-tailed deer. Moose density inversely correlated with density of</w:t>
-      </w:r>
-      <w:r>
-        <w:t xml:space="preserve"> </w:t>
-      </w:r>
-      <w:r>
-        <w:rPr>
-          <w:iCs/>
-          <w:i/>
-        </w:rPr>
-        <w:t xml:space="preserve">P. tenuis</w:t>
-      </w:r>
-      <w:r>
-        <w:t xml:space="preserve"> </w:t>
-      </w:r>
-      <w:r>
-        <w:t xml:space="preserve">eggs in deer feces.</w:t>
-      </w:r>
-    </w:p>
-    <w:p>
-      <w:pPr>
-        <w:pStyle w:val="FirstParagraph"/>
-      </w:pPr>
-      <w:r>
-        <w:rPr>
-          <w:iCs/>
-          <w:i/>
-        </w:rPr>
-        <w:t xml:space="preserve">P. tenuis</w:t>
-      </w:r>
-      <w:r>
-        <w:t xml:space="preserve"> </w:t>
-      </w:r>
-      <w:r>
-        <w:t xml:space="preserve">has a two-host life cycle, from gastropods which are eaten</w:t>
-      </w:r>
-      <w:r>
-        <w:t xml:space="preserve"> </w:t>
-      </w:r>
-      <w:r>
-        <w:t xml:space="preserve">accidentally by grazing ungulates and back again (via excreted eggs</w:t>
-      </w:r>
-      <w:r>
-        <w:t xml:space="preserve"> </w:t>
-      </w:r>
-      <w:r>
-        <w:t xml:space="preserve">which hatch into larvae and bore into the gastropods when they crawl</w:t>
-      </w:r>
-      <w:r>
-        <w:t xml:space="preserve"> </w:t>
-      </w:r>
-      <w:r>
-        <w:t xml:space="preserve">over the larvae).</w:t>
-      </w:r>
-    </w:p>
-    <w:p>
-      <w:pPr>
-        <w:pStyle w:val="BodyText"/>
-      </w:pPr>
-      <w:r>
-        <w:t xml:space="preserve">In the absence of the worm, moose can outcompete white-tailed deer for</w:t>
-      </w:r>
-      <w:r>
-        <w:t xml:space="preserve"> </w:t>
-      </w:r>
-      <w:r>
-        <w:t xml:space="preserve">forage. Has</w:t>
-      </w:r>
-      <w:r>
-        <w:t xml:space="preserve"> </w:t>
-      </w:r>
-      <w:r>
-        <w:rPr>
-          <w:iCs/>
-          <w:i/>
-        </w:rPr>
-        <w:t xml:space="preserve">P. tenuis</w:t>
-      </w:r>
-      <w:r>
-        <w:t xml:space="preserve"> </w:t>
-      </w:r>
-      <w:r>
-        <w:t xml:space="preserve">has caused the rise of deer and the decline of</w:t>
-      </w:r>
-      <w:r>
-        <w:t xml:space="preserve"> </w:t>
-      </w:r>
-      <w:r>
-        <w:t xml:space="preserve">moose in the southern boreal forest? Do deer and</w:t>
-      </w:r>
-      <w:r>
-        <w:t xml:space="preserve"> </w:t>
-      </w:r>
-      <w:r>
-        <w:rPr>
-          <w:iCs/>
-          <w:i/>
-        </w:rPr>
-        <w:t xml:space="preserve">P. tenuis</w:t>
-      </w:r>
-      <w:r>
-        <w:t xml:space="preserve"> </w:t>
-      </w:r>
-      <w:r>
-        <w:t xml:space="preserve">prevent the</w:t>
-      </w:r>
-      <w:r>
-        <w:t xml:space="preserve"> </w:t>
-      </w:r>
-      <w:r>
-        <w:t xml:space="preserve">reintroduction of moose?</w:t>
-      </w:r>
-    </w:p>
-    <w:p>
-      <w:pPr>
-        <w:pStyle w:val="BodyText"/>
-      </w:pPr>
-      <w:r>
-        <w:t xml:space="preserve">Schmitz and Nudds (1994)</w:t>
-      </w:r>
-      <w:r>
-        <w:t xml:space="preserve">: macroparasite model with two possible definitive</w:t>
-      </w:r>
-      <w:r>
-        <w:t xml:space="preserve"> </w:t>
-      </w:r>
-      <w:r>
-        <w:t xml:space="preserve">hosts, moose and deer, which also compete with each other.</w:t>
-      </w:r>
-      <w:r>
-        <w:t xml:space="preserve"> </w:t>
-      </w:r>
-      <w:r>
-        <w:rPr>
-          <w:iCs/>
-          <w:i/>
-        </w:rPr>
-        <w:t xml:space="preserve">P. tenuis</w:t>
-      </w:r>
-      <w:r>
-        <w:t xml:space="preserve"> </w:t>
-      </w:r>
-      <w:r>
-        <w:t xml:space="preserve">kills moose, no effect on deer. Model suggests that (depending on</w:t>
-      </w:r>
-      <w:r>
-        <w:t xml:space="preserve"> </w:t>
-      </w:r>
-      <w:r>
-        <w:t xml:space="preserve">parameters that we don’t know), moose could outcompete deer, be</w:t>
-      </w:r>
-      <w:r>
-        <w:t xml:space="preserve"> </w:t>
-      </w:r>
-      <w:r>
-        <w:t xml:space="preserve">outcompeted by deer, or coexist even in the presence of deer and</w:t>
-      </w:r>
-      <w:r>
-        <w:t xml:space="preserve"> </w:t>
-      </w:r>
-      <w:r>
-        <w:rPr>
-          <w:iCs/>
-          <w:i/>
-        </w:rPr>
-        <w:t xml:space="preserve">P.</w:t>
-      </w:r>
-      <w:r>
-        <w:rPr>
-          <w:iCs/>
-          <w:i/>
-        </w:rPr>
-        <w:t xml:space="preserve"> </w:t>
-      </w:r>
-      <w:r>
-        <w:rPr>
-          <w:iCs/>
-          <w:i/>
-        </w:rPr>
-        <w:t xml:space="preserve">tenuis</w:t>
-      </w:r>
-      <w:r>
-        <w:t xml:space="preserve">.</w:t>
-      </w:r>
-    </w:p>
-    <w:p>
-      <w:pPr>
         <w:numPr>
           <w:ilvl w:val="0"/>
           <w:numId w:val="1006"/>
         </w:numPr>
+      </w:pPr>
+      <w:r>
+        <w:t xml:space="preserve">just because a parasite kills a host in a clinical setting doesn’t</w:t>
+      </w:r>
+      <w:r>
+        <w:t xml:space="preserve"> </w:t>
+      </w:r>
+      <w:r>
+        <w:t xml:space="preserve">mean that the parasite will necessary reduce host population</w:t>
+      </w:r>
+      <w:r>
+        <w:t xml:space="preserve"> </w:t>
+      </w:r>
+      <w:r>
+        <w:t xml:space="preserve">significantly</w:t>
+      </w:r>
+    </w:p>
+    <w:p>
+      <w:pPr>
         <w:pStyle w:val="Compact"/>
-      </w:pPr>
-      <w:r>
-        <w:t xml:space="preserve">just because a parasite kills a host in a clinical setting doesn’t</w:t>
-      </w:r>
-      <w:r>
-        <w:t xml:space="preserve"> </w:t>
-      </w:r>
-      <w:r>
-        <w:t xml:space="preserve">mean that the parasite will necessary reduce host population</w:t>
-      </w:r>
-      <w:r>
-        <w:t xml:space="preserve"> </w:t>
-      </w:r>
-      <w:r>
-        <w:t xml:space="preserve">significantly</w:t>
-      </w:r>
-    </w:p>
-    <w:p>
-      <w:pPr>
         <w:numPr>
           <w:ilvl w:val="0"/>
           <w:numId w:val="1006"/>
         </w:numPr>
+      </w:pPr>
+      <w:r>
+        <w:t xml:space="preserve">model identifies sensitive parameters:</w:t>
+      </w:r>
+    </w:p>
+    <w:p>
+      <w:pPr>
         <w:pStyle w:val="Compact"/>
-      </w:pPr>
-      <w:r>
-        <w:t xml:space="preserve">model identifies sensitive parameters:</w:t>
-      </w:r>
-    </w:p>
-    <w:p>
-      <w:pPr>
         <w:numPr>
           <w:ilvl w:val="1"/>
           <w:numId w:val="1007"/>
         </w:numPr>
+      </w:pPr>
+      <w:r>
+        <w:t xml:space="preserve">growth rate of intermediate hosts (gastropods)</w:t>
+      </w:r>
+    </w:p>
+    <w:p>
+      <w:pPr>
         <w:pStyle w:val="Compact"/>
-      </w:pPr>
-      <w:r>
-        <w:t xml:space="preserve">growth rate of intermediate hosts (gastropods)</w:t>
-      </w:r>
-    </w:p>
-    <w:p>
-      <w:pPr>
         <w:numPr>
           <w:ilvl w:val="1"/>
           <w:numId w:val="1007"/>
         </w:numPr>
+      </w:pPr>
+      <w:r>
+        <w:t xml:space="preserve">competitive interaction between moose and deer</w:t>
+      </w:r>
+    </w:p>
+    <w:p>
+      <w:pPr>
         <w:pStyle w:val="Compact"/>
-      </w:pPr>
-      <w:r>
-        <w:t xml:space="preserve">competitive interaction between moose and deer</w:t>
-      </w:r>
-    </w:p>
-    <w:p>
-      <w:pPr>
         <w:numPr>
           <w:ilvl w:val="1"/>
           <w:numId w:val="1007"/>
         </w:numPr>
-        <w:pStyle w:val="Compact"/>
       </w:pPr>
       <w:r>
         <w:t xml:space="preserve">death rate of moose from parasites</w:t>
@@ -1115,127 +1091,121 @@
     </w:p>
     <w:p>
       <w:pPr>
+        <w:pStyle w:val="Compact"/>
         <w:numPr>
           <w:ilvl w:val="0"/>
           <w:numId w:val="1008"/>
         </w:numPr>
+      </w:pPr>
+      <w:r>
+        <w:rPr>
+          <w:b/>
+          <w:bCs/>
+        </w:rPr>
+        <w:t xml:space="preserve">Trophic cascades</w:t>
+      </w:r>
+      <w:r>
+        <w:t xml:space="preserve">: alternating changes in density at odd vs. even a</w:t>
+      </w:r>
+      <w:r>
+        <w:t xml:space="preserve"> </w:t>
+      </w:r>
+      <w:r>
+        <w:t xml:space="preserve">food chain (prey decrease, prey’s prey increase, etc.). Can parasites be</w:t>
+      </w:r>
+      <w:r>
+        <w:t xml:space="preserve"> </w:t>
+      </w:r>
+      <w:r>
+        <w:t xml:space="preserve">“top predators”</w:t>
+      </w:r>
+      <w:r>
+        <w:t xml:space="preserve"> </w:t>
+      </w:r>
+      <w:r>
+        <w:t xml:space="preserve">in these cases?</w:t>
+      </w:r>
+    </w:p>
+    <w:p>
+      <w:pPr>
         <w:pStyle w:val="Compact"/>
-      </w:pPr>
-      <w:r>
-        <w:rPr>
-          <w:bCs/>
-          <w:b/>
-        </w:rPr>
-        <w:t xml:space="preserve">Trophic cascades</w:t>
-      </w:r>
-      <w:r>
-        <w:t xml:space="preserve">: alternating changes in density at odd vs. even a</w:t>
-      </w:r>
-      <w:r>
-        <w:t xml:space="preserve"> </w:t>
-      </w:r>
-      <w:r>
-        <w:t xml:space="preserve">food chain (prey decrease, prey’s prey increase, etc.). Can parasites be</w:t>
-      </w:r>
-      <w:r>
-        <w:t xml:space="preserve"> </w:t>
-      </w:r>
-      <w:r>
-        <w:t xml:space="preserve">“</w:t>
-      </w:r>
-      <w:r>
-        <w:t xml:space="preserve">top predators</w:t>
-      </w:r>
-      <w:r>
-        <w:t xml:space="preserve">”</w:t>
-      </w:r>
-      <w:r>
-        <w:t xml:space="preserve"> </w:t>
-      </w:r>
-      <w:r>
-        <w:t xml:space="preserve">in these cases?</w:t>
-      </w:r>
-    </w:p>
-    <w:p>
-      <w:pPr>
         <w:numPr>
           <w:ilvl w:val="0"/>
           <w:numId w:val="1008"/>
         </w:numPr>
+      </w:pPr>
+      <w:r>
+        <w:t xml:space="preserve">Cestodes/killifish/seabirds: whether this helps or hurts the predator</w:t>
+      </w:r>
+      <w:r>
+        <w:t xml:space="preserve"> </w:t>
+      </w:r>
+      <w:r>
+        <w:t xml:space="preserve">(individual or population) depends on level of parasitism, costs,</w:t>
+      </w:r>
+      <w:r>
+        <w:t xml:space="preserve"> </w:t>
+      </w:r>
+      <w:r>
+        <w:t xml:space="preserve">benefits. Predator population size might be max. with no parasites, but</w:t>
+      </w:r>
+      <w:r>
+        <w:t xml:space="preserve"> </w:t>
+      </w:r>
+      <w:r>
+        <w:t xml:space="preserve">individual decisions (presumably) maximize individual fitness.</w:t>
+      </w:r>
+    </w:p>
+    <w:p>
+      <w:pPr>
         <w:pStyle w:val="Compact"/>
-      </w:pPr>
-      <w:r>
-        <w:t xml:space="preserve">Cestodes/killifish/seabirds: whether this helps or hurts the predator</w:t>
-      </w:r>
-      <w:r>
-        <w:t xml:space="preserve"> </w:t>
-      </w:r>
-      <w:r>
-        <w:t xml:space="preserve">(individual or population) depends on level of parasitism, costs,</w:t>
-      </w:r>
-      <w:r>
-        <w:t xml:space="preserve"> </w:t>
-      </w:r>
-      <w:r>
-        <w:t xml:space="preserve">benefits. Predator population size might be max. with no parasites, but</w:t>
-      </w:r>
-      <w:r>
-        <w:t xml:space="preserve"> </w:t>
-      </w:r>
-      <w:r>
-        <w:t xml:space="preserve">individual decisions (presumably) maximize individual fitness.</w:t>
-      </w:r>
-    </w:p>
-    <w:p>
-      <w:pPr>
         <w:numPr>
           <w:ilvl w:val="0"/>
           <w:numId w:val="1008"/>
         </w:numPr>
+      </w:pPr>
+      <w:r>
+        <w:t xml:space="preserve">Toxoplasma-induced bottom-up trophic cascades (??):</w:t>
+      </w:r>
+      <w:r>
+        <w:t xml:space="preserve"> </w:t>
+      </w:r>
+      <w:r>
+        <w:t xml:space="preserve">Skorping and Högstedt (2001)</w:t>
+      </w:r>
+      <w:r>
+        <w:t xml:space="preserve">/</w:t>
+      </w:r>
+      <w:r>
+        <w:t xml:space="preserve">Pusenius and Ostfeld (2000)</w:t>
+      </w:r>
+      <w:r>
+        <w:t xml:space="preserve">:</w:t>
+      </w:r>
+      <w:r>
+        <w:t xml:space="preserve"> </w:t>
+      </w:r>
+      <w:r>
+        <w:rPr>
+          <w:i/>
+          <w:iCs/>
+        </w:rPr>
+        <w:t xml:space="preserve">more</w:t>
+      </w:r>
+      <w:r>
+        <w:t xml:space="preserve"> </w:t>
+      </w:r>
+      <w:r>
+        <w:t xml:space="preserve">seeds eaten in the presence of stoats than in their absence!)</w:t>
+      </w:r>
+    </w:p>
+    <w:p>
+      <w:pPr>
         <w:pStyle w:val="Compact"/>
-      </w:pPr>
-      <w:r>
-        <w:t xml:space="preserve">Toxoplasma-induced bottom-up trophic cascades (??):</w:t>
-      </w:r>
-      <w:r>
-        <w:t xml:space="preserve"> </w:t>
-      </w:r>
-      <w:r>
-        <w:t xml:space="preserve">Skorping and Högstedt (2001)</w:t>
-      </w:r>
-      <w:r>
-        <w:t xml:space="preserve">/</w:t>
-      </w:r>
-      <w:r>
-        <w:t xml:space="preserve">Pusenius and Ostfeld (2000)</w:t>
-      </w:r>
-      <w:r>
-        <w:t xml:space="preserve">:</w:t>
-      </w:r>
-      <w:r>
-        <w:t xml:space="preserve"> </w:t>
-      </w:r>
-      <w:r>
-        <w:rPr>
-          <w:iCs/>
-          <w:i/>
-        </w:rPr>
-        <w:t xml:space="preserve">more</w:t>
-      </w:r>
-      <w:r>
-        <w:t xml:space="preserve"> </w:t>
-      </w:r>
-      <w:r>
-        <w:t xml:space="preserve">seeds eaten in the presence of stoats than in their absence!)</w:t>
-      </w:r>
-    </w:p>
-    <w:p>
-      <w:pPr>
         <w:numPr>
           <w:ilvl w:val="0"/>
           <w:numId w:val="1008"/>
         </w:numPr>
-        <w:pStyle w:val="Compact"/>
       </w:pPr>
       <w:r>
         <w:t xml:space="preserve">Increased flow through food webs, ecosystem efficiency?</w:t>
@@ -1253,11 +1223,11 @@
     </w:p>
     <w:p>
       <w:pPr>
+        <w:pStyle w:val="Compact"/>
         <w:numPr>
           <w:ilvl w:val="0"/>
           <w:numId w:val="1009"/>
         </w:numPr>
-        <w:pStyle w:val="Compact"/>
       </w:pPr>
       <w:r>
         <w:t xml:space="preserve">Parasitized cockles</w:t>
@@ -1275,13 +1245,7 @@
         <w:t xml:space="preserve"> </w:t>
       </w:r>
       <w:r>
-        <w:t xml:space="preserve">“</w:t>
-      </w:r>
-      <w:r>
-        <w:t xml:space="preserve">arrows</w:t>
-      </w:r>
-      <w:r>
-        <w:t xml:space="preserve">”</w:t>
+        <w:t xml:space="preserve">“arrows”</w:t>
       </w:r>
       <w:r>
         <w:t xml:space="preserve"> </w:t>
@@ -1302,11 +1266,11 @@
     </w:p>
     <w:p>
       <w:pPr>
+        <w:pStyle w:val="Compact"/>
         <w:numPr>
           <w:ilvl w:val="0"/>
           <w:numId w:val="1010"/>
         </w:numPr>
-        <w:pStyle w:val="Compact"/>
       </w:pPr>
       <w:r>
         <w:t xml:space="preserve">rinderpest</w:t>
@@ -1405,41 +1369,41 @@
     </w:p>
     <w:p>
       <w:pPr>
+        <w:pStyle w:val="Compact"/>
         <w:numPr>
           <w:ilvl w:val="0"/>
           <w:numId w:val="1010"/>
         </w:numPr>
+      </w:pPr>
+      <w:r>
+        <w:t xml:space="preserve">Serengeti</w:t>
+      </w:r>
+    </w:p>
+    <w:p>
+      <w:pPr>
         <w:pStyle w:val="Compact"/>
-      </w:pPr>
-      <w:r>
-        <w:t xml:space="preserve">Serengeti</w:t>
-      </w:r>
-    </w:p>
-    <w:p>
-      <w:pPr>
         <w:numPr>
           <w:ilvl w:val="1"/>
           <w:numId w:val="1011"/>
         </w:numPr>
+      </w:pPr>
+      <w:r>
+        <w:t xml:space="preserve">rinderpest, ungulates, vegetation, trypanosome interaction</w:t>
+      </w:r>
+      <w:r>
+        <w:t xml:space="preserve"> </w:t>
+      </w:r>
+      <w:r>
+        <w:t xml:space="preserve">(Pearce 2000)</w:t>
+      </w:r>
+    </w:p>
+    <w:p>
+      <w:pPr>
         <w:pStyle w:val="Compact"/>
-      </w:pPr>
-      <w:r>
-        <w:t xml:space="preserve">rinderpest, ungulates, vegetation, trypanosome interaction</w:t>
-      </w:r>
-      <w:r>
-        <w:t xml:space="preserve"> </w:t>
-      </w:r>
-      <w:r>
-        <w:t xml:space="preserve">(Pearce 2000)</w:t>
-      </w:r>
-    </w:p>
-    <w:p>
-      <w:pPr>
         <w:numPr>
           <w:ilvl w:val="1"/>
           <w:numId w:val="1011"/>
         </w:numPr>
-        <w:pStyle w:val="Compact"/>
       </w:pPr>
       <w:r>
         <w:t xml:space="preserve">Holdo et al. (2009)</w:t>
@@ -1497,41 +1461,41 @@
     </w:p>
     <w:p>
       <w:pPr>
+        <w:pStyle w:val="Compact"/>
         <w:numPr>
           <w:ilvl w:val="0"/>
           <w:numId w:val="1012"/>
         </w:numPr>
+      </w:pPr>
+      <w:r>
+        <w:t xml:space="preserve">Chestnut blight (hypovirulence, fungal superparasites)</w:t>
+      </w:r>
+    </w:p>
+    <w:p>
+      <w:pPr>
         <w:pStyle w:val="Compact"/>
-      </w:pPr>
-      <w:r>
-        <w:t xml:space="preserve">Chestnut blight (hypovirulence, fungal superparasites)</w:t>
-      </w:r>
-    </w:p>
-    <w:p>
-      <w:pPr>
         <w:numPr>
           <w:ilvl w:val="0"/>
           <w:numId w:val="1012"/>
         </w:numPr>
+      </w:pPr>
+      <w:r>
+        <w:t xml:space="preserve">Cascading effects of myxomatosis in Australia and Britain</w:t>
+      </w:r>
+      <w:r>
+        <w:t xml:space="preserve"> </w:t>
+      </w:r>
+      <w:r>
+        <w:t xml:space="preserve">(Sumption and Flowerdew 1985)</w:t>
+      </w:r>
+    </w:p>
+    <w:p>
+      <w:pPr>
         <w:pStyle w:val="Compact"/>
-      </w:pPr>
-      <w:r>
-        <w:t xml:space="preserve">Cascading effects of myxomatosis in Australia and Britain</w:t>
-      </w:r>
-      <w:r>
-        <w:t xml:space="preserve"> </w:t>
-      </w:r>
-      <w:r>
-        <w:t xml:space="preserve">(Sumption and Flowerdew 1985)</w:t>
-      </w:r>
-    </w:p>
-    <w:p>
-      <w:pPr>
         <w:numPr>
           <w:ilvl w:val="1"/>
           <w:numId w:val="1013"/>
         </w:numPr>
-        <w:pStyle w:val="Compact"/>
       </w:pPr>
       <w:r>
         <w:t xml:space="preserve">Britain: post 1954-55, increased woodland regeneration and increased grassland and cereal production</w:t>
@@ -1547,8 +1511,8 @@
       </w:r>
       <w:r>
         <w:rPr>
-          <w:iCs/>
-          <w:i/>
+          <w:i/>
+          <w:iCs/>
         </w:rPr>
         <w:t xml:space="preserve">Maculinea arion</w:t>
       </w:r>
@@ -1580,107 +1544,101 @@
     </w:p>
     <w:p>
       <w:pPr>
+        <w:pStyle w:val="Compact"/>
         <w:numPr>
           <w:ilvl w:val="0"/>
           <w:numId w:val="1014"/>
         </w:numPr>
+      </w:pPr>
+      <w:r>
+        <w:t xml:space="preserve">“Keeping the herds healthy”</w:t>
+      </w:r>
+      <w:r>
+        <w:t xml:space="preserve">: when is predator removal bad for hosts?</w:t>
+      </w:r>
+    </w:p>
+    <w:p>
+      <w:pPr>
         <w:pStyle w:val="Compact"/>
-      </w:pPr>
-      <w:r>
-        <w:t xml:space="preserve">“</w:t>
-      </w:r>
-      <w:r>
-        <w:t xml:space="preserve">Keeping the herds healthy</w:t>
-      </w:r>
-      <w:r>
-        <w:t xml:space="preserve">”</w:t>
-      </w:r>
-      <w:r>
-        <w:t xml:space="preserve">: when is predator removal bad for hosts?</w:t>
-      </w:r>
-    </w:p>
-    <w:p>
-      <w:pPr>
         <w:numPr>
           <w:ilvl w:val="0"/>
           <w:numId w:val="1014"/>
         </w:numPr>
+      </w:pPr>
+      <w:r>
+        <w:t xml:space="preserve">Packer et al. (2003)</w:t>
+      </w:r>
+      <w:r>
+        <w:t xml:space="preserve">,</w:t>
+      </w:r>
+      <w:r>
+        <w:t xml:space="preserve"> </w:t>
+      </w:r>
+      <w:r>
+        <w:t xml:space="preserve">Kevin D. Lafferty (2004)</w:t>
+      </w:r>
+    </w:p>
+    <w:p>
+      <w:pPr>
         <w:pStyle w:val="Compact"/>
-      </w:pPr>
-      <w:r>
-        <w:t xml:space="preserve">Packer et al. (2003)</w:t>
-      </w:r>
-      <w:r>
-        <w:t xml:space="preserve">,</w:t>
-      </w:r>
-      <w:r>
-        <w:t xml:space="preserve"> </w:t>
-      </w:r>
-      <w:r>
-        <w:t xml:space="preserve">Kevin D. Lafferty (2004)</w:t>
-      </w:r>
-    </w:p>
-    <w:p>
-      <w:pPr>
         <w:numPr>
           <w:ilvl w:val="0"/>
           <w:numId w:val="1014"/>
         </w:numPr>
+      </w:pPr>
+      <w:r>
+        <w:t xml:space="preserve">competing effects</w:t>
+      </w:r>
+    </w:p>
+    <w:p>
+      <w:pPr>
         <w:pStyle w:val="Compact"/>
-      </w:pPr>
-      <w:r>
-        <w:t xml:space="preserve">competing effects</w:t>
-      </w:r>
-    </w:p>
-    <w:p>
-      <w:pPr>
         <w:numPr>
           <w:ilvl w:val="1"/>
           <w:numId w:val="1015"/>
         </w:numPr>
+      </w:pPr>
+      <w:r>
+        <w:t xml:space="preserve">kill infected individuals, reduce density</w:t>
+      </w:r>
+    </w:p>
+    <w:p>
+      <w:pPr>
         <w:pStyle w:val="Compact"/>
-      </w:pPr>
-      <w:r>
-        <w:t xml:space="preserve">kill infected individuals, reduce density</w:t>
-      </w:r>
-    </w:p>
-    <w:p>
-      <w:pPr>
         <w:numPr>
           <w:ilvl w:val="1"/>
           <w:numId w:val="1015"/>
         </w:numPr>
+      </w:pPr>
+      <w:r>
+        <w:rPr>
+          <w:i/>
+          <w:iCs/>
+        </w:rPr>
+        <w:t xml:space="preserve">inverse</w:t>
+      </w:r>
+      <w:r>
+        <w:t xml:space="preserve"> </w:t>
+      </w:r>
+      <w:r>
+        <w:t xml:space="preserve">density dependence (e.g. vector-borne transmission)?</w:t>
+      </w:r>
+    </w:p>
+    <w:p>
+      <w:pPr>
+        <w:pStyle w:val="BlockText"/>
+      </w:pPr>
+      <w:r>
+        <w:t xml:space="preserve">In general, predator removal is more likely to be harmful [i.e. increase parasitism] when the parasite is highly virulent, macroparasites are highly aggregated in their prey, hosts are long-lived and the predators select infected prey</w:t>
+      </w:r>
+    </w:p>
+    <w:p>
+      <w:pPr>
         <w:pStyle w:val="Compact"/>
-      </w:pPr>
-      <w:r>
-        <w:rPr>
-          <w:iCs/>
-          <w:i/>
-        </w:rPr>
-        <w:t xml:space="preserve">inverse</w:t>
-      </w:r>
-      <w:r>
-        <w:t xml:space="preserve"> </w:t>
-      </w:r>
-      <w:r>
-        <w:t xml:space="preserve">density dependence (e.g. vector-borne transmission)?</w:t>
-      </w:r>
-    </w:p>
-    <w:p>
-      <w:pPr>
-        <w:pStyle w:val="BlockText"/>
-      </w:pPr>
-      <w:r>
-        <w:t xml:space="preserve">In general, predator removal is more likely to be harmful [i.e. increase parasitism] when the parasite is highly virulent, macroparasites are highly aggregated in their prey, hosts are long-lived and the predators select infected prey</w:t>
-      </w:r>
-    </w:p>
-    <w:p>
-      <w:pPr>
         <w:numPr>
           <w:ilvl w:val="0"/>
           <w:numId w:val="1016"/>
         </w:numPr>
-        <w:pStyle w:val="Compact"/>
       </w:pPr>
       <w:r>
         <w:t xml:space="preserve">Richards, Drake, and Ezenwa (2021)</w:t>
@@ -1810,8 +1768,8 @@
       </w:r>
       <w:r>
         <w:rPr>
-          <w:iCs/>
-          <w:i/>
+          <w:i/>
+          <w:iCs/>
         </w:rPr>
         <w:t xml:space="preserve">Biodiversity &amp; Conservation</w:t>
       </w:r>
@@ -1925,8 +1883,8 @@
       </w:r>
       <w:r>
         <w:rPr>
-          <w:iCs/>
-          <w:i/>
+          <w:i/>
+          <w:iCs/>
         </w:rPr>
         <w:t xml:space="preserve">PLoS Biol</w:t>
       </w:r>
@@ -1971,8 +1929,8 @@
       </w:r>
       <w:r>
         <w:rPr>
-          <w:iCs/>
-          <w:i/>
+          <w:i/>
+          <w:iCs/>
         </w:rPr>
         <w:t xml:space="preserve">Journal of Fish Biology</w:t>
       </w:r>
@@ -2062,8 +2020,8 @@
       </w:r>
       <w:r>
         <w:rPr>
-          <w:iCs/>
-          <w:i/>
+          <w:i/>
+          <w:iCs/>
         </w:rPr>
         <w:t xml:space="preserve">Ecological Applications</w:t>
       </w:r>
@@ -2108,8 +2066,8 @@
       </w:r>
       <w:r>
         <w:rPr>
-          <w:iCs/>
-          <w:i/>
+          <w:i/>
+          <w:iCs/>
         </w:rPr>
         <w:t xml:space="preserve">Ecology Letters</w:t>
       </w:r>
@@ -2223,8 +2181,8 @@
       </w:r>
       <w:r>
         <w:rPr>
-          <w:iCs/>
-          <w:i/>
+          <w:i/>
+          <w:iCs/>
         </w:rPr>
         <w:t xml:space="preserve">Ecological Monographs</w:t>
       </w:r>
@@ -2278,8 +2236,8 @@
       </w:r>
       <w:r>
         <w:rPr>
-          <w:iCs/>
-          <w:i/>
+          <w:i/>
+          <w:iCs/>
         </w:rPr>
         <w:t xml:space="preserve">New Scientist</w:t>
       </w:r>
@@ -2324,8 +2282,8 @@
       </w:r>
       <w:r>
         <w:rPr>
-          <w:iCs/>
-          <w:i/>
+          <w:i/>
+          <w:iCs/>
         </w:rPr>
         <w:t xml:space="preserve">Oikos</w:t>
       </w:r>
@@ -2382,8 +2340,8 @@
       </w:r>
       <w:r>
         <w:rPr>
-          <w:iCs/>
-          <w:i/>
+          <w:i/>
+          <w:iCs/>
         </w:rPr>
         <w:t xml:space="preserve">Ecology Letters</w:t>
       </w:r>
@@ -2521,8 +2479,8 @@
       </w:r>
       <w:r>
         <w:rPr>
-          <w:iCs/>
-          <w:i/>
+          <w:i/>
+          <w:iCs/>
         </w:rPr>
         <w:t xml:space="preserve">Ecological Applications</w:t>
       </w:r>
@@ -2567,8 +2525,8 @@
       </w:r>
       <w:r>
         <w:rPr>
-          <w:iCs/>
-          <w:i/>
+          <w:i/>
+          <w:iCs/>
         </w:rPr>
         <w:t xml:space="preserve">Oikos</w:t>
       </w:r>
@@ -2613,8 +2571,8 @@
       </w:r>
       <w:r>
         <w:rPr>
-          <w:iCs/>
-          <w:i/>
+          <w:i/>
+          <w:iCs/>
         </w:rPr>
         <w:t xml:space="preserve">Functional Ecology</w:t>
       </w:r>
@@ -2689,8 +2647,8 @@
       </w:r>
       <w:r>
         <w:rPr>
-          <w:iCs/>
-          <w:i/>
+          <w:i/>
+          <w:iCs/>
         </w:rPr>
         <w:t xml:space="preserve">Mammal Review</w:t>
       </w:r>
@@ -2735,8 +2693,8 @@
       </w:r>
       <w:r>
         <w:rPr>
-          <w:iCs/>
-          <w:i/>
+          <w:i/>
+          <w:iCs/>
         </w:rPr>
         <w:t xml:space="preserve">Parasitology</w:t>
       </w:r>
@@ -2799,8 +2757,8 @@
       </w:r>
       <w:r>
         <w:rPr>
-          <w:iCs/>
-          <w:i/>
+          <w:i/>
+          <w:iCs/>
         </w:rPr>
         <w:t xml:space="preserve">Oikos</w:t>
       </w:r>
@@ -2887,8 +2845,8 @@
       </w:r>
       <w:r>
         <w:rPr>
-          <w:iCs/>
-          <w:i/>
+          <w:i/>
+          <w:iCs/>
         </w:rPr>
         <w:t xml:space="preserve">Biological Invasions</w:t>
       </w:r>
@@ -2927,7 +2885,7 @@
         <w:pStyle w:val="FirstParagraph"/>
       </w:pPr>
       <w:r>
-        <w:t xml:space="preserve">Last updated: 2023-10-15 16:00:44.269943</w:t>
+        <w:t xml:space="preserve">Last updated: 2025-08-21 15:00:53.388452</w:t>
       </w:r>
     </w:p>
     <w:bookmarkEnd w:id="79"/>
@@ -2962,14 +2920,14 @@
 <file path=word/numbering.xml><?xml version="1.0" encoding="utf-8"?>
 <w:numbering xmlns:w="http://schemas.openxmlformats.org/wordprocessingml/2006/main">
   <w:abstractNum w:abstractNumId="990">
-    <w:nsid w:val="A990"/>
+    <w:nsid w:val="0000A990"/>
     <w:multiLevelType w:val="multilevel"/>
     <w:lvl w:ilvl="0">
       <w:numFmt w:val="bullet"/>
       <w:lvlText w:val=" "/>
       <w:lvlJc w:val="left"/>
       <w:pPr>
-        <w:ind w:left="720" w:hanging="480"/>
+        <w:ind w:left="720" w:hanging="360"/>
       </w:pPr>
     </w:lvl>
     <w:lvl w:ilvl="1">
@@ -2977,7 +2935,7 @@
       <w:lvlText w:val=" "/>
       <w:lvlJc w:val="left"/>
       <w:pPr>
-        <w:ind w:left="1440" w:hanging="480"/>
+        <w:ind w:left="1440" w:hanging="360"/>
       </w:pPr>
     </w:lvl>
     <w:lvl w:ilvl="2">
@@ -2985,7 +2943,7 @@
       <w:lvlText w:val=" "/>
       <w:lvlJc w:val="left"/>
       <w:pPr>
-        <w:ind w:left="2160" w:hanging="480"/>
+        <w:ind w:left="2160" w:hanging="360"/>
       </w:pPr>
     </w:lvl>
     <w:lvl w:ilvl="3">
@@ -2993,7 +2951,7 @@
       <w:lvlText w:val=" "/>
       <w:lvlJc w:val="left"/>
       <w:pPr>
-        <w:ind w:left="2880" w:hanging="480"/>
+        <w:ind w:left="2880" w:hanging="360"/>
       </w:pPr>
     </w:lvl>
     <w:lvl w:ilvl="4">
@@ -3001,7 +2959,7 @@
       <w:lvlText w:val=" "/>
       <w:lvlJc w:val="left"/>
       <w:pPr>
-        <w:ind w:left="3600" w:hanging="480"/>
+        <w:ind w:left="3600" w:hanging="360"/>
       </w:pPr>
     </w:lvl>
     <w:lvl w:ilvl="5">
@@ -3009,7 +2967,7 @@
       <w:lvlText w:val=" "/>
       <w:lvlJc w:val="left"/>
       <w:pPr>
-        <w:ind w:left="4320" w:hanging="480"/>
+        <w:ind w:left="4320" w:hanging="360"/>
       </w:pPr>
     </w:lvl>
     <w:lvl w:ilvl="6">
@@ -3017,7 +2975,7 @@
       <w:lvlText w:val=" "/>
       <w:lvlJc w:val="left"/>
       <w:pPr>
-        <w:ind w:left="5040" w:hanging="480"/>
+        <w:ind w:left="5040" w:hanging="360"/>
       </w:pPr>
     </w:lvl>
     <w:lvl w:ilvl="7">
@@ -3025,7 +2983,7 @@
       <w:lvlText w:val=" "/>
       <w:lvlJc w:val="left"/>
       <w:pPr>
-        <w:ind w:left="5760" w:hanging="480"/>
+        <w:ind w:left="5760" w:hanging="360"/>
       </w:pPr>
     </w:lvl>
     <w:lvl w:ilvl="8">
@@ -3033,84 +2991,111 @@
       <w:lvlText w:val=" "/>
       <w:lvlJc w:val="left"/>
       <w:pPr>
-        <w:ind w:left="6480" w:hanging="480"/>
+        <w:ind w:left="6480" w:hanging="360"/>
       </w:pPr>
     </w:lvl>
   </w:abstractNum>
   <w:abstractNum w:abstractNumId="991">
-    <w:nsid w:val="A991"/>
+    <w:nsid w:val="0000A991"/>
     <w:multiLevelType w:val="multilevel"/>
     <w:lvl w:ilvl="0">
       <w:numFmt w:val="bullet"/>
-      <w:lvlText w:val="•"/>
+      <w:lvlText w:val=""/>
       <w:lvlJc w:val="left"/>
       <w:pPr>
-        <w:ind w:left="720" w:hanging="480"/>
-      </w:pPr>
+        <w:ind w:left="720" w:hanging="360"/>
+      </w:pPr>
+      <w:rPr>
+        <w:rFonts w:ascii="Symbol" w:hAnsi="Symbol" w:cs="Symbol" w:hint="default"/>
+      </w:rPr>
     </w:lvl>
     <w:lvl w:ilvl="1">
       <w:numFmt w:val="bullet"/>
-      <w:lvlText w:val="–"/>
+      <w:lvlText w:val="o"/>
       <w:lvlJc w:val="left"/>
       <w:pPr>
-        <w:ind w:left="1440" w:hanging="480"/>
-      </w:pPr>
+        <w:ind w:left="1440" w:hanging="360"/>
+      </w:pPr>
+      <w:rPr>
+        <w:rFonts w:ascii="Courier New" w:hAnsi="Courier New" w:cs="Courier New" w:hint="default"/>
+      </w:rPr>
     </w:lvl>
     <w:lvl w:ilvl="2">
       <w:numFmt w:val="bullet"/>
-      <w:lvlText w:val="•"/>
+      <w:lvlText w:val=""/>
       <w:lvlJc w:val="left"/>
       <w:pPr>
-        <w:ind w:left="2160" w:hanging="480"/>
-      </w:pPr>
+        <w:ind w:left="2160" w:hanging="360"/>
+      </w:pPr>
+      <w:rPr>
+        <w:rFonts w:ascii="Wingdings" w:hAnsi="Wingdings" w:cs="Wingdings" w:hint="default"/>
+      </w:rPr>
     </w:lvl>
     <w:lvl w:ilvl="3">
       <w:numFmt w:val="bullet"/>
-      <w:lvlText w:val="–"/>
+      <w:lvlText w:val=""/>
       <w:lvlJc w:val="left"/>
       <w:pPr>
-        <w:ind w:left="2880" w:hanging="480"/>
-      </w:pPr>
+        <w:ind w:left="2880" w:hanging="360"/>
+      </w:pPr>
+      <w:rPr>
+        <w:rFonts w:ascii="Symbol" w:hAnsi="Symbol" w:cs="Symbol" w:hint="default"/>
+      </w:rPr>
     </w:lvl>
     <w:lvl w:ilvl="4">
       <w:numFmt w:val="bullet"/>
-      <w:lvlText w:val="•"/>
+      <w:lvlText w:val="o"/>
       <w:lvlJc w:val="left"/>
       <w:pPr>
-        <w:ind w:left="3600" w:hanging="480"/>
-      </w:pPr>
+        <w:ind w:left="3600" w:hanging="360"/>
+      </w:pPr>
+      <w:rPr>
+        <w:rFonts w:ascii="Courier New" w:hAnsi="Courier New" w:cs="Courier New" w:hint="default"/>
+      </w:rPr>
     </w:lvl>
     <w:lvl w:ilvl="5">
       <w:numFmt w:val="bullet"/>
-      <w:lvlText w:val="–"/>
+      <w:lvlText w:val=""/>
       <w:lvlJc w:val="left"/>
       <w:pPr>
-        <w:ind w:left="4320" w:hanging="480"/>
-      </w:pPr>
+        <w:ind w:left="4320" w:hanging="360"/>
+      </w:pPr>
+      <w:rPr>
+        <w:rFonts w:ascii="Wingdings" w:hAnsi="Wingdings" w:cs="Wingdings" w:hint="default"/>
+      </w:rPr>
     </w:lvl>
     <w:lvl w:ilvl="6">
       <w:numFmt w:val="bullet"/>
-      <w:lvlText w:val="•"/>
+      <w:lvlText w:val=""/>
       <w:lvlJc w:val="left"/>
       <w:pPr>
-        <w:ind w:left="5040" w:hanging="480"/>
-      </w:pPr>
+        <w:ind w:left="5040" w:hanging="360"/>
+      </w:pPr>
+      <w:rPr>
+        <w:rFonts w:ascii="Symbol" w:hAnsi="Symbol" w:cs="Symbol" w:hint="default"/>
+      </w:rPr>
     </w:lvl>
     <w:lvl w:ilvl="7">
       <w:numFmt w:val="bullet"/>
-      <w:lvlText w:val="–"/>
+      <w:lvlText w:val="o"/>
       <w:lvlJc w:val="left"/>
       <w:pPr>
-        <w:ind w:left="5760" w:hanging="480"/>
-      </w:pPr>
+        <w:ind w:left="5760" w:hanging="360"/>
+      </w:pPr>
+      <w:rPr>
+        <w:rFonts w:ascii="Courier New" w:hAnsi="Courier New" w:cs="Courier New" w:hint="default"/>
+      </w:rPr>
     </w:lvl>
     <w:lvl w:ilvl="8">
       <w:numFmt w:val="bullet"/>
-      <w:lvlText w:val="•"/>
+      <w:lvlText w:val=""/>
       <w:lvlJc w:val="left"/>
       <w:pPr>
-        <w:ind w:left="6480" w:hanging="480"/>
-      </w:pPr>
+        <w:ind w:left="6480" w:hanging="360"/>
+      </w:pPr>
+      <w:rPr>
+        <w:rFonts w:ascii="Wingdings" w:hAnsi="Wingdings" w:cs="Wingdings" w:hint="default"/>
+      </w:rPr>
     </w:lvl>
   </w:abstractNum>
   <w:num w:numId="1000">
@@ -3193,10 +3178,10 @@
     <w:name w:val="Body Text"/>
     <w:basedOn w:val="Normal"/>
     <w:link w:val="BodyTextChar"/>
+    <w:qFormat/>
     <w:pPr>
       <w:spacing w:after="180" w:before="180"/>
     </w:pPr>
-    <w:qFormat/>
   </w:style>
   <w:style w:customStyle="1" w:styleId="FirstParagraph" w:type="paragraph">
     <w:name w:val="First Paragraph"/>
@@ -3216,36 +3201,69 @@
     <w:name w:val="Title"/>
     <w:basedOn w:val="Normal"/>
     <w:next w:val="BodyText"/>
+    <w:link w:val="TitleChar"/>
+    <w:uiPriority w:val="10"/>
     <w:qFormat/>
+    <w:rsid w:val="00A10FD9"/>
     <w:pPr>
-      <w:keepNext/>
-      <w:keepLines/>
-      <w:spacing w:after="240" w:before="480"/>
+      <w:spacing w:after="80" w:line="240" w:lineRule="auto"/>
+      <w:contextualSpacing/>
       <w:jc w:val="center"/>
     </w:pPr>
     <w:rPr>
       <w:rFonts w:asciiTheme="majorHAnsi" w:cstheme="majorBidi" w:eastAsiaTheme="majorEastAsia" w:hAnsiTheme="majorHAnsi"/>
-      <w:b/>
-      <w:bCs/>
-      <w:color w:themeColor="accent1" w:themeShade="B5" w:val="345A8A"/>
-      <w:sz w:val="36"/>
-      <w:szCs w:val="36"/>
+      <w:spacing w:val="-10"/>
+      <w:kern w:val="28"/>
+      <w:sz w:val="56"/>
+      <w:szCs w:val="56"/>
+    </w:rPr>
+  </w:style>
+  <w:style w:customStyle="1" w:styleId="TitleChar" w:type="character">
+    <w:name w:val="Title Char"/>
+    <w:basedOn w:val="DefaultParagraphFont"/>
+    <w:link w:val="Title"/>
+    <w:uiPriority w:val="10"/>
+    <w:rsid w:val="00A10FD9"/>
+    <w:rPr>
+      <w:rFonts w:asciiTheme="majorHAnsi" w:cstheme="majorBidi" w:eastAsiaTheme="majorEastAsia" w:hAnsiTheme="majorHAnsi"/>
+      <w:spacing w:val="-10"/>
+      <w:kern w:val="28"/>
+      <w:sz w:val="56"/>
+      <w:szCs w:val="56"/>
     </w:rPr>
   </w:style>
   <w:style w:styleId="Subtitle" w:type="paragraph">
     <w:name w:val="Subtitle"/>
     <w:basedOn w:val="Title"/>
     <w:next w:val="BodyText"/>
+    <w:link w:val="SubtitleChar"/>
+    <w:uiPriority w:val="11"/>
     <w:qFormat/>
+    <w:rsid w:val="00A10FD9"/>
     <w:pPr>
-      <w:keepNext/>
-      <w:keepLines/>
-      <w:spacing w:after="240" w:before="240"/>
-      <w:jc w:val="center"/>
+      <w:numPr>
+        <w:ilvl w:val="1"/>
+      </w:numPr>
     </w:pPr>
     <w:rPr>
-      <w:sz w:val="30"/>
-      <w:szCs w:val="30"/>
+      <w:rFonts w:cstheme="majorBidi" w:eastAsiaTheme="majorEastAsia"/>
+      <w:spacing w:val="15"/>
+      <w:sz w:val="28"/>
+      <w:szCs w:val="28"/>
+    </w:rPr>
+  </w:style>
+  <w:style w:customStyle="1" w:styleId="SubtitleChar" w:type="character">
+    <w:name w:val="Subtitle Char"/>
+    <w:basedOn w:val="DefaultParagraphFont"/>
+    <w:link w:val="Subtitle"/>
+    <w:uiPriority w:val="11"/>
+    <w:rsid w:val="00A10FD9"/>
+    <w:rPr>
+      <w:rFonts w:cstheme="majorBidi" w:eastAsiaTheme="majorEastAsia"/>
+      <w:color w:themeColor="text1" w:themeTint="A6" w:val="595959"/>
+      <w:spacing w:val="15"/>
+      <w:sz w:val="28"/>
+      <w:szCs w:val="28"/>
     </w:rPr>
   </w:style>
   <w:style w:customStyle="1" w:styleId="Author" w:type="paragraph">
@@ -3276,15 +3294,13 @@
     <w:pPr>
       <w:keepNext/>
       <w:keepLines/>
+      <w:spacing w:after="0" w:before="300"/>
       <w:jc w:val="center"/>
-      <w:spacing w:after="0" w:before="300"/>
     </w:pPr>
     <w:rPr>
+      <w:b/>
       <w:sz w:val="20"/>
       <w:szCs w:val="20"/>
-      <w:b/>
-      <w:color w:val="345A8A"/>
-      &gt;
     </w:rPr>
   </w:style>
   <w:style w:customStyle="1" w:styleId="Abstract" w:type="paragraph">
@@ -3311,191 +3327,321 @@
     <w:rPr/>
   </w:style>
   <w:style w:styleId="Heading1" w:type="paragraph">
-    <w:name w:val="Heading 1"/>
+    <w:name w:val="heading 1"/>
     <w:basedOn w:val="Normal"/>
     <w:next w:val="BodyText"/>
+    <w:link w:val="Heading1Char"/>
     <w:uiPriority w:val="9"/>
     <w:qFormat/>
+    <w:rsid w:val="00A10FD9"/>
     <w:pPr>
       <w:keepNext/>
       <w:keepLines/>
-      <w:spacing w:after="0" w:before="480"/>
+      <w:spacing w:after="80" w:before="360"/>
       <w:outlineLvl w:val="0"/>
     </w:pPr>
     <w:rPr>
       <w:rFonts w:asciiTheme="majorHAnsi" w:cstheme="majorBidi" w:eastAsiaTheme="majorEastAsia" w:hAnsiTheme="majorHAnsi"/>
-      <w:b/>
-      <w:bCs/>
-      <w:color w:themeColor="accent1" w:val="4F81BD"/>
-      <w:sz w:val="32"/>
-      <w:szCs w:val="32"/>
+      <w:color w:themeColor="accent1" w:themeShade="BF" w:val="0F4761"/>
+      <w:sz w:val="40"/>
+      <w:szCs w:val="40"/>
     </w:rPr>
   </w:style>
   <w:style w:styleId="Heading2" w:type="paragraph">
-    <w:name w:val="Heading 2"/>
+    <w:name w:val="heading 2"/>
     <w:basedOn w:val="Normal"/>
     <w:next w:val="BodyText"/>
+    <w:link w:val="Heading2Char"/>
     <w:uiPriority w:val="9"/>
+    <w:semiHidden/>
     <w:unhideWhenUsed/>
     <w:qFormat/>
+    <w:rsid w:val="00A10FD9"/>
     <w:pPr>
       <w:keepNext/>
       <w:keepLines/>
-      <w:spacing w:after="0" w:before="200"/>
+      <w:spacing w:after="80" w:before="160"/>
       <w:outlineLvl w:val="1"/>
     </w:pPr>
     <w:rPr>
       <w:rFonts w:asciiTheme="majorHAnsi" w:cstheme="majorBidi" w:eastAsiaTheme="majorEastAsia" w:hAnsiTheme="majorHAnsi"/>
-      <w:b/>
-      <w:bCs/>
-      <w:color w:themeColor="accent1" w:val="4F81BD"/>
-      <w:sz w:val="28"/>
-      <w:szCs w:val="28"/>
+      <w:color w:themeColor="accent1" w:themeShade="BF" w:val="0F4761"/>
+      <w:sz w:val="32"/>
+      <w:szCs w:val="32"/>
     </w:rPr>
   </w:style>
   <w:style w:styleId="Heading3" w:type="paragraph">
-    <w:name w:val="Heading 3"/>
+    <w:name w:val="heading 3"/>
     <w:basedOn w:val="Normal"/>
     <w:next w:val="BodyText"/>
+    <w:link w:val="Heading3Char"/>
     <w:uiPriority w:val="9"/>
+    <w:semiHidden/>
     <w:unhideWhenUsed/>
     <w:qFormat/>
+    <w:rsid w:val="00A10FD9"/>
     <w:pPr>
       <w:keepNext/>
       <w:keepLines/>
-      <w:spacing w:after="0" w:before="200"/>
+      <w:spacing w:after="80" w:before="160"/>
       <w:outlineLvl w:val="2"/>
     </w:pPr>
     <w:rPr>
-      <w:rFonts w:asciiTheme="majorHAnsi" w:cstheme="majorBidi" w:eastAsiaTheme="majorEastAsia" w:hAnsiTheme="majorHAnsi"/>
-      <w:b/>
-      <w:bCs/>
-      <w:color w:themeColor="accent1" w:val="4F81BD"/>
-      <w:sz w:val="24"/>
-      <w:szCs w:val="24"/>
+      <w:rFonts w:cstheme="majorBidi" w:eastAsiaTheme="majorEastAsia"/>
+      <w:color w:themeColor="accent1" w:themeShade="BF" w:val="0F4761"/>
+      <w:sz w:val="28"/>
+      <w:szCs w:val="28"/>
     </w:rPr>
   </w:style>
   <w:style w:styleId="Heading4" w:type="paragraph">
-    <w:name w:val="Heading 4"/>
+    <w:name w:val="heading 4"/>
     <w:basedOn w:val="Normal"/>
     <w:next w:val="BodyText"/>
+    <w:link w:val="Heading4Char"/>
     <w:uiPriority w:val="9"/>
+    <w:semiHidden/>
     <w:unhideWhenUsed/>
     <w:qFormat/>
+    <w:rsid w:val="00A10FD9"/>
     <w:pPr>
       <w:keepNext/>
       <w:keepLines/>
-      <w:spacing w:after="0" w:before="200"/>
+      <w:spacing w:after="40" w:before="80"/>
       <w:outlineLvl w:val="3"/>
     </w:pPr>
     <w:rPr>
-      <w:rFonts w:asciiTheme="majorHAnsi" w:cstheme="majorBidi" w:eastAsiaTheme="majorEastAsia" w:hAnsiTheme="majorHAnsi"/>
+      <w:rFonts w:cstheme="majorBidi" w:eastAsiaTheme="majorEastAsia"/>
       <w:i/>
-      <w:bCs/>
-      <w:color w:themeColor="accent1" w:val="4F81BD"/>
-      <w:sz w:val="24"/>
-      <w:szCs w:val="24"/>
+      <w:iCs/>
+      <w:color w:themeColor="accent1" w:themeShade="BF" w:val="0F4761"/>
     </w:rPr>
   </w:style>
   <w:style w:styleId="Heading5" w:type="paragraph">
-    <w:name w:val="Heading 5"/>
+    <w:name w:val="heading 5"/>
     <w:basedOn w:val="Normal"/>
     <w:next w:val="BodyText"/>
+    <w:link w:val="Heading5Char"/>
     <w:uiPriority w:val="9"/>
+    <w:semiHidden/>
     <w:unhideWhenUsed/>
     <w:qFormat/>
+    <w:rsid w:val="00A10FD9"/>
     <w:pPr>
       <w:keepNext/>
       <w:keepLines/>
-      <w:spacing w:after="0" w:before="200"/>
+      <w:spacing w:after="40" w:before="80"/>
       <w:outlineLvl w:val="4"/>
     </w:pPr>
     <w:rPr>
-      <w:rFonts w:asciiTheme="majorHAnsi" w:cstheme="majorBidi" w:eastAsiaTheme="majorEastAsia" w:hAnsiTheme="majorHAnsi"/>
-      <w:iCs/>
-      <w:color w:themeColor="accent1" w:val="4F81BD"/>
-      <w:sz w:val="24"/>
-      <w:szCs w:val="24"/>
+      <w:rFonts w:cstheme="majorBidi" w:eastAsiaTheme="majorEastAsia"/>
+      <w:color w:themeColor="accent1" w:themeShade="BF" w:val="0F4761"/>
     </w:rPr>
   </w:style>
   <w:style w:styleId="Heading6" w:type="paragraph">
-    <w:name w:val="Heading 6"/>
+    <w:name w:val="heading 6"/>
     <w:basedOn w:val="Normal"/>
     <w:next w:val="BodyText"/>
+    <w:link w:val="Heading6Char"/>
     <w:uiPriority w:val="9"/>
+    <w:semiHidden/>
     <w:unhideWhenUsed/>
     <w:qFormat/>
+    <w:rsid w:val="00A10FD9"/>
     <w:pPr>
       <w:keepNext/>
       <w:keepLines/>
-      <w:spacing w:after="0" w:before="200"/>
+      <w:spacing w:after="0" w:before="40"/>
       <w:outlineLvl w:val="5"/>
     </w:pPr>
     <w:rPr>
-      <w:rFonts w:asciiTheme="majorHAnsi" w:cstheme="majorBidi" w:eastAsiaTheme="majorEastAsia" w:hAnsiTheme="majorHAnsi"/>
-      <w:color w:themeColor="accent1" w:val="4F81BD"/>
-      <w:sz w:val="24"/>
-      <w:szCs w:val="24"/>
+      <w:rFonts w:cstheme="majorBidi" w:eastAsiaTheme="majorEastAsia"/>
+      <w:i/>
+      <w:iCs/>
+      <w:color w:themeColor="text1" w:themeTint="A6" w:val="595959"/>
     </w:rPr>
   </w:style>
   <w:style w:styleId="Heading7" w:type="paragraph">
-    <w:name w:val="Heading 7"/>
+    <w:name w:val="heading 7"/>
     <w:basedOn w:val="Normal"/>
     <w:next w:val="BodyText"/>
+    <w:link w:val="Heading7Char"/>
     <w:uiPriority w:val="9"/>
+    <w:semiHidden/>
     <w:unhideWhenUsed/>
     <w:qFormat/>
+    <w:rsid w:val="00A10FD9"/>
     <w:pPr>
       <w:keepNext/>
       <w:keepLines/>
-      <w:spacing w:after="0" w:before="200"/>
+      <w:spacing w:after="0" w:before="40"/>
       <w:outlineLvl w:val="6"/>
     </w:pPr>
     <w:rPr>
-      <w:rFonts w:asciiTheme="majorHAnsi" w:cstheme="majorBidi" w:eastAsiaTheme="majorEastAsia" w:hAnsiTheme="majorHAnsi"/>
-      <w:color w:themeColor="accent1" w:val="4F81BD"/>
-      <w:sz w:val="24"/>
-      <w:szCs w:val="24"/>
+      <w:rFonts w:cstheme="majorBidi" w:eastAsiaTheme="majorEastAsia"/>
+      <w:color w:themeColor="text1" w:themeTint="A6" w:val="595959"/>
     </w:rPr>
   </w:style>
   <w:style w:styleId="Heading8" w:type="paragraph">
-    <w:name w:val="Heading 8"/>
+    <w:name w:val="heading 8"/>
     <w:basedOn w:val="Normal"/>
     <w:next w:val="BodyText"/>
+    <w:link w:val="Heading8Char"/>
     <w:uiPriority w:val="9"/>
+    <w:semiHidden/>
     <w:unhideWhenUsed/>
     <w:qFormat/>
+    <w:rsid w:val="00A10FD9"/>
     <w:pPr>
       <w:keepNext/>
       <w:keepLines/>
-      <w:spacing w:after="0" w:before="200"/>
+      <w:spacing w:after="0"/>
       <w:outlineLvl w:val="7"/>
     </w:pPr>
     <w:rPr>
-      <w:rFonts w:asciiTheme="majorHAnsi" w:cstheme="majorBidi" w:eastAsiaTheme="majorEastAsia" w:hAnsiTheme="majorHAnsi"/>
-      <w:color w:themeColor="accent1" w:val="4F81BD"/>
-      <w:sz w:val="24"/>
-      <w:szCs w:val="24"/>
+      <w:rFonts w:cstheme="majorBidi" w:eastAsiaTheme="majorEastAsia"/>
+      <w:i/>
+      <w:iCs/>
+      <w:color w:themeColor="text1" w:themeTint="D8" w:val="272727"/>
     </w:rPr>
   </w:style>
   <w:style w:styleId="Heading9" w:type="paragraph">
-    <w:name w:val="Heading 9"/>
+    <w:name w:val="heading 9"/>
     <w:basedOn w:val="Normal"/>
     <w:next w:val="BodyText"/>
+    <w:link w:val="Heading9Char"/>
     <w:uiPriority w:val="9"/>
+    <w:semiHidden/>
     <w:unhideWhenUsed/>
     <w:qFormat/>
+    <w:rsid w:val="00A10FD9"/>
     <w:pPr>
       <w:keepNext/>
       <w:keepLines/>
-      <w:spacing w:after="0" w:before="200"/>
+      <w:spacing w:after="0"/>
       <w:outlineLvl w:val="8"/>
     </w:pPr>
     <w:rPr>
+      <w:rFonts w:cstheme="majorBidi" w:eastAsiaTheme="majorEastAsia"/>
+      <w:color w:themeColor="text1" w:themeTint="D8" w:val="272727"/>
+    </w:rPr>
+  </w:style>
+  <w:style w:customStyle="1" w:styleId="Heading1Char" w:type="character">
+    <w:name w:val="Heading 1 Char"/>
+    <w:basedOn w:val="DefaultParagraphFont"/>
+    <w:link w:val="Heading1"/>
+    <w:uiPriority w:val="9"/>
+    <w:rsid w:val="00A10FD9"/>
+    <w:rPr>
       <w:rFonts w:asciiTheme="majorHAnsi" w:cstheme="majorBidi" w:eastAsiaTheme="majorEastAsia" w:hAnsiTheme="majorHAnsi"/>
-      <w:color w:themeColor="accent1" w:val="4F81BD"/>
-      <w:sz w:val="24"/>
-      <w:szCs w:val="24"/>
+      <w:color w:themeColor="accent1" w:themeShade="BF" w:val="0F4761"/>
+      <w:sz w:val="40"/>
+      <w:szCs w:val="40"/>
+    </w:rPr>
+  </w:style>
+  <w:style w:customStyle="1" w:styleId="Heading2Char" w:type="character">
+    <w:name w:val="Heading 2 Char"/>
+    <w:basedOn w:val="DefaultParagraphFont"/>
+    <w:link w:val="Heading2"/>
+    <w:uiPriority w:val="9"/>
+    <w:semiHidden/>
+    <w:rsid w:val="00A10FD9"/>
+    <w:rPr>
+      <w:rFonts w:asciiTheme="majorHAnsi" w:cstheme="majorBidi" w:eastAsiaTheme="majorEastAsia" w:hAnsiTheme="majorHAnsi"/>
+      <w:color w:themeColor="accent1" w:themeShade="BF" w:val="0F4761"/>
+      <w:sz w:val="32"/>
+      <w:szCs w:val="32"/>
+    </w:rPr>
+  </w:style>
+  <w:style w:customStyle="1" w:styleId="Heading3Char" w:type="character">
+    <w:name w:val="Heading 3 Char"/>
+    <w:basedOn w:val="DefaultParagraphFont"/>
+    <w:link w:val="Heading3"/>
+    <w:uiPriority w:val="9"/>
+    <w:semiHidden/>
+    <w:rsid w:val="00A10FD9"/>
+    <w:rPr>
+      <w:rFonts w:cstheme="majorBidi" w:eastAsiaTheme="majorEastAsia"/>
+      <w:color w:themeColor="accent1" w:themeShade="BF" w:val="0F4761"/>
+      <w:sz w:val="28"/>
+      <w:szCs w:val="28"/>
+    </w:rPr>
+  </w:style>
+  <w:style w:customStyle="1" w:styleId="Heading4Char" w:type="character">
+    <w:name w:val="Heading 4 Char"/>
+    <w:basedOn w:val="DefaultParagraphFont"/>
+    <w:link w:val="Heading4"/>
+    <w:uiPriority w:val="9"/>
+    <w:semiHidden/>
+    <w:rsid w:val="00A10FD9"/>
+    <w:rPr>
+      <w:rFonts w:cstheme="majorBidi" w:eastAsiaTheme="majorEastAsia"/>
+      <w:i/>
+      <w:iCs/>
+      <w:color w:themeColor="accent1" w:themeShade="BF" w:val="0F4761"/>
+    </w:rPr>
+  </w:style>
+  <w:style w:customStyle="1" w:styleId="Heading5Char" w:type="character">
+    <w:name w:val="Heading 5 Char"/>
+    <w:basedOn w:val="DefaultParagraphFont"/>
+    <w:link w:val="Heading5"/>
+    <w:uiPriority w:val="9"/>
+    <w:semiHidden/>
+    <w:rsid w:val="00A10FD9"/>
+    <w:rPr>
+      <w:rFonts w:cstheme="majorBidi" w:eastAsiaTheme="majorEastAsia"/>
+      <w:color w:themeColor="accent1" w:themeShade="BF" w:val="0F4761"/>
+    </w:rPr>
+  </w:style>
+  <w:style w:customStyle="1" w:styleId="Heading6Char" w:type="character">
+    <w:name w:val="Heading 6 Char"/>
+    <w:basedOn w:val="DefaultParagraphFont"/>
+    <w:link w:val="Heading6"/>
+    <w:uiPriority w:val="9"/>
+    <w:semiHidden/>
+    <w:rsid w:val="00A10FD9"/>
+    <w:rPr>
+      <w:rFonts w:cstheme="majorBidi" w:eastAsiaTheme="majorEastAsia"/>
+      <w:i/>
+      <w:iCs/>
+      <w:color w:themeColor="text1" w:themeTint="A6" w:val="595959"/>
+    </w:rPr>
+  </w:style>
+  <w:style w:customStyle="1" w:styleId="Heading7Char" w:type="character">
+    <w:name w:val="Heading 7 Char"/>
+    <w:basedOn w:val="DefaultParagraphFont"/>
+    <w:link w:val="Heading7"/>
+    <w:uiPriority w:val="9"/>
+    <w:semiHidden/>
+    <w:rsid w:val="00A10FD9"/>
+    <w:rPr>
+      <w:rFonts w:cstheme="majorBidi" w:eastAsiaTheme="majorEastAsia"/>
+      <w:color w:themeColor="text1" w:themeTint="A6" w:val="595959"/>
+    </w:rPr>
+  </w:style>
+  <w:style w:customStyle="1" w:styleId="Heading8Char" w:type="character">
+    <w:name w:val="Heading 8 Char"/>
+    <w:basedOn w:val="DefaultParagraphFont"/>
+    <w:link w:val="Heading8"/>
+    <w:uiPriority w:val="9"/>
+    <w:semiHidden/>
+    <w:rsid w:val="00A10FD9"/>
+    <w:rPr>
+      <w:rFonts w:cstheme="majorBidi" w:eastAsiaTheme="majorEastAsia"/>
+      <w:i/>
+      <w:iCs/>
+      <w:color w:themeColor="text1" w:themeTint="D8" w:val="272727"/>
+    </w:rPr>
+  </w:style>
+  <w:style w:customStyle="1" w:styleId="Heading9Char" w:type="character">
+    <w:name w:val="Heading 9 Char"/>
+    <w:basedOn w:val="DefaultParagraphFont"/>
+    <w:link w:val="Heading9"/>
+    <w:uiPriority w:val="9"/>
+    <w:semiHidden/>
+    <w:rsid w:val="00A10FD9"/>
+    <w:rPr>
+      <w:rFonts w:cstheme="majorBidi" w:eastAsiaTheme="majorEastAsia"/>
+      <w:color w:themeColor="text1" w:themeTint="D8" w:val="272727"/>
     </w:rPr>
   </w:style>
   <w:style w:styleId="BlockText" w:type="paragraph">
@@ -3517,6 +3663,18 @@
     <w:uiPriority w:val="9"/>
     <w:unhideWhenUsed/>
     <w:qFormat/>
+  </w:style>
+  <w:style w:styleId="FootnoteBlockText" w:type="paragraph">
+    <w:name w:val="Footnote Block Text"/>
+    <w:basedOn w:val="FootnoteText"/>
+    <w:next w:val="FootnoteText"/>
+    <w:uiPriority w:val="9"/>
+    <w:unhideWhenUsed/>
+    <w:qFormat/>
+    <w:pPr>
+      <w:spacing w:after="100" w:before="100"/>
+      <w:ind w:firstLine="0" w:left="480" w:right="480"/>
+    </w:pPr>
   </w:style>
   <w:style w:default="1" w:styleId="DefaultParagraphFont" w:type="character">
     <w:name w:val="Default Paragraph Font"/>
@@ -3547,10 +3705,10 @@
         <w:jc w:val="left"/>
       </w:trPr>
       <w:tcPr>
-        <w:vAlign w:val="bottom"/>
         <w:tcBorders>
           <w:bottom w:val="single"/>
         </w:tcBorders>
+        <w:vAlign w:val="bottom"/>
       </w:tcPr>
     </w:tblStylePr>
   </w:style>
@@ -3666,9 +3824,9 @@
     <w:name w:val="KeywordTok"/>
     <w:basedOn w:val="VerbatimChar"/>
     <w:rPr>
+      <w:b/>
       <w:color w:val="204a87"/>
       <w:shd w:val="clear" w:fill="f8f8f8"/>
-      <w:b/>
     </w:rPr>
   </w:style>
   <w:style w:type="character" w:customStyle="1" w:styleId="DataTypeTok">
@@ -3723,9 +3881,9 @@
     <w:name w:val="SpecialCharTok"/>
     <w:basedOn w:val="VerbatimChar"/>
     <w:rPr>
+      <w:b/>
       <w:color w:val="ce5c00"/>
       <w:shd w:val="clear" w:fill="f8f8f8"/>
-      <w:b/>
     </w:rPr>
   </w:style>
   <w:style w:type="character" w:customStyle="1" w:styleId="StringTok">
@@ -3763,39 +3921,39 @@
     <w:name w:val="CommentTok"/>
     <w:basedOn w:val="VerbatimChar"/>
     <w:rPr>
+      <w:i/>
       <w:color w:val="8f5902"/>
       <w:shd w:val="clear" w:fill="f8f8f8"/>
-      <w:i/>
     </w:rPr>
   </w:style>
   <w:style w:type="character" w:customStyle="1" w:styleId="DocumentationTok">
     <w:name w:val="DocumentationTok"/>
     <w:basedOn w:val="VerbatimChar"/>
     <w:rPr>
+      <w:b/>
+      <w:i/>
       <w:color w:val="8f5902"/>
       <w:shd w:val="clear" w:fill="f8f8f8"/>
-      <w:b/>
-      <w:i/>
     </w:rPr>
   </w:style>
   <w:style w:type="character" w:customStyle="1" w:styleId="AnnotationTok">
     <w:name w:val="AnnotationTok"/>
     <w:basedOn w:val="VerbatimChar"/>
     <w:rPr>
+      <w:b/>
+      <w:i/>
       <w:color w:val="8f5902"/>
       <w:shd w:val="clear" w:fill="f8f8f8"/>
-      <w:b/>
-      <w:i/>
     </w:rPr>
   </w:style>
   <w:style w:type="character" w:customStyle="1" w:styleId="CommentVarTok">
     <w:name w:val="CommentVarTok"/>
     <w:basedOn w:val="VerbatimChar"/>
     <w:rPr>
+      <w:b/>
+      <w:i/>
       <w:color w:val="8f5902"/>
       <w:shd w:val="clear" w:fill="f8f8f8"/>
-      <w:b/>
-      <w:i/>
     </w:rPr>
   </w:style>
   <w:style w:type="character" w:customStyle="1" w:styleId="OtherTok">
@@ -3810,9 +3968,9 @@
     <w:name w:val="FunctionTok"/>
     <w:basedOn w:val="VerbatimChar"/>
     <w:rPr>
+      <w:b/>
       <w:color w:val="204a87"/>
       <w:shd w:val="clear" w:fill="f8f8f8"/>
-      <w:b/>
     </w:rPr>
   </w:style>
   <w:style w:type="character" w:customStyle="1" w:styleId="VariableTok">
@@ -3827,18 +3985,18 @@
     <w:name w:val="ControlFlowTok"/>
     <w:basedOn w:val="VerbatimChar"/>
     <w:rPr>
+      <w:b/>
       <w:color w:val="204a87"/>
       <w:shd w:val="clear" w:fill="f8f8f8"/>
-      <w:b/>
     </w:rPr>
   </w:style>
   <w:style w:type="character" w:customStyle="1" w:styleId="OperatorTok">
     <w:name w:val="OperatorTok"/>
     <w:basedOn w:val="VerbatimChar"/>
     <w:rPr>
+      <w:b/>
       <w:color w:val="ce5c00"/>
       <w:shd w:val="clear" w:fill="f8f8f8"/>
-      <w:b/>
     </w:rPr>
   </w:style>
   <w:style w:type="character" w:customStyle="1" w:styleId="BuiltInTok">
@@ -3859,9 +4017,9 @@
     <w:name w:val="PreprocessorTok"/>
     <w:basedOn w:val="VerbatimChar"/>
     <w:rPr>
+      <w:i/>
       <w:color w:val="8f5902"/>
       <w:shd w:val="clear" w:fill="f8f8f8"/>
-      <w:i/>
     </w:rPr>
   </w:style>
   <w:style w:type="character" w:customStyle="1" w:styleId="AttributeTok">
@@ -3883,20 +4041,20 @@
     <w:name w:val="InformationTok"/>
     <w:basedOn w:val="VerbatimChar"/>
     <w:rPr>
+      <w:b/>
+      <w:i/>
       <w:color w:val="8f5902"/>
       <w:shd w:val="clear" w:fill="f8f8f8"/>
-      <w:b/>
-      <w:i/>
     </w:rPr>
   </w:style>
   <w:style w:type="character" w:customStyle="1" w:styleId="WarningTok">
     <w:name w:val="WarningTok"/>
     <w:basedOn w:val="VerbatimChar"/>
     <w:rPr>
+      <w:b/>
+      <w:i/>
       <w:color w:val="8f5902"/>
       <w:shd w:val="clear" w:fill="f8f8f8"/>
-      <w:b/>
-      <w:i/>
     </w:rPr>
   </w:style>
   <w:style w:type="character" w:customStyle="1" w:styleId="AlertTok">
@@ -3911,9 +4069,9 @@
     <w:name w:val="ErrorTok"/>
     <w:basedOn w:val="VerbatimChar"/>
     <w:rPr>
+      <w:b/>
       <w:color w:val="a40000"/>
       <w:shd w:val="clear" w:fill="f8f8f8"/>
-      <w:b/>
     </w:rPr>
   </w:style>
   <w:style w:type="character" w:customStyle="1" w:styleId="NormalTok">
@@ -3937,44 +4095,44 @@
         <a:sysClr val="window" lastClr="FFFFFF"/>
       </a:lt1>
       <a:dk2>
-        <a:srgbClr val="1F497D"/>
+        <a:srgbClr val="0E2841"/>
       </a:dk2>
       <a:lt2>
-        <a:srgbClr val="EEECE1"/>
+        <a:srgbClr val="E8E8E8"/>
       </a:lt2>
       <a:accent1>
-        <a:srgbClr val="4F81BD"/>
+        <a:srgbClr val="156082"/>
       </a:accent1>
       <a:accent2>
-        <a:srgbClr val="C0504D"/>
+        <a:srgbClr val="E97132"/>
       </a:accent2>
       <a:accent3>
-        <a:srgbClr val="9BBB59"/>
+        <a:srgbClr val="196B24"/>
       </a:accent3>
       <a:accent4>
-        <a:srgbClr val="8064A2"/>
+        <a:srgbClr val="0F9ED5"/>
       </a:accent4>
       <a:accent5>
-        <a:srgbClr val="4BACC6"/>
+        <a:srgbClr val="A02B93"/>
       </a:accent5>
       <a:accent6>
-        <a:srgbClr val="F79646"/>
+        <a:srgbClr val="4EA72E"/>
       </a:accent6>
       <a:hlink>
-        <a:srgbClr val="0000FF"/>
+        <a:srgbClr val="467886"/>
       </a:hlink>
       <a:folHlink>
-        <a:srgbClr val="800080"/>
+        <a:srgbClr val="96607D"/>
       </a:folHlink>
     </a:clrScheme>
     <a:fontScheme name="Office">
       <a:majorFont>
-        <a:latin typeface="Calibri"/>
+        <a:latin typeface="Aptos Display" panose="02110004020202020204"/>
         <a:ea typeface=""/>
         <a:cs typeface=""/>
-        <a:font script="Jpan" typeface="ＭＳ ゴシック"/>
+        <a:font script="Jpan" typeface="游ゴシック Light"/>
         <a:font script="Hang" typeface="맑은 고딕"/>
-        <a:font script="Hans" typeface="宋体"/>
+        <a:font script="Hans" typeface="等线 Light"/>
         <a:font script="Hant" typeface="新細明體"/>
         <a:font script="Arab" typeface="Times New Roman"/>
         <a:font script="Hebr" typeface="Times New Roman"/>
@@ -4001,14 +4159,32 @@
         <a:font script="Mong" typeface="Mongolian Baiti"/>
         <a:font script="Viet" typeface="Times New Roman"/>
         <a:font script="Uigh" typeface="Microsoft Uighur"/>
+        <a:font script="Geor" typeface="Sylfaen"/>
+        <a:font script="Armn" typeface="Arial"/>
+        <a:font script="Bugi" typeface="Leelawadee UI"/>
+        <a:font script="Bopo" typeface="Microsoft JhengHei"/>
+        <a:font script="Java" typeface="Javanese Text"/>
+        <a:font script="Lisu" typeface="Segoe UI"/>
+        <a:font script="Mymr" typeface="Myanmar Text"/>
+        <a:font script="Nkoo" typeface="Ebrima"/>
+        <a:font script="Olck" typeface="Nirmala UI"/>
+        <a:font script="Osma" typeface="Ebrima"/>
+        <a:font script="Phag" typeface="Phagspa"/>
+        <a:font script="Syrn" typeface="Estrangelo Edessa"/>
+        <a:font script="Syrj" typeface="Estrangelo Edessa"/>
+        <a:font script="Syre" typeface="Estrangelo Edessa"/>
+        <a:font script="Sora" typeface="Nirmala UI"/>
+        <a:font script="Tale" typeface="Microsoft Tai Le"/>
+        <a:font script="Talu" typeface="Microsoft New Tai Lue"/>
+        <a:font script="Tfng" typeface="Ebrima"/>
       </a:majorFont>
       <a:minorFont>
-        <a:latin typeface="Cambria"/>
+        <a:latin typeface="Aptos" panose="02110004020202020204"/>
         <a:ea typeface=""/>
         <a:cs typeface=""/>
-        <a:font script="Jpan" typeface="ＭＳ 明朝"/>
+        <a:font script="Jpan" typeface="游明朝"/>
         <a:font script="Hang" typeface="맑은 고딕"/>
-        <a:font script="Hans" typeface="宋体"/>
+        <a:font script="Hans" typeface="等线"/>
         <a:font script="Hant" typeface="新細明體"/>
         <a:font script="Arab" typeface="Arial"/>
         <a:font script="Hebr" typeface="Arial"/>
@@ -4035,6 +4211,24 @@
         <a:font script="Mong" typeface="Mongolian Baiti"/>
         <a:font script="Viet" typeface="Arial"/>
         <a:font script="Uigh" typeface="Microsoft Uighur"/>
+        <a:font script="Geor" typeface="Sylfaen"/>
+        <a:font script="Armn" typeface="Arial"/>
+        <a:font script="Bugi" typeface="Leelawadee UI"/>
+        <a:font script="Bopo" typeface="Microsoft JhengHei"/>
+        <a:font script="Java" typeface="Javanese Text"/>
+        <a:font script="Lisu" typeface="Segoe UI"/>
+        <a:font script="Mymr" typeface="Myanmar Text"/>
+        <a:font script="Nkoo" typeface="Ebrima"/>
+        <a:font script="Olck" typeface="Nirmala UI"/>
+        <a:font script="Osma" typeface="Ebrima"/>
+        <a:font script="Phag" typeface="Phagspa"/>
+        <a:font script="Syrn" typeface="Estrangelo Edessa"/>
+        <a:font script="Syrj" typeface="Estrangelo Edessa"/>
+        <a:font script="Syre" typeface="Estrangelo Edessa"/>
+        <a:font script="Sora" typeface="Nirmala UI"/>
+        <a:font script="Tale" typeface="Microsoft Tai Le"/>
+        <a:font script="Talu" typeface="Microsoft New Tai Lue"/>
+        <a:font script="Tfng" typeface="Ebrima"/>
       </a:minorFont>
     </a:fontScheme>
     <a:fmtScheme name="Office">
@@ -4046,200 +4240,141 @@
           <a:gsLst>
             <a:gs pos="0">
               <a:schemeClr val="phClr">
-                <a:tint val="50000"/>
-                <a:satMod val="300000"/>
+                <a:lumMod val="110000"/>
+                <a:satMod val="105000"/>
+                <a:tint val="67000"/>
               </a:schemeClr>
             </a:gs>
-            <a:gs pos="35000">
+            <a:gs pos="50000">
               <a:schemeClr val="phClr">
-                <a:tint val="37000"/>
-                <a:satMod val="300000"/>
+                <a:lumMod val="105000"/>
+                <a:satMod val="103000"/>
+                <a:tint val="73000"/>
               </a:schemeClr>
             </a:gs>
             <a:gs pos="100000">
               <a:schemeClr val="phClr">
-                <a:tint val="15000"/>
-                <a:satMod val="350000"/>
+                <a:lumMod val="105000"/>
+                <a:satMod val="109000"/>
+                <a:tint val="81000"/>
               </a:schemeClr>
             </a:gs>
           </a:gsLst>
-          <a:lin ang="16200000" scaled="1"/>
+          <a:lin ang="5400000" scaled="0"/>
         </a:gradFill>
         <a:gradFill rotWithShape="1">
           <a:gsLst>
             <a:gs pos="0">
               <a:schemeClr val="phClr">
-                <a:tint val="100000"/>
+                <a:satMod val="103000"/>
+                <a:lumMod val="102000"/>
+                <a:tint val="94000"/>
+              </a:schemeClr>
+            </a:gs>
+            <a:gs pos="50000">
+              <a:schemeClr val="phClr">
+                <a:satMod val="110000"/>
+                <a:lumMod val="100000"/>
                 <a:shade val="100000"/>
-                <a:satMod val="130000"/>
               </a:schemeClr>
             </a:gs>
             <a:gs pos="100000">
               <a:schemeClr val="phClr">
-                <a:tint val="50000"/>
-                <a:shade val="100000"/>
-                <a:satMod val="350000"/>
+                <a:lumMod val="99000"/>
+                <a:satMod val="120000"/>
+                <a:shade val="78000"/>
               </a:schemeClr>
             </a:gs>
           </a:gsLst>
-          <a:lin ang="16200000" scaled="0"/>
+          <a:lin ang="5400000" scaled="0"/>
         </a:gradFill>
       </a:fillStyleLst>
       <a:lnStyleLst>
-        <a:ln w="9525" cap="flat" cmpd="sng" algn="ctr">
-          <a:solidFill>
-            <a:schemeClr val="phClr">
-              <a:shade val="95000"/>
-              <a:satMod val="105000"/>
-            </a:schemeClr>
-          </a:solidFill>
-          <a:prstDash val="solid"/>
-        </a:ln>
-        <a:ln w="25400" cap="flat" cmpd="sng" algn="ctr">
+        <a:ln w="6350" cap="flat" cmpd="sng" algn="ctr">
           <a:solidFill>
             <a:schemeClr val="phClr"/>
           </a:solidFill>
           <a:prstDash val="solid"/>
+          <a:miter lim="800000"/>
         </a:ln>
-        <a:ln w="38100" cap="flat" cmpd="sng" algn="ctr">
+        <a:ln w="12700" cap="flat" cmpd="sng" algn="ctr">
           <a:solidFill>
             <a:schemeClr val="phClr"/>
           </a:solidFill>
           <a:prstDash val="solid"/>
+          <a:miter lim="800000"/>
+        </a:ln>
+        <a:ln w="19050" cap="flat" cmpd="sng" algn="ctr">
+          <a:solidFill>
+            <a:schemeClr val="phClr"/>
+          </a:solidFill>
+          <a:prstDash val="solid"/>
+          <a:miter lim="800000"/>
         </a:ln>
       </a:lnStyleLst>
       <a:effectStyleLst>
         <a:effectStyle>
+          <a:effectLst/>
+        </a:effectStyle>
+        <a:effectStyle>
+          <a:effectLst/>
+        </a:effectStyle>
+        <a:effectStyle>
           <a:effectLst>
-            <a:outerShdw blurRad="40000" dist="20000" dir="5400000" rotWithShape="0">
+            <a:outerShdw blurRad="57150" dist="19050" dir="5400000" algn="ctr" rotWithShape="0">
               <a:srgbClr val="000000">
-                <a:alpha val="38000"/>
+                <a:alpha val="63000"/>
               </a:srgbClr>
             </a:outerShdw>
           </a:effectLst>
-        </a:effectStyle>
-        <a:effectStyle>
-          <a:effectLst>
-            <a:outerShdw blurRad="40000" dist="23000" dir="5400000" rotWithShape="0">
-              <a:srgbClr val="000000">
-                <a:alpha val="35000"/>
-              </a:srgbClr>
-            </a:outerShdw>
-          </a:effectLst>
-        </a:effectStyle>
-        <a:effectStyle>
-          <a:effectLst>
-            <a:outerShdw blurRad="40000" dist="23000" dir="5400000" rotWithShape="0">
-              <a:srgbClr val="000000">
-                <a:alpha val="35000"/>
-              </a:srgbClr>
-            </a:outerShdw>
-          </a:effectLst>
-          <a:scene3d>
-            <a:camera prst="orthographicFront">
-              <a:rot lat="0" lon="0" rev="0"/>
-            </a:camera>
-            <a:lightRig rig="threePt" dir="t">
-              <a:rot lat="0" lon="0" rev="1200000"/>
-            </a:lightRig>
-          </a:scene3d>
-          <a:sp3d>
-            <a:bevelT w="63500" h="25400"/>
-          </a:sp3d>
         </a:effectStyle>
       </a:effectStyleLst>
       <a:bgFillStyleLst>
         <a:solidFill>
           <a:schemeClr val="phClr"/>
         </a:solidFill>
+        <a:solidFill>
+          <a:schemeClr val="phClr">
+            <a:tint val="95000"/>
+            <a:satMod val="170000"/>
+          </a:schemeClr>
+        </a:solidFill>
         <a:gradFill rotWithShape="1">
           <a:gsLst>
             <a:gs pos="0">
               <a:schemeClr val="phClr">
-                <a:tint val="40000"/>
-                <a:satMod val="350000"/>
+                <a:tint val="93000"/>
+                <a:satMod val="150000"/>
+                <a:shade val="98000"/>
+                <a:lumMod val="102000"/>
               </a:schemeClr>
             </a:gs>
-            <a:gs pos="40000">
+            <a:gs pos="50000">
               <a:schemeClr val="phClr">
-                <a:tint val="45000"/>
-                <a:shade val="99000"/>
-                <a:satMod val="350000"/>
+                <a:tint val="98000"/>
+                <a:satMod val="130000"/>
+                <a:shade val="90000"/>
+                <a:lumMod val="103000"/>
               </a:schemeClr>
             </a:gs>
             <a:gs pos="100000">
               <a:schemeClr val="phClr">
-                <a:shade val="20000"/>
-                <a:satMod val="255000"/>
+                <a:shade val="63000"/>
+                <a:satMod val="120000"/>
               </a:schemeClr>
             </a:gs>
           </a:gsLst>
-          <a:path path="circle">
-            <a:fillToRect l="50000" t="-80000" r="50000" b="180000"/>
-          </a:path>
-        </a:gradFill>
-        <a:gradFill rotWithShape="1">
-          <a:gsLst>
-            <a:gs pos="0">
-              <a:schemeClr val="phClr">
-                <a:tint val="80000"/>
-                <a:satMod val="300000"/>
-              </a:schemeClr>
-            </a:gs>
-            <a:gs pos="100000">
-              <a:schemeClr val="phClr">
-                <a:shade val="30000"/>
-                <a:satMod val="200000"/>
-              </a:schemeClr>
-            </a:gs>
-          </a:gsLst>
-          <a:path path="circle">
-            <a:fillToRect l="50000" t="50000" r="50000" b="50000"/>
-          </a:path>
+          <a:lin ang="5400000" scaled="0"/>
         </a:gradFill>
       </a:bgFillStyleLst>
     </a:fmtScheme>
   </a:themeElements>
-  <a:objectDefaults>
-    <a:spDef>
-      <a:spPr/>
-      <a:bodyPr/>
-      <a:lstStyle/>
-      <a:style>
-        <a:lnRef idx="1">
-          <a:schemeClr val="accent1"/>
-        </a:lnRef>
-        <a:fillRef idx="3">
-          <a:schemeClr val="accent1"/>
-        </a:fillRef>
-        <a:effectRef idx="2">
-          <a:schemeClr val="accent1"/>
-        </a:effectRef>
-        <a:fontRef idx="minor">
-          <a:schemeClr val="lt1"/>
-        </a:fontRef>
-      </a:style>
-    </a:spDef>
-    <a:lnDef>
-      <a:spPr/>
-      <a:bodyPr/>
-      <a:lstStyle/>
-      <a:style>
-        <a:lnRef idx="2">
-          <a:schemeClr val="accent1"/>
-        </a:lnRef>
-        <a:fillRef idx="0">
-          <a:schemeClr val="accent1"/>
-        </a:fillRef>
-        <a:effectRef idx="1">
-          <a:schemeClr val="accent1"/>
-        </a:effectRef>
-        <a:fontRef idx="minor">
-          <a:schemeClr val="tx1"/>
-        </a:fontRef>
-      </a:style>
-    </a:lnDef>
-  </a:objectDefaults>
+  <a:objectDefaults/>
   <a:extraClrSchemeLst/>
+  <a:extLst>
+    <a:ext uri="{05A4C25C-085E-4340-85A3-A5531E510DB2}">
+      <thm15:themeFamily xmlns:thm15="http://schemas.microsoft.com/office/thememl/2012/main" name="Office Theme" id="{2E142A2C-CD16-42D6-873A-C26D2A0506FA}" vid="{1BDDFF52-6CD6-40A5-AB3C-68EB2F1E4D0A}"/>
+    </a:ext>
+  </a:extLst>
 </a:theme>
 </file>
--- a/docs/notes/parahostcomm.docx
+++ b/docs/notes/parahostcomm.docx
@@ -621,27 +621,6 @@
         <w:t xml:space="preserve">(Park 1948)</w:t>
       </w:r>
     </w:p>
-    <w:p>
-      <w:pPr>
-        <w:numPr>
-          <w:ilvl w:val="0"/>
-          <w:numId w:val="1003"/>
-        </w:numPr>
-      </w:pPr>
-      <w:r>
-        <w:t xml:space="preserve">Prevention of mixing because hybrids are less resistant to parasites? (</w:t>
-      </w:r>
-      <w:r>
-        <w:rPr>
-          <w:b/>
-          <w:bCs/>
-        </w:rPr>
-        <w:t xml:space="preserve">outbreeding depression</w:t>
-      </w:r>
-      <w:r>
-        <w:t xml:space="preserve">)</w:t>
-      </w:r>
-    </w:p>
     <w:bookmarkEnd w:id="30"/>
     <w:bookmarkStart w:id="31" w:name="parasite-mediated-invasion"/>
     <w:p>
@@ -661,7 +640,13 @@
         </w:numPr>
       </w:pPr>
       <w:r>
-        <w:t xml:space="preserve">human movement: Europeans to the New World, Europeans to Africa</w:t>
+        <w:t xml:space="preserve">human movement: helped invasion of Europeans to the New World, hindered invasion of Europeans to Africa</w:t>
+      </w:r>
+      <w:r>
+        <w:t xml:space="preserve"> </w:t>
+      </w:r>
+      <w:r>
+        <w:t xml:space="preserve">(Curtin 1990)</w:t>
       </w:r>
     </w:p>
     <w:p>
@@ -686,7 +671,7 @@
         <w:t xml:space="preserve"> </w:t>
       </w:r>
       <w:r>
-        <w:t xml:space="preserve">(from Caspian to Aral Sea), carried</w:t>
+        <w:t xml:space="preserve">(from Caspian to Aral Sea) 1929-32, carried</w:t>
       </w:r>
       <w:r>
         <w:t xml:space="preserve"> </w:t>
@@ -717,70 +702,16 @@
     </w:p>
     <w:p>
       <w:pPr>
-        <w:pStyle w:val="Compact"/>
-        <w:numPr>
-          <w:ilvl w:val="0"/>
-          <w:numId w:val="1004"/>
-        </w:numPr>
-      </w:pPr>
-      <w:r>
-        <w:t xml:space="preserve">Invasive species and the</w:t>
-      </w:r>
-      <w:r>
-        <w:t xml:space="preserve"> </w:t>
-      </w:r>
-      <w:r>
-        <w:rPr>
-          <w:b/>
-          <w:bCs/>
-        </w:rPr>
-        <w:t xml:space="preserve">natural enemy hypothesis</w:t>
-      </w:r>
-      <w:r>
-        <w:t xml:space="preserve"> </w:t>
-      </w:r>
-      <w:r>
-        <w:t xml:space="preserve">(green crabs:</w:t>
-      </w:r>
-      <w:r>
-        <w:t xml:space="preserve"> </w:t>
-      </w:r>
-      <w:r>
-        <w:t xml:space="preserve">Torchin, Lafferty, and Kuris (2001)</w:t>
-      </w:r>
-      <w:r>
-        <w:t xml:space="preserve">)</w:t>
-      </w:r>
-    </w:p>
-    <w:p>
-      <w:pPr>
-        <w:pStyle w:val="Compact"/>
-        <w:numPr>
-          <w:ilvl w:val="0"/>
-          <w:numId w:val="1004"/>
-        </w:numPr>
-      </w:pPr>
-      <w:r>
-        <w:t xml:space="preserve">lots more examples:</w:t>
-      </w:r>
-      <w:r>
-        <w:t xml:space="preserve"> </w:t>
-      </w:r>
-      <w:r>
-        <w:t xml:space="preserve">Strauss, White, and Boots (2012)</w:t>
-      </w:r>
-      <w:r>
-        <w:t xml:space="preserve">]</w:t>
-      </w:r>
-    </w:p>
-    <w:bookmarkEnd w:id="31"/>
-    <w:bookmarkStart w:id="32" w:name="parasite-mediated-resistance-to-invasion"/>
-    <w:p>
-      <w:pPr>
-        <w:pStyle w:val="Heading2"/>
-      </w:pPr>
-      <w:r>
-        <w:t xml:space="preserve">Parasite-mediated resistance to invasion</w:t>
+        <w:pStyle w:val="BlockText"/>
+      </w:pPr>
+      <w:r>
+        <w:t xml:space="preserve">Mortalities of spiny sturgeon of the Aral Sea began in 1936. Dead and dying fish had large’numbers (up to 600) of N. sturionis, which had not been seen during a parasite examination in 1930, nor had fishermen seen the worm previously. No indications of other diseases or parasites were noted. Parasitization rates approached 100%. Gill pathology was extensive, leading to interference with gas exchange and mortality. The sturgeon fishery of the Aral Sea was reduced below commercial levels for 20 years, according to Ozmanov (1963).</w:t>
+      </w:r>
+      <w:r>
+        <w:t xml:space="preserve"> </w:t>
+      </w:r>
+      <w:r>
+        <w:t xml:space="preserve">(Sindermann 1987)</w:t>
       </w:r>
     </w:p>
     <w:p>
@@ -792,219 +723,63 @@
         </w:numPr>
       </w:pPr>
       <w:r>
-        <w:rPr>
-          <w:i/>
-          <w:iCs/>
-        </w:rPr>
-        <w:t xml:space="preserve">Parelaphostrongylus tenuis</w:t>
-      </w:r>
-      <w:r>
-        <w:t xml:space="preserve"> </w:t>
-      </w:r>
-      <w:r>
-        <w:t xml:space="preserve">(meningeal worm): kills moose (</w:t>
-      </w:r>
-      <w:r>
-        <w:rPr>
-          <w:i/>
-          <w:iCs/>
-        </w:rPr>
-        <w:t xml:space="preserve">Alces alces</w:t>
-      </w:r>
-      <w:r>
-        <w:t xml:space="preserve">) and caribou (</w:t>
-      </w:r>
-      <w:r>
-        <w:rPr>
-          <w:i/>
-          <w:iCs/>
-        </w:rPr>
-        <w:t xml:space="preserve">Rangifer tarandus</w:t>
-      </w:r>
-      <w:r>
-        <w:t xml:space="preserve">) in clinical infections (brain pathology), doesn’t kill white-tailed deer. Moose density inversely correlated with density of</w:t>
-      </w:r>
-      <w:r>
-        <w:t xml:space="preserve"> </w:t>
-      </w:r>
-      <w:r>
-        <w:rPr>
-          <w:i/>
-          <w:iCs/>
-        </w:rPr>
-        <w:t xml:space="preserve">P. tenuis</w:t>
-      </w:r>
-      <w:r>
-        <w:t xml:space="preserve"> </w:t>
-      </w:r>
-      <w:r>
-        <w:t xml:space="preserve">eggs in deer feces.</w:t>
-      </w:r>
-    </w:p>
-    <w:p>
-      <w:pPr>
-        <w:pStyle w:val="FirstParagraph"/>
-      </w:pPr>
-      <w:r>
-        <w:rPr>
-          <w:i/>
-          <w:iCs/>
-        </w:rPr>
-        <w:t xml:space="preserve">P. tenuis</w:t>
-      </w:r>
-      <w:r>
-        <w:t xml:space="preserve"> </w:t>
-      </w:r>
-      <w:r>
-        <w:t xml:space="preserve">has a two-host life cycle, from gastropods which are eaten</w:t>
-      </w:r>
-      <w:r>
-        <w:t xml:space="preserve"> </w:t>
-      </w:r>
-      <w:r>
-        <w:t xml:space="preserve">accidentally by grazing ungulates and back again (via excreted eggs</w:t>
-      </w:r>
-      <w:r>
-        <w:t xml:space="preserve"> </w:t>
-      </w:r>
-      <w:r>
-        <w:t xml:space="preserve">which hatch into larvae and bore into the gastropods when they crawl</w:t>
-      </w:r>
-      <w:r>
-        <w:t xml:space="preserve"> </w:t>
-      </w:r>
-      <w:r>
-        <w:t xml:space="preserve">over the larvae).</w:t>
-      </w:r>
-    </w:p>
-    <w:p>
-      <w:pPr>
-        <w:pStyle w:val="BodyText"/>
-      </w:pPr>
-      <w:r>
-        <w:t xml:space="preserve">In the absence of the worm, moose can outcompete white-tailed deer for</w:t>
-      </w:r>
-      <w:r>
-        <w:t xml:space="preserve"> </w:t>
-      </w:r>
-      <w:r>
-        <w:t xml:space="preserve">forage. Has</w:t>
-      </w:r>
-      <w:r>
-        <w:t xml:space="preserve"> </w:t>
-      </w:r>
-      <w:r>
-        <w:rPr>
-          <w:i/>
-          <w:iCs/>
-        </w:rPr>
-        <w:t xml:space="preserve">P. tenuis</w:t>
-      </w:r>
-      <w:r>
-        <w:t xml:space="preserve"> </w:t>
-      </w:r>
-      <w:r>
-        <w:t xml:space="preserve">has caused the rise of deer and the decline of</w:t>
-      </w:r>
-      <w:r>
-        <w:t xml:space="preserve"> </w:t>
-      </w:r>
-      <w:r>
-        <w:t xml:space="preserve">moose in the southern boreal forest? Do deer and</w:t>
-      </w:r>
-      <w:r>
-        <w:t xml:space="preserve"> </w:t>
-      </w:r>
-      <w:r>
-        <w:rPr>
-          <w:i/>
-          <w:iCs/>
-        </w:rPr>
-        <w:t xml:space="preserve">P. tenuis</w:t>
-      </w:r>
-      <w:r>
-        <w:t xml:space="preserve"> </w:t>
-      </w:r>
-      <w:r>
-        <w:t xml:space="preserve">prevent the</w:t>
-      </w:r>
-      <w:r>
-        <w:t xml:space="preserve"> </w:t>
-      </w:r>
-      <w:r>
-        <w:t xml:space="preserve">reintroduction of moose?</w:t>
-      </w:r>
-    </w:p>
-    <w:p>
-      <w:pPr>
-        <w:pStyle w:val="BodyText"/>
-      </w:pPr>
-      <w:r>
-        <w:t xml:space="preserve">Schmitz and Nudds (1994)</w:t>
-      </w:r>
-      <w:r>
-        <w:t xml:space="preserve">: macroparasite model with two possible definitive</w:t>
-      </w:r>
-      <w:r>
-        <w:t xml:space="preserve"> </w:t>
-      </w:r>
-      <w:r>
-        <w:t xml:space="preserve">hosts, moose and deer, which also compete with each other.</w:t>
-      </w:r>
-      <w:r>
-        <w:t xml:space="preserve"> </w:t>
-      </w:r>
-      <w:r>
-        <w:rPr>
-          <w:i/>
-          <w:iCs/>
-        </w:rPr>
-        <w:t xml:space="preserve">P. tenuis</w:t>
-      </w:r>
-      <w:r>
-        <w:t xml:space="preserve"> </w:t>
-      </w:r>
-      <w:r>
-        <w:t xml:space="preserve">kills moose, no effect on deer. Model suggests that (depending on</w:t>
-      </w:r>
-      <w:r>
-        <w:t xml:space="preserve"> </w:t>
-      </w:r>
-      <w:r>
-        <w:t xml:space="preserve">parameters that we don’t know), moose could outcompete deer, be</w:t>
-      </w:r>
-      <w:r>
-        <w:t xml:space="preserve"> </w:t>
-      </w:r>
-      <w:r>
-        <w:t xml:space="preserve">outcompeted by deer, or coexist even in the presence of deer and</w:t>
-      </w:r>
-      <w:r>
-        <w:t xml:space="preserve"> </w:t>
-      </w:r>
-      <w:r>
-        <w:rPr>
-          <w:i/>
-          <w:iCs/>
-        </w:rPr>
-        <w:t xml:space="preserve">P.</w:t>
-      </w:r>
-      <w:r>
-        <w:rPr>
-          <w:i/>
-          <w:iCs/>
-        </w:rPr>
-        <w:t xml:space="preserve"> </w:t>
-      </w:r>
-      <w:r>
-        <w:rPr>
-          <w:i/>
-          <w:iCs/>
-        </w:rPr>
-        <w:t xml:space="preserve">tenuis</w:t>
-      </w:r>
-      <w:r>
-        <w:t xml:space="preserve">.</w:t>
+        <w:t xml:space="preserve">Invasive species and the</w:t>
+      </w:r>
+      <w:r>
+        <w:t xml:space="preserve"> </w:t>
+      </w:r>
+      <w:r>
+        <w:rPr>
+          <w:b/>
+          <w:bCs/>
+        </w:rPr>
+        <w:t xml:space="preserve">natural enemy hypothesis</w:t>
+      </w:r>
+      <w:r>
+        <w:t xml:space="preserve"> </w:t>
+      </w:r>
+      <w:r>
+        <w:t xml:space="preserve">(green crabs:</w:t>
+      </w:r>
+      <w:r>
+        <w:t xml:space="preserve"> </w:t>
+      </w:r>
+      <w:r>
+        <w:t xml:space="preserve">Torchin, Lafferty, and Kuris (2001)</w:t>
+      </w:r>
+      <w:r>
+        <w:t xml:space="preserve">)</w:t>
+      </w:r>
+    </w:p>
+    <w:p>
+      <w:pPr>
+        <w:pStyle w:val="Compact"/>
+        <w:numPr>
+          <w:ilvl w:val="0"/>
+          <w:numId w:val="1005"/>
+        </w:numPr>
+      </w:pPr>
+      <w:r>
+        <w:t xml:space="preserve">lots more examples:</w:t>
+      </w:r>
+      <w:r>
+        <w:t xml:space="preserve"> </w:t>
+      </w:r>
+      <w:r>
+        <w:t xml:space="preserve">Strauss, White, and Boots (2012)</w:t>
+      </w:r>
+      <w:r>
+        <w:t xml:space="preserve">]</w:t>
+      </w:r>
+    </w:p>
+    <w:bookmarkEnd w:id="31"/>
+    <w:bookmarkStart w:id="35" w:name="parasite-mediated-resistance-to-invasion"/>
+    <w:p>
+      <w:pPr>
+        <w:pStyle w:val="Heading2"/>
+      </w:pPr>
+      <w:r>
+        <w:t xml:space="preserve">Parasite-mediated resistance to invasion</w:t>
       </w:r>
     </w:p>
     <w:p>
@@ -1016,19 +791,219 @@
         </w:numPr>
       </w:pPr>
       <w:r>
-        <w:t xml:space="preserve">just because a parasite kills a host in a clinical setting doesn’t</w:t>
-      </w:r>
-      <w:r>
-        <w:t xml:space="preserve"> </w:t>
-      </w:r>
-      <w:r>
-        <w:t xml:space="preserve">mean that the parasite will necessary reduce host population</w:t>
-      </w:r>
-      <w:r>
-        <w:t xml:space="preserve"> </w:t>
-      </w:r>
-      <w:r>
-        <w:t xml:space="preserve">significantly</w:t>
+        <w:rPr>
+          <w:i/>
+          <w:iCs/>
+        </w:rPr>
+        <w:t xml:space="preserve">Parelaphostrongylus tenuis</w:t>
+      </w:r>
+      <w:r>
+        <w:t xml:space="preserve"> </w:t>
+      </w:r>
+      <w:r>
+        <w:t xml:space="preserve">(meningeal worm): kills moose (</w:t>
+      </w:r>
+      <w:r>
+        <w:rPr>
+          <w:i/>
+          <w:iCs/>
+        </w:rPr>
+        <w:t xml:space="preserve">Alces alces</w:t>
+      </w:r>
+      <w:r>
+        <w:t xml:space="preserve">) and caribou (</w:t>
+      </w:r>
+      <w:r>
+        <w:rPr>
+          <w:i/>
+          <w:iCs/>
+        </w:rPr>
+        <w:t xml:space="preserve">Rangifer tarandus</w:t>
+      </w:r>
+      <w:r>
+        <w:t xml:space="preserve">) in clinical infections (brain pathology), doesn’t kill white-tailed deer. Moose density inversely correlated with density of</w:t>
+      </w:r>
+      <w:r>
+        <w:t xml:space="preserve"> </w:t>
+      </w:r>
+      <w:r>
+        <w:rPr>
+          <w:i/>
+          <w:iCs/>
+        </w:rPr>
+        <w:t xml:space="preserve">P. tenuis</w:t>
+      </w:r>
+      <w:r>
+        <w:t xml:space="preserve"> </w:t>
+      </w:r>
+      <w:r>
+        <w:t xml:space="preserve">eggs in deer feces.</w:t>
+      </w:r>
+    </w:p>
+    <w:p>
+      <w:pPr>
+        <w:pStyle w:val="FirstParagraph"/>
+      </w:pPr>
+      <w:r>
+        <w:rPr>
+          <w:i/>
+          <w:iCs/>
+        </w:rPr>
+        <w:t xml:space="preserve">P. tenuis</w:t>
+      </w:r>
+      <w:r>
+        <w:t xml:space="preserve"> </w:t>
+      </w:r>
+      <w:r>
+        <w:t xml:space="preserve">has a two-host life cycle, from gastropods which are eaten</w:t>
+      </w:r>
+      <w:r>
+        <w:t xml:space="preserve"> </w:t>
+      </w:r>
+      <w:r>
+        <w:t xml:space="preserve">accidentally by grazing ungulates and back again (via excreted eggs</w:t>
+      </w:r>
+      <w:r>
+        <w:t xml:space="preserve"> </w:t>
+      </w:r>
+      <w:r>
+        <w:t xml:space="preserve">which hatch into larvae and bore into the gastropods when they crawl</w:t>
+      </w:r>
+      <w:r>
+        <w:t xml:space="preserve"> </w:t>
+      </w:r>
+      <w:r>
+        <w:t xml:space="preserve">over the larvae).</w:t>
+      </w:r>
+    </w:p>
+    <w:p>
+      <w:pPr>
+        <w:pStyle w:val="BodyText"/>
+      </w:pPr>
+      <w:r>
+        <w:t xml:space="preserve">In the absence of the worm, moose can outcompete white-tailed deer for</w:t>
+      </w:r>
+      <w:r>
+        <w:t xml:space="preserve"> </w:t>
+      </w:r>
+      <w:r>
+        <w:t xml:space="preserve">forage. Has</w:t>
+      </w:r>
+      <w:r>
+        <w:t xml:space="preserve"> </w:t>
+      </w:r>
+      <w:r>
+        <w:rPr>
+          <w:i/>
+          <w:iCs/>
+        </w:rPr>
+        <w:t xml:space="preserve">P. tenuis</w:t>
+      </w:r>
+      <w:r>
+        <w:t xml:space="preserve"> </w:t>
+      </w:r>
+      <w:r>
+        <w:t xml:space="preserve">has caused the rise of deer and the decline of</w:t>
+      </w:r>
+      <w:r>
+        <w:t xml:space="preserve"> </w:t>
+      </w:r>
+      <w:r>
+        <w:t xml:space="preserve">moose in the southern boreal forest? Do deer and</w:t>
+      </w:r>
+      <w:r>
+        <w:t xml:space="preserve"> </w:t>
+      </w:r>
+      <w:r>
+        <w:rPr>
+          <w:i/>
+          <w:iCs/>
+        </w:rPr>
+        <w:t xml:space="preserve">P. tenuis</w:t>
+      </w:r>
+      <w:r>
+        <w:t xml:space="preserve"> </w:t>
+      </w:r>
+      <w:r>
+        <w:t xml:space="preserve">prevent the</w:t>
+      </w:r>
+      <w:r>
+        <w:t xml:space="preserve"> </w:t>
+      </w:r>
+      <w:r>
+        <w:t xml:space="preserve">reintroduction of moose?</w:t>
+      </w:r>
+    </w:p>
+    <w:p>
+      <w:pPr>
+        <w:pStyle w:val="BodyText"/>
+      </w:pPr>
+      <w:r>
+        <w:t xml:space="preserve">Schmitz and Nudds (1994)</w:t>
+      </w:r>
+      <w:r>
+        <w:t xml:space="preserve">: macroparasite model with two possible definitive</w:t>
+      </w:r>
+      <w:r>
+        <w:t xml:space="preserve"> </w:t>
+      </w:r>
+      <w:r>
+        <w:t xml:space="preserve">hosts, moose and deer, which also compete with each other.</w:t>
+      </w:r>
+      <w:r>
+        <w:t xml:space="preserve"> </w:t>
+      </w:r>
+      <w:r>
+        <w:rPr>
+          <w:i/>
+          <w:iCs/>
+        </w:rPr>
+        <w:t xml:space="preserve">P. tenuis</w:t>
+      </w:r>
+      <w:r>
+        <w:t xml:space="preserve"> </w:t>
+      </w:r>
+      <w:r>
+        <w:t xml:space="preserve">kills moose, no effect on deer. Model suggests that (depending on</w:t>
+      </w:r>
+      <w:r>
+        <w:t xml:space="preserve"> </w:t>
+      </w:r>
+      <w:r>
+        <w:t xml:space="preserve">parameters that we don’t know), moose could outcompete deer, be</w:t>
+      </w:r>
+      <w:r>
+        <w:t xml:space="preserve"> </w:t>
+      </w:r>
+      <w:r>
+        <w:t xml:space="preserve">outcompeted by deer, or coexist even in the presence of deer and</w:t>
+      </w:r>
+      <w:r>
+        <w:t xml:space="preserve"> </w:t>
+      </w:r>
+      <w:r>
+        <w:rPr>
+          <w:i/>
+          <w:iCs/>
+        </w:rPr>
+        <w:t xml:space="preserve">P.</w:t>
+      </w:r>
+      <w:r>
+        <w:rPr>
+          <w:i/>
+          <w:iCs/>
+        </w:rPr>
+        <w:t xml:space="preserve"> </w:t>
+      </w:r>
+      <w:r>
+        <w:rPr>
+          <w:i/>
+          <w:iCs/>
+        </w:rPr>
+        <w:t xml:space="preserve">tenuis</w:t>
+      </w:r>
+      <w:r>
+        <w:t xml:space="preserve">.</w:t>
       </w:r>
     </w:p>
     <w:p>
@@ -1036,7 +1011,31 @@
         <w:pStyle w:val="Compact"/>
         <w:numPr>
           <w:ilvl w:val="0"/>
-          <w:numId w:val="1006"/>
+          <w:numId w:val="1007"/>
+        </w:numPr>
+      </w:pPr>
+      <w:r>
+        <w:t xml:space="preserve">just because a parasite kills a host in a clinical setting doesn’t</w:t>
+      </w:r>
+      <w:r>
+        <w:t xml:space="preserve"> </w:t>
+      </w:r>
+      <w:r>
+        <w:t xml:space="preserve">mean that the parasite will necessary reduce host population</w:t>
+      </w:r>
+      <w:r>
+        <w:t xml:space="preserve"> </w:t>
+      </w:r>
+      <w:r>
+        <w:t xml:space="preserve">significantly</w:t>
+      </w:r>
+    </w:p>
+    <w:p>
+      <w:pPr>
+        <w:pStyle w:val="Compact"/>
+        <w:numPr>
+          <w:ilvl w:val="0"/>
+          <w:numId w:val="1007"/>
         </w:numPr>
       </w:pPr>
       <w:r>
@@ -1048,7 +1047,7 @@
         <w:pStyle w:val="Compact"/>
         <w:numPr>
           <w:ilvl w:val="1"/>
-          <w:numId w:val="1007"/>
+          <w:numId w:val="1008"/>
         </w:numPr>
       </w:pPr>
       <w:r>
@@ -1060,7 +1059,7 @@
         <w:pStyle w:val="Compact"/>
         <w:numPr>
           <w:ilvl w:val="1"/>
-          <w:numId w:val="1007"/>
+          <w:numId w:val="1008"/>
         </w:numPr>
       </w:pPr>
       <w:r>
@@ -1072,153 +1071,76 @@
         <w:pStyle w:val="Compact"/>
         <w:numPr>
           <w:ilvl w:val="1"/>
-          <w:numId w:val="1007"/>
-        </w:numPr>
-      </w:pPr>
-      <w:r>
-        <w:t xml:space="preserve">death rate of moose from parasites</w:t>
-      </w:r>
-    </w:p>
-    <w:bookmarkEnd w:id="32"/>
-    <w:bookmarkStart w:id="33" w:name="trophic-cascades-and-apparent-mutualism"/>
-    <w:p>
-      <w:pPr>
-        <w:pStyle w:val="Heading2"/>
-      </w:pPr>
-      <w:r>
-        <w:t xml:space="preserve">Trophic cascades and apparent mutualism</w:t>
-      </w:r>
-    </w:p>
-    <w:p>
-      <w:pPr>
-        <w:pStyle w:val="Compact"/>
-        <w:numPr>
-          <w:ilvl w:val="0"/>
           <w:numId w:val="1008"/>
         </w:numPr>
       </w:pPr>
       <w:r>
-        <w:rPr>
-          <w:b/>
-          <w:bCs/>
-        </w:rPr>
-        <w:t xml:space="preserve">Trophic cascades</w:t>
-      </w:r>
-      <w:r>
-        <w:t xml:space="preserve">: alternating changes in density at odd vs. even a</w:t>
-      </w:r>
-      <w:r>
-        <w:t xml:space="preserve"> </w:t>
-      </w:r>
-      <w:r>
-        <w:t xml:space="preserve">food chain (prey decrease, prey’s prey increase, etc.). Can parasites be</w:t>
-      </w:r>
-      <w:r>
-        <w:t xml:space="preserve"> </w:t>
-      </w:r>
-      <w:r>
-        <w:t xml:space="preserve">“top predators”</w:t>
-      </w:r>
-      <w:r>
-        <w:t xml:space="preserve"> </w:t>
-      </w:r>
-      <w:r>
-        <w:t xml:space="preserve">in these cases?</w:t>
-      </w:r>
-    </w:p>
-    <w:p>
-      <w:pPr>
-        <w:pStyle w:val="Compact"/>
-        <w:numPr>
-          <w:ilvl w:val="0"/>
-          <w:numId w:val="1008"/>
-        </w:numPr>
-      </w:pPr>
-      <w:r>
-        <w:t xml:space="preserve">Cestodes/killifish/seabirds: whether this helps or hurts the predator</w:t>
-      </w:r>
-      <w:r>
-        <w:t xml:space="preserve"> </w:t>
-      </w:r>
-      <w:r>
-        <w:t xml:space="preserve">(individual or population) depends on level of parasitism, costs,</w:t>
-      </w:r>
-      <w:r>
-        <w:t xml:space="preserve"> </w:t>
-      </w:r>
-      <w:r>
-        <w:t xml:space="preserve">benefits. Predator population size might be max. with no parasites, but</w:t>
-      </w:r>
-      <w:r>
-        <w:t xml:space="preserve"> </w:t>
-      </w:r>
-      <w:r>
-        <w:t xml:space="preserve">individual decisions (presumably) maximize individual fitness.</w:t>
-      </w:r>
-    </w:p>
-    <w:p>
-      <w:pPr>
-        <w:pStyle w:val="Compact"/>
-        <w:numPr>
-          <w:ilvl w:val="0"/>
-          <w:numId w:val="1008"/>
-        </w:numPr>
-      </w:pPr>
-      <w:r>
-        <w:t xml:space="preserve">Toxoplasma-induced bottom-up trophic cascades (??):</w:t>
-      </w:r>
-      <w:r>
-        <w:t xml:space="preserve"> </w:t>
-      </w:r>
-      <w:r>
-        <w:t xml:space="preserve">Skorping and Högstedt (2001)</w:t>
-      </w:r>
-      <w:r>
-        <w:t xml:space="preserve">/</w:t>
-      </w:r>
-      <w:r>
-        <w:t xml:space="preserve">Pusenius and Ostfeld (2000)</w:t>
-      </w:r>
-      <w:r>
-        <w:t xml:space="preserve">:</w:t>
-      </w:r>
-      <w:r>
-        <w:t xml:space="preserve"> </w:t>
-      </w:r>
-      <w:r>
-        <w:rPr>
-          <w:i/>
-          <w:iCs/>
-        </w:rPr>
-        <w:t xml:space="preserve">more</w:t>
-      </w:r>
-      <w:r>
-        <w:t xml:space="preserve"> </w:t>
-      </w:r>
-      <w:r>
-        <w:t xml:space="preserve">seeds eaten in the presence of stoats than in their absence!)</w:t>
-      </w:r>
-    </w:p>
-    <w:p>
-      <w:pPr>
-        <w:pStyle w:val="Compact"/>
-        <w:numPr>
-          <w:ilvl w:val="0"/>
-          <w:numId w:val="1008"/>
-        </w:numPr>
-      </w:pPr>
-      <w:r>
-        <w:t xml:space="preserve">Increased flow through food webs, ecosystem efficiency?</w:t>
-      </w:r>
-    </w:p>
-    <w:bookmarkEnd w:id="33"/>
-    <w:bookmarkStart w:id="34" w:name="ecosystem-engineering"/>
+        <w:t xml:space="preserve">death rate of moose from parasites</w:t>
+      </w:r>
+    </w:p>
+    <w:p>
+      <w:pPr>
+        <w:pStyle w:val="FirstParagraph"/>
+      </w:pPr>
+      <w:r>
+        <w:drawing>
+          <wp:inline>
+            <wp:extent cx="5334000" cy="4407307"/>
+            <wp:effectExtent b="0" l="0" r="0" t="0"/>
+            <wp:docPr descr="" title="" id="33" name="Picture"/>
+            <a:graphic>
+              <a:graphicData uri="http://schemas.openxmlformats.org/drawingml/2006/picture">
+                <pic:pic>
+                  <pic:nvPicPr>
+                    <pic:cNvPr descr="pix/brainworm.png" id="34" name="Picture"/>
+                    <pic:cNvPicPr>
+                      <a:picLocks noChangeArrowheads="1" noChangeAspect="1"/>
+                    </pic:cNvPicPr>
+                  </pic:nvPicPr>
+                  <pic:blipFill>
+                    <a:blip r:embed="rId32"/>
+                    <a:stretch>
+                      <a:fillRect/>
+                    </a:stretch>
+                  </pic:blipFill>
+                  <pic:spPr bwMode="auto">
+                    <a:xfrm>
+                      <a:off x="0" y="0"/>
+                      <a:ext cx="5334000" cy="4407307"/>
+                    </a:xfrm>
+                    <a:prstGeom prst="rect">
+                      <a:avLst/>
+                    </a:prstGeom>
+                    <a:noFill/>
+                    <a:ln w="9525">
+                      <a:noFill/>
+                      <a:headEnd/>
+                      <a:tailEnd/>
+                    </a:ln>
+                  </pic:spPr>
+                </pic:pic>
+              </a:graphicData>
+            </a:graphic>
+          </wp:inline>
+        </w:drawing>
+      </w:r>
+    </w:p>
+    <w:p>
+      <w:pPr>
+        <w:pStyle w:val="BodyText"/>
+      </w:pPr>
+      <w:r>
+        <w:t xml:space="preserve">Oliveira-Santos et al. (2021)</w:t>
+      </w:r>
+    </w:p>
+    <w:bookmarkEnd w:id="35"/>
+    <w:bookmarkStart w:id="36" w:name="trophic-cascades-and-apparent-mutualism"/>
     <w:p>
       <w:pPr>
         <w:pStyle w:val="Heading2"/>
       </w:pPr>
       <w:r>
-        <w:t xml:space="preserve">ecosystem engineering</w:t>
+        <w:t xml:space="preserve">Trophic cascades and apparent mutualism</w:t>
       </w:r>
     </w:p>
     <w:p>
@@ -1230,38 +1152,127 @@
         </w:numPr>
       </w:pPr>
       <w:r>
-        <w:t xml:space="preserve">Parasitized cockles</w:t>
-      </w:r>
-      <w:r>
-        <w:t xml:space="preserve"> </w:t>
-      </w:r>
-      <w:r>
-        <w:t xml:space="preserve">(F. Thomas and Poulin 1998; Frédéric Thomas et al. 1999)</w:t>
-      </w:r>
-      <w:r>
-        <w:t xml:space="preserve">: changed bioturbation (stirring), presence of hard surface has various impacts on community structure. Changes habitat for other species;</w:t>
-      </w:r>
-      <w:r>
-        <w:t xml:space="preserve"> </w:t>
-      </w:r>
-      <w:r>
-        <w:t xml:space="preserve">“arrows”</w:t>
-      </w:r>
-      <w:r>
-        <w:t xml:space="preserve"> </w:t>
-      </w:r>
-      <w:r>
-        <w:t xml:space="preserve">(influence of one species on another) mediated through the environment.</w:t>
-      </w:r>
-    </w:p>
-    <w:bookmarkEnd w:id="34"/>
-    <w:bookmarkStart w:id="38" w:name="large-scale-community-structure"/>
+        <w:rPr>
+          <w:b/>
+          <w:bCs/>
+        </w:rPr>
+        <w:t xml:space="preserve">Trophic cascades</w:t>
+      </w:r>
+      <w:r>
+        <w:t xml:space="preserve">: alternating changes in density at odd vs. even a</w:t>
+      </w:r>
+      <w:r>
+        <w:t xml:space="preserve"> </w:t>
+      </w:r>
+      <w:r>
+        <w:t xml:space="preserve">food chain (prey decrease, prey’s prey increase, etc.). Can parasites be</w:t>
+      </w:r>
+      <w:r>
+        <w:t xml:space="preserve"> </w:t>
+      </w:r>
+      <w:r>
+        <w:t xml:space="preserve">“top predators”</w:t>
+      </w:r>
+      <w:r>
+        <w:t xml:space="preserve"> </w:t>
+      </w:r>
+      <w:r>
+        <w:t xml:space="preserve">in these cases?</w:t>
+      </w:r>
+    </w:p>
+    <w:p>
+      <w:pPr>
+        <w:pStyle w:val="Compact"/>
+        <w:numPr>
+          <w:ilvl w:val="0"/>
+          <w:numId w:val="1009"/>
+        </w:numPr>
+      </w:pPr>
+      <w:r>
+        <w:t xml:space="preserve">Cestodes/killifish/seabirds: whether this helps or hurts the predator</w:t>
+      </w:r>
+      <w:r>
+        <w:t xml:space="preserve"> </w:t>
+      </w:r>
+      <w:r>
+        <w:t xml:space="preserve">(individual or population) depends on level of parasitism, costs,</w:t>
+      </w:r>
+      <w:r>
+        <w:t xml:space="preserve"> </w:t>
+      </w:r>
+      <w:r>
+        <w:t xml:space="preserve">benefits. Predator population size might be max. with no parasites, but</w:t>
+      </w:r>
+      <w:r>
+        <w:t xml:space="preserve"> </w:t>
+      </w:r>
+      <w:r>
+        <w:t xml:space="preserve">individual decisions (presumably) maximize individual fitness.</w:t>
+      </w:r>
+    </w:p>
+    <w:p>
+      <w:pPr>
+        <w:pStyle w:val="Compact"/>
+        <w:numPr>
+          <w:ilvl w:val="0"/>
+          <w:numId w:val="1009"/>
+        </w:numPr>
+      </w:pPr>
+      <w:r>
+        <w:t xml:space="preserve">Toxoplasma-induced bottom-up trophic cascades (??):</w:t>
+      </w:r>
+      <w:r>
+        <w:t xml:space="preserve"> </w:t>
+      </w:r>
+      <w:r>
+        <w:t xml:space="preserve">Skorping and Högstedt (2001)</w:t>
+      </w:r>
+      <w:r>
+        <w:t xml:space="preserve">/</w:t>
+      </w:r>
+      <w:r>
+        <w:t xml:space="preserve">Pusenius and Ostfeld (2000)</w:t>
+      </w:r>
+      <w:r>
+        <w:t xml:space="preserve">:</w:t>
+      </w:r>
+      <w:r>
+        <w:t xml:space="preserve"> </w:t>
+      </w:r>
+      <w:r>
+        <w:rPr>
+          <w:i/>
+          <w:iCs/>
+        </w:rPr>
+        <w:t xml:space="preserve">more</w:t>
+      </w:r>
+      <w:r>
+        <w:t xml:space="preserve"> </w:t>
+      </w:r>
+      <w:r>
+        <w:t xml:space="preserve">seeds eaten in the presence of stoats than in their absence!)</w:t>
+      </w:r>
+    </w:p>
+    <w:p>
+      <w:pPr>
+        <w:pStyle w:val="Compact"/>
+        <w:numPr>
+          <w:ilvl w:val="0"/>
+          <w:numId w:val="1009"/>
+        </w:numPr>
+      </w:pPr>
+      <w:r>
+        <w:t xml:space="preserve">Increased flow through food webs, ecosystem efficiency?</w:t>
+      </w:r>
+    </w:p>
+    <w:bookmarkEnd w:id="36"/>
+    <w:bookmarkStart w:id="37" w:name="ecosystem-engineering"/>
     <w:p>
       <w:pPr>
         <w:pStyle w:val="Heading2"/>
       </w:pPr>
       <w:r>
-        <w:t xml:space="preserve">Large-scale community structure</w:t>
+        <w:t xml:space="preserve">ecosystem engineering</w:t>
       </w:r>
     </w:p>
     <w:p>
@@ -1270,6 +1281,49 @@
         <w:numPr>
           <w:ilvl w:val="0"/>
           <w:numId w:val="1010"/>
+        </w:numPr>
+      </w:pPr>
+      <w:r>
+        <w:t xml:space="preserve">Parasitized cockles</w:t>
+      </w:r>
+      <w:r>
+        <w:t xml:space="preserve"> </w:t>
+      </w:r>
+      <w:r>
+        <w:t xml:space="preserve">(F. Thomas and Poulin 1998; Frédéric Thomas et al. 1999)</w:t>
+      </w:r>
+      <w:r>
+        <w:t xml:space="preserve">: changed bioturbation (stirring), presence of hard surface has various impacts on community structure. Changes habitat for other species;</w:t>
+      </w:r>
+      <w:r>
+        <w:t xml:space="preserve"> </w:t>
+      </w:r>
+      <w:r>
+        <w:t xml:space="preserve">“arrows”</w:t>
+      </w:r>
+      <w:r>
+        <w:t xml:space="preserve"> </w:t>
+      </w:r>
+      <w:r>
+        <w:t xml:space="preserve">(influence of one species on another) mediated through the environment.</w:t>
+      </w:r>
+    </w:p>
+    <w:bookmarkEnd w:id="37"/>
+    <w:bookmarkStart w:id="41" w:name="large-scale-community-structure"/>
+    <w:p>
+      <w:pPr>
+        <w:pStyle w:val="Heading2"/>
+      </w:pPr>
+      <w:r>
+        <w:t xml:space="preserve">Large-scale community structure</w:t>
+      </w:r>
+    </w:p>
+    <w:p>
+      <w:pPr>
+        <w:pStyle w:val="Compact"/>
+        <w:numPr>
+          <w:ilvl w:val="0"/>
+          <w:numId w:val="1011"/>
         </w:numPr>
       </w:pPr>
       <w:r>
@@ -1372,7 +1426,7 @@
         <w:pStyle w:val="Compact"/>
         <w:numPr>
           <w:ilvl w:val="0"/>
-          <w:numId w:val="1010"/>
+          <w:numId w:val="1011"/>
         </w:numPr>
       </w:pPr>
       <w:r>
@@ -1384,7 +1438,7 @@
         <w:pStyle w:val="Compact"/>
         <w:numPr>
           <w:ilvl w:val="1"/>
-          <w:numId w:val="1011"/>
+          <w:numId w:val="1012"/>
         </w:numPr>
       </w:pPr>
       <w:r>
@@ -1402,7 +1456,7 @@
         <w:pStyle w:val="Compact"/>
         <w:numPr>
           <w:ilvl w:val="1"/>
-          <w:numId w:val="1011"/>
+          <w:numId w:val="1012"/>
         </w:numPr>
       </w:pPr>
       <w:r>
@@ -1421,18 +1475,18 @@
           <wp:inline>
             <wp:extent cx="4495800" cy="3390900"/>
             <wp:effectExtent b="0" l="0" r="0" t="0"/>
-            <wp:docPr descr="" title="" id="36" name="Picture"/>
+            <wp:docPr descr="" title="" id="39" name="Picture"/>
             <a:graphic>
               <a:graphicData uri="http://schemas.openxmlformats.org/drawingml/2006/picture">
                 <pic:pic>
                   <pic:nvPicPr>
-                    <pic:cNvPr descr="pix/holdo_graph.png" id="37" name="Picture"/>
+                    <pic:cNvPr descr="pix/holdo_graph.png" id="40" name="Picture"/>
                     <pic:cNvPicPr>
                       <a:picLocks noChangeArrowheads="1" noChangeAspect="1"/>
                     </pic:cNvPicPr>
                   </pic:nvPicPr>
                   <pic:blipFill>
-                    <a:blip r:embed="rId35"/>
+                    <a:blip r:embed="rId38"/>
                     <a:stretch>
                       <a:fillRect/>
                     </a:stretch>
@@ -1464,7 +1518,7 @@
         <w:pStyle w:val="Compact"/>
         <w:numPr>
           <w:ilvl w:val="0"/>
-          <w:numId w:val="1012"/>
+          <w:numId w:val="1013"/>
         </w:numPr>
       </w:pPr>
       <w:r>
@@ -1476,7 +1530,7 @@
         <w:pStyle w:val="Compact"/>
         <w:numPr>
           <w:ilvl w:val="0"/>
-          <w:numId w:val="1012"/>
+          <w:numId w:val="1013"/>
         </w:numPr>
       </w:pPr>
       <w:r>
@@ -1494,7 +1548,7 @@
         <w:pStyle w:val="Compact"/>
         <w:numPr>
           <w:ilvl w:val="1"/>
-          <w:numId w:val="1013"/>
+          <w:numId w:val="1014"/>
         </w:numPr>
       </w:pPr>
       <w:r>
@@ -1532,8 +1586,8 @@
         <w:t xml:space="preserve">- other rabbit parasites declined</w:t>
       </w:r>
     </w:p>
-    <w:bookmarkEnd w:id="38"/>
-    <w:bookmarkStart w:id="45" w:name="community-effects-on-parasites"/>
+    <w:bookmarkEnd w:id="41"/>
+    <w:bookmarkStart w:id="48" w:name="community-effects-on-parasites"/>
     <w:p>
       <w:pPr>
         <w:pStyle w:val="Heading2"/>
@@ -1547,7 +1601,7 @@
         <w:pStyle w:val="Compact"/>
         <w:numPr>
           <w:ilvl w:val="0"/>
-          <w:numId w:val="1014"/>
+          <w:numId w:val="1015"/>
         </w:numPr>
       </w:pPr>
       <w:r>
@@ -1562,7 +1616,7 @@
         <w:pStyle w:val="Compact"/>
         <w:numPr>
           <w:ilvl w:val="0"/>
-          <w:numId w:val="1014"/>
+          <w:numId w:val="1015"/>
         </w:numPr>
       </w:pPr>
       <w:r>
@@ -1583,7 +1637,7 @@
         <w:pStyle w:val="Compact"/>
         <w:numPr>
           <w:ilvl w:val="0"/>
-          <w:numId w:val="1014"/>
+          <w:numId w:val="1015"/>
         </w:numPr>
       </w:pPr>
       <w:r>
@@ -1595,7 +1649,7 @@
         <w:pStyle w:val="Compact"/>
         <w:numPr>
           <w:ilvl w:val="1"/>
-          <w:numId w:val="1015"/>
+          <w:numId w:val="1016"/>
         </w:numPr>
       </w:pPr>
       <w:r>
@@ -1607,7 +1661,7 @@
         <w:pStyle w:val="Compact"/>
         <w:numPr>
           <w:ilvl w:val="1"/>
-          <w:numId w:val="1015"/>
+          <w:numId w:val="1016"/>
         </w:numPr>
       </w:pPr>
       <w:r>
@@ -1637,7 +1691,7 @@
         <w:pStyle w:val="Compact"/>
         <w:numPr>
           <w:ilvl w:val="0"/>
-          <w:numId w:val="1016"/>
+          <w:numId w:val="1017"/>
         </w:numPr>
       </w:pPr>
       <w:r>
@@ -1653,18 +1707,18 @@
           <wp:inline>
             <wp:extent cx="5334000" cy="2450529"/>
             <wp:effectExtent b="0" l="0" r="0" t="0"/>
-            <wp:docPr descr="" title="" id="40" name="Picture"/>
+            <wp:docPr descr="" title="" id="43" name="Picture"/>
             <a:graphic>
               <a:graphicData uri="http://schemas.openxmlformats.org/drawingml/2006/picture">
                 <pic:pic>
                   <pic:nvPicPr>
-                    <pic:cNvPr descr="pix/richards_2021_fig1.png" id="41" name="Picture"/>
+                    <pic:cNvPr descr="pix/richards_2021_fig1.png" id="44" name="Picture"/>
                     <pic:cNvPicPr>
                       <a:picLocks noChangeArrowheads="1" noChangeAspect="1"/>
                     </pic:cNvPicPr>
                   </pic:nvPicPr>
                   <pic:blipFill>
-                    <a:blip r:embed="rId39"/>
+                    <a:blip r:embed="rId42"/>
                     <a:stretch>
                       <a:fillRect/>
                     </a:stretch>
@@ -1700,18 +1754,18 @@
           <wp:inline>
             <wp:extent cx="5334000" cy="3733377"/>
             <wp:effectExtent b="0" l="0" r="0" t="0"/>
-            <wp:docPr descr="" title="" id="43" name="Picture"/>
+            <wp:docPr descr="" title="" id="46" name="Picture"/>
             <a:graphic>
               <a:graphicData uri="http://schemas.openxmlformats.org/drawingml/2006/picture">
                 <pic:pic>
                   <pic:nvPicPr>
-                    <pic:cNvPr descr="pix/richards_2021_fig2.png" id="44" name="Picture"/>
+                    <pic:cNvPr descr="pix/richards_2021_fig2.png" id="47" name="Picture"/>
                     <pic:cNvPicPr>
                       <a:picLocks noChangeArrowheads="1" noChangeAspect="1"/>
                     </pic:cNvPicPr>
                   </pic:nvPicPr>
                   <pic:blipFill>
-                    <a:blip r:embed="rId42"/>
+                    <a:blip r:embed="rId45"/>
                     <a:stretch>
                       <a:fillRect/>
                     </a:stretch>
@@ -1738,8 +1792,8 @@
         </w:drawing>
       </w:r>
     </w:p>
-    <w:bookmarkEnd w:id="45"/>
-    <w:bookmarkStart w:id="79" w:name="references"/>
+    <w:bookmarkEnd w:id="48"/>
+    <w:bookmarkStart w:id="88" w:name="references"/>
     <w:p>
       <w:pPr>
         <w:pStyle w:val="Heading2"/>
@@ -1748,8 +1802,8 @@
         <w:t xml:space="preserve">References</w:t>
       </w:r>
     </w:p>
-    <w:bookmarkStart w:id="78" w:name="refs"/>
-    <w:bookmarkStart w:id="47" w:name="ref-combes_parasites_1996"/>
+    <w:bookmarkStart w:id="87" w:name="refs"/>
+    <w:bookmarkStart w:id="50" w:name="ref-combes_parasites_1996"/>
     <w:p>
       <w:pPr>
         <w:pStyle w:val="Bibliography"/>
@@ -1782,7 +1836,7 @@
       <w:r>
         <w:t xml:space="preserve"> </w:t>
       </w:r>
-      <w:hyperlink r:id="rId46">
+      <w:hyperlink r:id="rId49">
         <w:r>
           <w:rPr>
             <w:rStyle w:val="Hyperlink"/>
@@ -1794,13 +1848,107 @@
         <w:t xml:space="preserve">.</w:t>
       </w:r>
     </w:p>
-    <w:bookmarkEnd w:id="47"/>
-    <w:bookmarkStart w:id="49" w:name="ref-holdo_disease-mediated_2009"/>
+    <w:bookmarkEnd w:id="50"/>
+    <w:bookmarkStart w:id="52" w:name="ref-curtinEnd1990"/>
     <w:p>
       <w:pPr>
         <w:pStyle w:val="Bibliography"/>
       </w:pPr>
       <w:r>
+        <w:t xml:space="preserve">Curtin, Philip D. 1990.</w:t>
+      </w:r>
+      <w:r>
+        <w:t xml:space="preserve"> </w:t>
+      </w:r>
+      <w:r>
+        <w:t xml:space="preserve">“The</w:t>
+      </w:r>
+      <w:r>
+        <w:t xml:space="preserve"> </w:t>
+      </w:r>
+      <w:r>
+        <w:t xml:space="preserve">End</w:t>
+      </w:r>
+      <w:r>
+        <w:t xml:space="preserve"> </w:t>
+      </w:r>
+      <w:r>
+        <w:t xml:space="preserve">of the "</w:t>
+      </w:r>
+      <w:r>
+        <w:t xml:space="preserve">White Man</w:t>
+      </w:r>
+      <w:r>
+        <w:t xml:space="preserve">’s</w:t>
+      </w:r>
+      <w:r>
+        <w:t xml:space="preserve"> </w:t>
+      </w:r>
+      <w:r>
+        <w:t xml:space="preserve">Grave</w:t>
+      </w:r>
+      <w:r>
+        <w:t xml:space="preserve">"?</w:t>
+      </w:r>
+      <w:r>
+        <w:t xml:space="preserve"> </w:t>
+      </w:r>
+      <w:r>
+        <w:t xml:space="preserve">Nineteenth-Century Mortality</w:t>
+      </w:r>
+      <w:r>
+        <w:t xml:space="preserve"> </w:t>
+      </w:r>
+      <w:r>
+        <w:t xml:space="preserve">in</w:t>
+      </w:r>
+      <w:r>
+        <w:t xml:space="preserve"> </w:t>
+      </w:r>
+      <w:r>
+        <w:t xml:space="preserve">West Africa</w:t>
+      </w:r>
+      <w:r>
+        <w:t xml:space="preserve">.”</w:t>
+      </w:r>
+      <w:r>
+        <w:t xml:space="preserve"> </w:t>
+      </w:r>
+      <w:r>
+        <w:rPr>
+          <w:i/>
+          <w:iCs/>
+        </w:rPr>
+        <w:t xml:space="preserve">The Journal of Interdisciplinary History</w:t>
+      </w:r>
+      <w:r>
+        <w:t xml:space="preserve"> </w:t>
+      </w:r>
+      <w:r>
+        <w:t xml:space="preserve">21 (1): 63–88.</w:t>
+      </w:r>
+      <w:r>
+        <w:t xml:space="preserve"> </w:t>
+      </w:r>
+      <w:hyperlink r:id="rId51">
+        <w:r>
+          <w:rPr>
+            <w:rStyle w:val="Hyperlink"/>
+          </w:rPr>
+          <w:t xml:space="preserve">https://doi.org/10.2307/204918</w:t>
+        </w:r>
+      </w:hyperlink>
+      <w:r>
+        <w:t xml:space="preserve">.</w:t>
+      </w:r>
+    </w:p>
+    <w:bookmarkEnd w:id="52"/>
+    <w:bookmarkStart w:id="54" w:name="ref-holdo_disease-mediated_2009"/>
+    <w:p>
+      <w:pPr>
+        <w:pStyle w:val="Bibliography"/>
+      </w:pPr>
+      <w:r>
         <w:t xml:space="preserve">Holdo, Ricardo M., Anthony R. E. Sinclair, Andrew P. Dobson, Kristine L. Metzger, Benjamin M. Bolker, Mark E. Ritchie, and Robert D. Holt. 2009.</w:t>
       </w:r>
       <w:r>
@@ -1897,7 +2045,7 @@
       <w:r>
         <w:t xml:space="preserve"> </w:t>
       </w:r>
-      <w:hyperlink r:id="rId48">
+      <w:hyperlink r:id="rId53">
         <w:r>
           <w:rPr>
             <w:rStyle w:val="Hyperlink"/>
@@ -1909,8 +2057,8 @@
         <w:t xml:space="preserve">.</w:t>
       </w:r>
     </w:p>
-    <w:bookmarkEnd w:id="49"/>
-    <w:bookmarkStart w:id="51" w:name="ref-lafferty_ecosystem_2008"/>
+    <w:bookmarkEnd w:id="54"/>
+    <w:bookmarkStart w:id="56" w:name="ref-lafferty_ecosystem_2008"/>
     <w:p>
       <w:pPr>
         <w:pStyle w:val="Bibliography"/>
@@ -1943,7 +2091,7 @@
       <w:r>
         <w:t xml:space="preserve"> </w:t>
       </w:r>
-      <w:hyperlink r:id="rId50">
+      <w:hyperlink r:id="rId55">
         <w:r>
           <w:rPr>
             <w:rStyle w:val="Hyperlink"/>
@@ -1955,8 +2103,8 @@
         <w:t xml:space="preserve">.</w:t>
       </w:r>
     </w:p>
-    <w:bookmarkEnd w:id="51"/>
-    <w:bookmarkStart w:id="53" w:name="ref-lafferty_fishing_2004"/>
+    <w:bookmarkEnd w:id="56"/>
+    <w:bookmarkStart w:id="58" w:name="ref-lafferty_fishing_2004"/>
     <w:p>
       <w:pPr>
         <w:pStyle w:val="Bibliography"/>
@@ -2034,7 +2182,7 @@
       <w:r>
         <w:t xml:space="preserve"> </w:t>
       </w:r>
-      <w:hyperlink r:id="rId52">
+      <w:hyperlink r:id="rId57">
         <w:r>
           <w:rPr>
             <w:rStyle w:val="Hyperlink"/>
@@ -2046,13 +2194,71 @@
         <w:t xml:space="preserve">.</w:t>
       </w:r>
     </w:p>
-    <w:bookmarkEnd w:id="53"/>
-    <w:bookmarkStart w:id="55" w:name="ref-packer_keeping_2003"/>
+    <w:bookmarkEnd w:id="58"/>
+    <w:bookmarkStart w:id="60" w:name="ref-oliveira-santosSpatial2021"/>
     <w:p>
       <w:pPr>
         <w:pStyle w:val="Bibliography"/>
       </w:pPr>
       <w:r>
+        <w:t xml:space="preserve">Oliveira-Santos, L. Gustavo R., Seth A. Moore, William J. Severud, James D. Forester, Edmund J. Isaac, Yvette Chenaux-Ibrahim, Tyler Garwood, Luis E. Escobar, and Tiffany M. Wolf. 2021.</w:t>
+      </w:r>
+      <w:r>
+        <w:t xml:space="preserve"> </w:t>
+      </w:r>
+      <w:r>
+        <w:t xml:space="preserve">“Spatial Compartmentalization:</w:t>
+      </w:r>
+      <w:r>
+        <w:t xml:space="preserve"> </w:t>
+      </w:r>
+      <w:r>
+        <w:t xml:space="preserve">A</w:t>
+      </w:r>
+      <w:r>
+        <w:t xml:space="preserve"> </w:t>
+      </w:r>
+      <w:r>
+        <w:t xml:space="preserve">Nonlethal Predator Mechanism to Reduce Parasite Transmission Between Prey Species.”</w:t>
+      </w:r>
+      <w:r>
+        <w:t xml:space="preserve"> </w:t>
+      </w:r>
+      <w:r>
+        <w:rPr>
+          <w:i/>
+          <w:iCs/>
+        </w:rPr>
+        <w:t xml:space="preserve">Science Advances</w:t>
+      </w:r>
+      <w:r>
+        <w:t xml:space="preserve"> </w:t>
+      </w:r>
+      <w:r>
+        <w:t xml:space="preserve">7 (52): eabj5944.</w:t>
+      </w:r>
+      <w:r>
+        <w:t xml:space="preserve"> </w:t>
+      </w:r>
+      <w:hyperlink r:id="rId59">
+        <w:r>
+          <w:rPr>
+            <w:rStyle w:val="Hyperlink"/>
+          </w:rPr>
+          <w:t xml:space="preserve">https://doi.org/10.1126/sciadv.abj5944</w:t>
+        </w:r>
+      </w:hyperlink>
+      <w:r>
+        <w:t xml:space="preserve">.</w:t>
+      </w:r>
+    </w:p>
+    <w:bookmarkEnd w:id="60"/>
+    <w:bookmarkStart w:id="62" w:name="ref-packer_keeping_2003"/>
+    <w:p>
+      <w:pPr>
+        <w:pStyle w:val="Bibliography"/>
+      </w:pPr>
+      <w:r>
         <w:t xml:space="preserve">Packer, Craig, Robert D. Holt, Peter J. Hudson, Kevin D. Lafferty, and Andrew P. Dobson. 2003.</w:t>
       </w:r>
       <w:r>
@@ -2080,7 +2286,7 @@
       <w:r>
         <w:t xml:space="preserve"> </w:t>
       </w:r>
-      <w:hyperlink r:id="rId54">
+      <w:hyperlink r:id="rId61">
         <w:r>
           <w:rPr>
             <w:rStyle w:val="Hyperlink"/>
@@ -2092,8 +2298,8 @@
         <w:t xml:space="preserve">.</w:t>
       </w:r>
     </w:p>
-    <w:bookmarkEnd w:id="55"/>
-    <w:bookmarkStart w:id="57" w:name="ref-park_interspecies_1948"/>
+    <w:bookmarkEnd w:id="62"/>
+    <w:bookmarkStart w:id="64" w:name="ref-park_interspecies_1948"/>
     <w:p>
       <w:pPr>
         <w:pStyle w:val="Bibliography"/>
@@ -2195,7 +2401,7 @@
       <w:r>
         <w:t xml:space="preserve"> </w:t>
       </w:r>
-      <w:hyperlink r:id="rId56">
+      <w:hyperlink r:id="rId63">
         <w:r>
           <w:rPr>
             <w:rStyle w:val="Hyperlink"/>
@@ -2207,8 +2413,8 @@
         <w:t xml:space="preserve">.</w:t>
       </w:r>
     </w:p>
-    <w:bookmarkEnd w:id="57"/>
-    <w:bookmarkStart w:id="59" w:name="ref-pearceInventing2000"/>
+    <w:bookmarkEnd w:id="64"/>
+    <w:bookmarkStart w:id="66" w:name="ref-pearceInventing2000"/>
     <w:p>
       <w:pPr>
         <w:pStyle w:val="Bibliography"/>
@@ -2250,7 +2456,7 @@
       <w:r>
         <w:t xml:space="preserve"> </w:t>
       </w:r>
-      <w:hyperlink r:id="rId58">
+      <w:hyperlink r:id="rId65">
         <w:r>
           <w:rPr>
             <w:rStyle w:val="Hyperlink"/>
@@ -2262,8 +2468,8 @@
         <w:t xml:space="preserve">.</w:t>
       </w:r>
     </w:p>
-    <w:bookmarkEnd w:id="59"/>
-    <w:bookmarkStart w:id="61" w:name="ref-pusenius_effects_2000"/>
+    <w:bookmarkEnd w:id="66"/>
+    <w:bookmarkStart w:id="68" w:name="ref-pusenius_effects_2000"/>
     <w:p>
       <w:pPr>
         <w:pStyle w:val="Bibliography"/>
@@ -2296,7 +2502,7 @@
       <w:r>
         <w:t xml:space="preserve"> </w:t>
       </w:r>
-      <w:hyperlink r:id="rId60">
+      <w:hyperlink r:id="rId67">
         <w:r>
           <w:rPr>
             <w:rStyle w:val="Hyperlink"/>
@@ -2308,8 +2514,8 @@
         <w:t xml:space="preserve">.</w:t>
       </w:r>
     </w:p>
-    <w:bookmarkEnd w:id="61"/>
-    <w:bookmarkStart w:id="63" w:name="ref-richards_predators_2021"/>
+    <w:bookmarkEnd w:id="68"/>
+    <w:bookmarkStart w:id="70" w:name="ref-richards_predators_2021"/>
     <w:p>
       <w:pPr>
         <w:pStyle w:val="Bibliography"/>
@@ -2354,7 +2560,7 @@
       <w:r>
         <w:t xml:space="preserve"> </w:t>
       </w:r>
-      <w:hyperlink r:id="rId62">
+      <w:hyperlink r:id="rId69">
         <w:r>
           <w:rPr>
             <w:rStyle w:val="Hyperlink"/>
@@ -2366,8 +2572,8 @@
         <w:t xml:space="preserve">.</w:t>
       </w:r>
     </w:p>
-    <w:bookmarkEnd w:id="63"/>
-    <w:bookmarkStart w:id="65" w:name="ref-schmitz_parasite-mediated_1994"/>
+    <w:bookmarkEnd w:id="70"/>
+    <w:bookmarkStart w:id="72" w:name="ref-schmitz_parasite-mediated_1994"/>
     <w:p>
       <w:pPr>
         <w:pStyle w:val="Bibliography"/>
@@ -2493,7 +2699,7 @@
       <w:r>
         <w:t xml:space="preserve"> </w:t>
       </w:r>
-      <w:hyperlink r:id="rId64">
+      <w:hyperlink r:id="rId71">
         <w:r>
           <w:rPr>
             <w:rStyle w:val="Hyperlink"/>
@@ -2505,13 +2711,59 @@
         <w:t xml:space="preserve">.</w:t>
       </w:r>
     </w:p>
-    <w:bookmarkEnd w:id="65"/>
-    <w:bookmarkStart w:id="67" w:name="ref-skorping_trophic_2001"/>
+    <w:bookmarkEnd w:id="72"/>
+    <w:bookmarkStart w:id="74" w:name="ref-sindermannEffects1987"/>
     <w:p>
       <w:pPr>
         <w:pStyle w:val="Bibliography"/>
       </w:pPr>
       <w:r>
+        <w:t xml:space="preserve">Sindermann, Carl J. 1987.</w:t>
+      </w:r>
+      <w:r>
+        <w:t xml:space="preserve"> </w:t>
+      </w:r>
+      <w:r>
+        <w:t xml:space="preserve">“Effects of Parasites on Fish Populations: Practical Considerations.”</w:t>
+      </w:r>
+      <w:r>
+        <w:t xml:space="preserve"> </w:t>
+      </w:r>
+      <w:r>
+        <w:rPr>
+          <w:i/>
+          <w:iCs/>
+        </w:rPr>
+        <w:t xml:space="preserve">International Journal for Parasitology</w:t>
+      </w:r>
+      <w:r>
+        <w:t xml:space="preserve"> </w:t>
+      </w:r>
+      <w:r>
+        <w:t xml:space="preserve">17 (2): 371–82.</w:t>
+      </w:r>
+      <w:r>
+        <w:t xml:space="preserve"> </w:t>
+      </w:r>
+      <w:hyperlink r:id="rId73">
+        <w:r>
+          <w:rPr>
+            <w:rStyle w:val="Hyperlink"/>
+          </w:rPr>
+          <w:t xml:space="preserve">https://doi.org/10.1016/0020-7519(87)90112-3</w:t>
+        </w:r>
+      </w:hyperlink>
+      <w:r>
+        <w:t xml:space="preserve">.</w:t>
+      </w:r>
+    </w:p>
+    <w:bookmarkEnd w:id="74"/>
+    <w:bookmarkStart w:id="76" w:name="ref-skorping_trophic_2001"/>
+    <w:p>
+      <w:pPr>
+        <w:pStyle w:val="Bibliography"/>
+      </w:pPr>
+      <w:r>
         <w:t xml:space="preserve">Skorping, Arne, and Göran Högstedt. 2001.</w:t>
       </w:r>
       <w:r>
@@ -2539,7 +2791,7 @@
       <w:r>
         <w:t xml:space="preserve"> </w:t>
       </w:r>
-      <w:hyperlink r:id="rId66">
+      <w:hyperlink r:id="rId75">
         <w:r>
           <w:rPr>
             <w:rStyle w:val="Hyperlink"/>
@@ -2551,8 +2803,8 @@
         <w:t xml:space="preserve">.</w:t>
       </w:r>
     </w:p>
-    <w:bookmarkEnd w:id="67"/>
-    <w:bookmarkStart w:id="69" w:name="ref-strauss_invading_2012"/>
+    <w:bookmarkEnd w:id="76"/>
+    <w:bookmarkStart w:id="78" w:name="ref-strauss_invading_2012"/>
     <w:p>
       <w:pPr>
         <w:pStyle w:val="Bibliography"/>
@@ -2585,7 +2837,7 @@
       <w:r>
         <w:t xml:space="preserve"> </w:t>
       </w:r>
-      <w:hyperlink r:id="rId68">
+      <w:hyperlink r:id="rId77">
         <w:r>
           <w:rPr>
             <w:rStyle w:val="Hyperlink"/>
@@ -2597,8 +2849,8 @@
         <w:t xml:space="preserve">.</w:t>
       </w:r>
     </w:p>
-    <w:bookmarkEnd w:id="69"/>
-    <w:bookmarkStart w:id="71" w:name="ref-sumption_ecological_1985"/>
+    <w:bookmarkEnd w:id="78"/>
+    <w:bookmarkStart w:id="80" w:name="ref-sumption_ecological_1985"/>
     <w:p>
       <w:pPr>
         <w:pStyle w:val="Bibliography"/>
@@ -2661,7 +2913,7 @@
       <w:r>
         <w:t xml:space="preserve"> </w:t>
       </w:r>
-      <w:hyperlink r:id="rId70">
+      <w:hyperlink r:id="rId79">
         <w:r>
           <w:rPr>
             <w:rStyle w:val="Hyperlink"/>
@@ -2673,8 +2925,8 @@
         <w:t xml:space="preserve">.</w:t>
       </w:r>
     </w:p>
-    <w:bookmarkEnd w:id="71"/>
-    <w:bookmarkStart w:id="73" w:name="ref-thomas_manipulation_1998"/>
+    <w:bookmarkEnd w:id="80"/>
+    <w:bookmarkStart w:id="82" w:name="ref-thomas_manipulation_1998"/>
     <w:p>
       <w:pPr>
         <w:pStyle w:val="Bibliography"/>
@@ -2707,7 +2959,7 @@
       <w:r>
         <w:t xml:space="preserve"> </w:t>
       </w:r>
-      <w:hyperlink r:id="rId72">
+      <w:hyperlink r:id="rId81">
         <w:r>
           <w:rPr>
             <w:rStyle w:val="Hyperlink"/>
@@ -2719,8 +2971,8 @@
         <w:t xml:space="preserve">.</w:t>
       </w:r>
     </w:p>
-    <w:bookmarkEnd w:id="73"/>
-    <w:bookmarkStart w:id="75" w:name="ref-thomasParasites1999"/>
+    <w:bookmarkEnd w:id="82"/>
+    <w:bookmarkStart w:id="84" w:name="ref-thomasParasites1999"/>
     <w:p>
       <w:pPr>
         <w:pStyle w:val="Bibliography"/>
@@ -2771,7 +3023,7 @@
       <w:r>
         <w:t xml:space="preserve"> </w:t>
       </w:r>
-      <w:hyperlink r:id="rId74">
+      <w:hyperlink r:id="rId83">
         <w:r>
           <w:rPr>
             <w:rStyle w:val="Hyperlink"/>
@@ -2783,8 +3035,8 @@
         <w:t xml:space="preserve">.</w:t>
       </w:r>
     </w:p>
-    <w:bookmarkEnd w:id="75"/>
-    <w:bookmarkStart w:id="77" w:name="ref-torchinRelease2001"/>
+    <w:bookmarkEnd w:id="84"/>
+    <w:bookmarkStart w:id="86" w:name="ref-torchinRelease2001"/>
     <w:p>
       <w:pPr>
         <w:pStyle w:val="Bibliography"/>
@@ -2859,7 +3111,7 @@
       <w:r>
         <w:t xml:space="preserve"> </w:t>
       </w:r>
-      <w:hyperlink r:id="rId76">
+      <w:hyperlink r:id="rId85">
         <w:r>
           <w:rPr>
             <w:rStyle w:val="Hyperlink"/>
@@ -2871,8 +3123,8 @@
         <w:t xml:space="preserve">.</w:t>
       </w:r>
     </w:p>
-    <w:bookmarkEnd w:id="77"/>
-    <w:bookmarkEnd w:id="78"/>
+    <w:bookmarkEnd w:id="86"/>
+    <w:bookmarkEnd w:id="87"/>
     <w:p>
       <w:r>
         <w:pict>
@@ -2885,10 +3137,10 @@
         <w:pStyle w:val="FirstParagraph"/>
       </w:pPr>
       <w:r>
-        <w:t xml:space="preserve">Last updated: 2025-08-21 15:00:53.388452</w:t>
-      </w:r>
-    </w:p>
-    <w:bookmarkEnd w:id="79"/>
+        <w:t xml:space="preserve">Last updated: 2025-09-25 21:06:45.157488</w:t>
+      </w:r>
+    </w:p>
+    <w:bookmarkEnd w:id="88"/>
     <w:sectPr/>
   </w:body>
 </w:document>
@@ -3147,6 +3399,9 @@
     <w:abstractNumId w:val="991"/>
   </w:num>
   <w:num w:numId="1016">
+    <w:abstractNumId w:val="991"/>
+  </w:num>
+  <w:num w:numId="1017">
     <w:abstractNumId w:val="991"/>
   </w:num>
 </w:numbering>

--- a/docs/notes/parahostcomm.docx
+++ b/docs/notes/parahostcomm.docx
@@ -1418,7 +1418,20 @@
         <w:t xml:space="preserve"> </w:t>
       </w:r>
       <w:r>
-        <w:t xml:space="preserve">(Pearce 2000)</w:t>
+        <w:t xml:space="preserve">(Pearce 2000; Dublin 1986)</w:t>
+      </w:r>
+    </w:p>
+    <w:p>
+      <w:pPr>
+        <w:pStyle w:val="FirstParagraph"/>
+      </w:pPr>
+    </w:p>
+    <w:p>
+      <w:pPr>
+        <w:pStyle w:val="BodyText"/>
+      </w:pPr>
+      <w:r>
+        <w:t xml:space="preserve">Van den Bossche et al. (2010)</w:t>
       </w:r>
     </w:p>
     <w:p>
@@ -1426,7 +1439,7 @@
         <w:pStyle w:val="Compact"/>
         <w:numPr>
           <w:ilvl w:val="0"/>
-          <w:numId w:val="1011"/>
+          <w:numId w:val="1012"/>
         </w:numPr>
       </w:pPr>
       <w:r>
@@ -1438,7 +1451,7 @@
         <w:pStyle w:val="Compact"/>
         <w:numPr>
           <w:ilvl w:val="1"/>
-          <w:numId w:val="1012"/>
+          <w:numId w:val="1013"/>
         </w:numPr>
       </w:pPr>
       <w:r>
@@ -1456,7 +1469,7 @@
         <w:pStyle w:val="Compact"/>
         <w:numPr>
           <w:ilvl w:val="1"/>
-          <w:numId w:val="1012"/>
+          <w:numId w:val="1013"/>
         </w:numPr>
       </w:pPr>
       <w:r>
@@ -1518,7 +1531,7 @@
         <w:pStyle w:val="Compact"/>
         <w:numPr>
           <w:ilvl w:val="0"/>
-          <w:numId w:val="1013"/>
+          <w:numId w:val="1014"/>
         </w:numPr>
       </w:pPr>
       <w:r>
@@ -1530,7 +1543,7 @@
         <w:pStyle w:val="Compact"/>
         <w:numPr>
           <w:ilvl w:val="0"/>
-          <w:numId w:val="1013"/>
+          <w:numId w:val="1014"/>
         </w:numPr>
       </w:pPr>
       <w:r>
@@ -1548,7 +1561,7 @@
         <w:pStyle w:val="Compact"/>
         <w:numPr>
           <w:ilvl w:val="1"/>
-          <w:numId w:val="1014"/>
+          <w:numId w:val="1015"/>
         </w:numPr>
       </w:pPr>
       <w:r>
@@ -1601,7 +1614,7 @@
         <w:pStyle w:val="Compact"/>
         <w:numPr>
           <w:ilvl w:val="0"/>
-          <w:numId w:val="1015"/>
+          <w:numId w:val="1016"/>
         </w:numPr>
       </w:pPr>
       <w:r>
@@ -1616,7 +1629,7 @@
         <w:pStyle w:val="Compact"/>
         <w:numPr>
           <w:ilvl w:val="0"/>
-          <w:numId w:val="1015"/>
+          <w:numId w:val="1016"/>
         </w:numPr>
       </w:pPr>
       <w:r>
@@ -1637,7 +1650,7 @@
         <w:pStyle w:val="Compact"/>
         <w:numPr>
           <w:ilvl w:val="0"/>
-          <w:numId w:val="1015"/>
+          <w:numId w:val="1016"/>
         </w:numPr>
       </w:pPr>
       <w:r>
@@ -1649,7 +1662,7 @@
         <w:pStyle w:val="Compact"/>
         <w:numPr>
           <w:ilvl w:val="1"/>
-          <w:numId w:val="1016"/>
+          <w:numId w:val="1017"/>
         </w:numPr>
       </w:pPr>
       <w:r>
@@ -1661,7 +1674,7 @@
         <w:pStyle w:val="Compact"/>
         <w:numPr>
           <w:ilvl w:val="1"/>
-          <w:numId w:val="1016"/>
+          <w:numId w:val="1017"/>
         </w:numPr>
       </w:pPr>
       <w:r>
@@ -1691,7 +1704,7 @@
         <w:pStyle w:val="Compact"/>
         <w:numPr>
           <w:ilvl w:val="0"/>
-          <w:numId w:val="1017"/>
+          <w:numId w:val="1018"/>
         </w:numPr>
       </w:pPr>
       <w:r>
@@ -1793,7 +1806,7 @@
       </w:r>
     </w:p>
     <w:bookmarkEnd w:id="48"/>
-    <w:bookmarkStart w:id="88" w:name="references"/>
+    <w:bookmarkStart w:id="92" w:name="references"/>
     <w:p>
       <w:pPr>
         <w:pStyle w:val="Heading2"/>
@@ -1802,7 +1815,7 @@
         <w:t xml:space="preserve">References</w:t>
       </w:r>
     </w:p>
-    <w:bookmarkStart w:id="87" w:name="refs"/>
+    <w:bookmarkStart w:id="91" w:name="refs"/>
     <w:bookmarkStart w:id="50" w:name="ref-combes_parasites_1996"/>
     <w:p>
       <w:pPr>
@@ -1943,12 +1956,60 @@
       </w:r>
     </w:p>
     <w:bookmarkEnd w:id="52"/>
-    <w:bookmarkStart w:id="54" w:name="ref-holdo_disease-mediated_2009"/>
+    <w:bookmarkStart w:id="54" w:name="ref-dublinDeclineMaraWoodlands1986"/>
     <w:p>
       <w:pPr>
         <w:pStyle w:val="Bibliography"/>
       </w:pPr>
       <w:r>
+        <w:t xml:space="preserve">Dublin, Holly T. 1986.</w:t>
+      </w:r>
+      <w:r>
+        <w:t xml:space="preserve"> </w:t>
+      </w:r>
+      <w:r>
+        <w:t xml:space="preserve">“Decline of the</w:t>
+      </w:r>
+      <w:r>
+        <w:t xml:space="preserve"> </w:t>
+      </w:r>
+      <w:r>
+        <w:t xml:space="preserve">Mara</w:t>
+      </w:r>
+      <w:r>
+        <w:t xml:space="preserve"> </w:t>
+      </w:r>
+      <w:r>
+        <w:t xml:space="preserve">Woodlands : The Role of Fire and Elephants.”</w:t>
+      </w:r>
+      <w:r>
+        <w:t xml:space="preserve"> </w:t>
+      </w:r>
+      <w:r>
+        <w:t xml:space="preserve">PhD thesis, University of British Columbia.</w:t>
+      </w:r>
+      <w:r>
+        <w:t xml:space="preserve"> </w:t>
+      </w:r>
+      <w:hyperlink r:id="rId53">
+        <w:r>
+          <w:rPr>
+            <w:rStyle w:val="Hyperlink"/>
+          </w:rPr>
+          <w:t xml:space="preserve">https://doi.org/10.14288/1.0097282</w:t>
+        </w:r>
+      </w:hyperlink>
+      <w:r>
+        <w:t xml:space="preserve">.</w:t>
+      </w:r>
+    </w:p>
+    <w:bookmarkEnd w:id="54"/>
+    <w:bookmarkStart w:id="56" w:name="ref-holdo_disease-mediated_2009"/>
+    <w:p>
+      <w:pPr>
+        <w:pStyle w:val="Bibliography"/>
+      </w:pPr>
+      <w:r>
         <w:t xml:space="preserve">Holdo, Ricardo M., Anthony R. E. Sinclair, Andrew P. Dobson, Kristine L. Metzger, Benjamin M. Bolker, Mark E. Ritchie, and Robert D. Holt. 2009.</w:t>
       </w:r>
       <w:r>
@@ -2045,7 +2106,7 @@
       <w:r>
         <w:t xml:space="preserve"> </w:t>
       </w:r>
-      <w:hyperlink r:id="rId53">
+      <w:hyperlink r:id="rId55">
         <w:r>
           <w:rPr>
             <w:rStyle w:val="Hyperlink"/>
@@ -2057,8 +2118,8 @@
         <w:t xml:space="preserve">.</w:t>
       </w:r>
     </w:p>
-    <w:bookmarkEnd w:id="54"/>
-    <w:bookmarkStart w:id="56" w:name="ref-lafferty_ecosystem_2008"/>
+    <w:bookmarkEnd w:id="56"/>
+    <w:bookmarkStart w:id="58" w:name="ref-lafferty_ecosystem_2008"/>
     <w:p>
       <w:pPr>
         <w:pStyle w:val="Bibliography"/>
@@ -2091,7 +2152,7 @@
       <w:r>
         <w:t xml:space="preserve"> </w:t>
       </w:r>
-      <w:hyperlink r:id="rId55">
+      <w:hyperlink r:id="rId57">
         <w:r>
           <w:rPr>
             <w:rStyle w:val="Hyperlink"/>
@@ -2103,8 +2164,8 @@
         <w:t xml:space="preserve">.</w:t>
       </w:r>
     </w:p>
-    <w:bookmarkEnd w:id="56"/>
-    <w:bookmarkStart w:id="58" w:name="ref-lafferty_fishing_2004"/>
+    <w:bookmarkEnd w:id="58"/>
+    <w:bookmarkStart w:id="60" w:name="ref-lafferty_fishing_2004"/>
     <w:p>
       <w:pPr>
         <w:pStyle w:val="Bibliography"/>
@@ -2182,7 +2243,7 @@
       <w:r>
         <w:t xml:space="preserve"> </w:t>
       </w:r>
-      <w:hyperlink r:id="rId57">
+      <w:hyperlink r:id="rId59">
         <w:r>
           <w:rPr>
             <w:rStyle w:val="Hyperlink"/>
@@ -2194,8 +2255,8 @@
         <w:t xml:space="preserve">.</w:t>
       </w:r>
     </w:p>
-    <w:bookmarkEnd w:id="58"/>
-    <w:bookmarkStart w:id="60" w:name="ref-oliveira-santosSpatial2021"/>
+    <w:bookmarkEnd w:id="60"/>
+    <w:bookmarkStart w:id="62" w:name="ref-oliveira-santosSpatial2021"/>
     <w:p>
       <w:pPr>
         <w:pStyle w:val="Bibliography"/>
@@ -2240,7 +2301,7 @@
       <w:r>
         <w:t xml:space="preserve"> </w:t>
       </w:r>
-      <w:hyperlink r:id="rId59">
+      <w:hyperlink r:id="rId61">
         <w:r>
           <w:rPr>
             <w:rStyle w:val="Hyperlink"/>
@@ -2252,8 +2313,8 @@
         <w:t xml:space="preserve">.</w:t>
       </w:r>
     </w:p>
-    <w:bookmarkEnd w:id="60"/>
-    <w:bookmarkStart w:id="62" w:name="ref-packer_keeping_2003"/>
+    <w:bookmarkEnd w:id="62"/>
+    <w:bookmarkStart w:id="64" w:name="ref-packer_keeping_2003"/>
     <w:p>
       <w:pPr>
         <w:pStyle w:val="Bibliography"/>
@@ -2286,7 +2347,7 @@
       <w:r>
         <w:t xml:space="preserve"> </w:t>
       </w:r>
-      <w:hyperlink r:id="rId61">
+      <w:hyperlink r:id="rId63">
         <w:r>
           <w:rPr>
             <w:rStyle w:val="Hyperlink"/>
@@ -2298,8 +2359,8 @@
         <w:t xml:space="preserve">.</w:t>
       </w:r>
     </w:p>
-    <w:bookmarkEnd w:id="62"/>
-    <w:bookmarkStart w:id="64" w:name="ref-park_interspecies_1948"/>
+    <w:bookmarkEnd w:id="64"/>
+    <w:bookmarkStart w:id="66" w:name="ref-park_interspecies_1948"/>
     <w:p>
       <w:pPr>
         <w:pStyle w:val="Bibliography"/>
@@ -2401,7 +2462,7 @@
       <w:r>
         <w:t xml:space="preserve"> </w:t>
       </w:r>
-      <w:hyperlink r:id="rId63">
+      <w:hyperlink r:id="rId65">
         <w:r>
           <w:rPr>
             <w:rStyle w:val="Hyperlink"/>
@@ -2413,8 +2474,8 @@
         <w:t xml:space="preserve">.</w:t>
       </w:r>
     </w:p>
-    <w:bookmarkEnd w:id="64"/>
-    <w:bookmarkStart w:id="66" w:name="ref-pearceInventing2000"/>
+    <w:bookmarkEnd w:id="66"/>
+    <w:bookmarkStart w:id="68" w:name="ref-pearceInventing2000"/>
     <w:p>
       <w:pPr>
         <w:pStyle w:val="Bibliography"/>
@@ -2456,20 +2517,20 @@
       <w:r>
         <w:t xml:space="preserve"> </w:t>
       </w:r>
-      <w:hyperlink r:id="rId65">
+      <w:hyperlink r:id="rId67">
         <w:r>
           <w:rPr>
             <w:rStyle w:val="Hyperlink"/>
           </w:rPr>
-          <w:t xml:space="preserve">http://www.faculty.umb.edu/pjt/pearce00.pdf</w:t>
+          <w:t xml:space="preserve">https://web.archive.org/web/20171215000000*/http://www.faculty.umb.edu/pjt/pearce00.pdf</w:t>
         </w:r>
       </w:hyperlink>
       <w:r>
         <w:t xml:space="preserve">.</w:t>
       </w:r>
     </w:p>
-    <w:bookmarkEnd w:id="66"/>
-    <w:bookmarkStart w:id="68" w:name="ref-pusenius_effects_2000"/>
+    <w:bookmarkEnd w:id="68"/>
+    <w:bookmarkStart w:id="70" w:name="ref-pusenius_effects_2000"/>
     <w:p>
       <w:pPr>
         <w:pStyle w:val="Bibliography"/>
@@ -2502,7 +2563,7 @@
       <w:r>
         <w:t xml:space="preserve"> </w:t>
       </w:r>
-      <w:hyperlink r:id="rId67">
+      <w:hyperlink r:id="rId69">
         <w:r>
           <w:rPr>
             <w:rStyle w:val="Hyperlink"/>
@@ -2514,8 +2575,8 @@
         <w:t xml:space="preserve">.</w:t>
       </w:r>
     </w:p>
-    <w:bookmarkEnd w:id="68"/>
-    <w:bookmarkStart w:id="70" w:name="ref-richards_predators_2021"/>
+    <w:bookmarkEnd w:id="70"/>
+    <w:bookmarkStart w:id="72" w:name="ref-richards_predators_2021"/>
     <w:p>
       <w:pPr>
         <w:pStyle w:val="Bibliography"/>
@@ -2560,7 +2621,7 @@
       <w:r>
         <w:t xml:space="preserve"> </w:t>
       </w:r>
-      <w:hyperlink r:id="rId69">
+      <w:hyperlink r:id="rId71">
         <w:r>
           <w:rPr>
             <w:rStyle w:val="Hyperlink"/>
@@ -2572,8 +2633,8 @@
         <w:t xml:space="preserve">.</w:t>
       </w:r>
     </w:p>
-    <w:bookmarkEnd w:id="70"/>
-    <w:bookmarkStart w:id="72" w:name="ref-schmitz_parasite-mediated_1994"/>
+    <w:bookmarkEnd w:id="72"/>
+    <w:bookmarkStart w:id="74" w:name="ref-schmitz_parasite-mediated_1994"/>
     <w:p>
       <w:pPr>
         <w:pStyle w:val="Bibliography"/>
@@ -2699,7 +2760,7 @@
       <w:r>
         <w:t xml:space="preserve"> </w:t>
       </w:r>
-      <w:hyperlink r:id="rId71">
+      <w:hyperlink r:id="rId73">
         <w:r>
           <w:rPr>
             <w:rStyle w:val="Hyperlink"/>
@@ -2711,8 +2772,8 @@
         <w:t xml:space="preserve">.</w:t>
       </w:r>
     </w:p>
-    <w:bookmarkEnd w:id="72"/>
-    <w:bookmarkStart w:id="74" w:name="ref-sindermannEffects1987"/>
+    <w:bookmarkEnd w:id="74"/>
+    <w:bookmarkStart w:id="76" w:name="ref-sindermannEffects1987"/>
     <w:p>
       <w:pPr>
         <w:pStyle w:val="Bibliography"/>
@@ -2745,7 +2806,7 @@
       <w:r>
         <w:t xml:space="preserve"> </w:t>
       </w:r>
-      <w:hyperlink r:id="rId73">
+      <w:hyperlink r:id="rId75">
         <w:r>
           <w:rPr>
             <w:rStyle w:val="Hyperlink"/>
@@ -2757,8 +2818,8 @@
         <w:t xml:space="preserve">.</w:t>
       </w:r>
     </w:p>
-    <w:bookmarkEnd w:id="74"/>
-    <w:bookmarkStart w:id="76" w:name="ref-skorping_trophic_2001"/>
+    <w:bookmarkEnd w:id="76"/>
+    <w:bookmarkStart w:id="78" w:name="ref-skorping_trophic_2001"/>
     <w:p>
       <w:pPr>
         <w:pStyle w:val="Bibliography"/>
@@ -2791,7 +2852,7 @@
       <w:r>
         <w:t xml:space="preserve"> </w:t>
       </w:r>
-      <w:hyperlink r:id="rId75">
+      <w:hyperlink r:id="rId77">
         <w:r>
           <w:rPr>
             <w:rStyle w:val="Hyperlink"/>
@@ -2803,8 +2864,8 @@
         <w:t xml:space="preserve">.</w:t>
       </w:r>
     </w:p>
-    <w:bookmarkEnd w:id="76"/>
-    <w:bookmarkStart w:id="78" w:name="ref-strauss_invading_2012"/>
+    <w:bookmarkEnd w:id="78"/>
+    <w:bookmarkStart w:id="80" w:name="ref-strauss_invading_2012"/>
     <w:p>
       <w:pPr>
         <w:pStyle w:val="Bibliography"/>
@@ -2837,7 +2898,7 @@
       <w:r>
         <w:t xml:space="preserve"> </w:t>
       </w:r>
-      <w:hyperlink r:id="rId77">
+      <w:hyperlink r:id="rId79">
         <w:r>
           <w:rPr>
             <w:rStyle w:val="Hyperlink"/>
@@ -2849,8 +2910,8 @@
         <w:t xml:space="preserve">.</w:t>
       </w:r>
     </w:p>
-    <w:bookmarkEnd w:id="78"/>
-    <w:bookmarkStart w:id="80" w:name="ref-sumption_ecological_1985"/>
+    <w:bookmarkEnd w:id="80"/>
+    <w:bookmarkStart w:id="82" w:name="ref-sumption_ecological_1985"/>
     <w:p>
       <w:pPr>
         <w:pStyle w:val="Bibliography"/>
@@ -2913,7 +2974,7 @@
       <w:r>
         <w:t xml:space="preserve"> </w:t>
       </w:r>
-      <w:hyperlink r:id="rId79">
+      <w:hyperlink r:id="rId81">
         <w:r>
           <w:rPr>
             <w:rStyle w:val="Hyperlink"/>
@@ -2925,8 +2986,8 @@
         <w:t xml:space="preserve">.</w:t>
       </w:r>
     </w:p>
-    <w:bookmarkEnd w:id="80"/>
-    <w:bookmarkStart w:id="82" w:name="ref-thomas_manipulation_1998"/>
+    <w:bookmarkEnd w:id="82"/>
+    <w:bookmarkStart w:id="84" w:name="ref-thomas_manipulation_1998"/>
     <w:p>
       <w:pPr>
         <w:pStyle w:val="Bibliography"/>
@@ -2959,7 +3020,7 @@
       <w:r>
         <w:t xml:space="preserve"> </w:t>
       </w:r>
-      <w:hyperlink r:id="rId81">
+      <w:hyperlink r:id="rId83">
         <w:r>
           <w:rPr>
             <w:rStyle w:val="Hyperlink"/>
@@ -2971,8 +3032,8 @@
         <w:t xml:space="preserve">.</w:t>
       </w:r>
     </w:p>
-    <w:bookmarkEnd w:id="82"/>
-    <w:bookmarkStart w:id="84" w:name="ref-thomasParasites1999"/>
+    <w:bookmarkEnd w:id="84"/>
+    <w:bookmarkStart w:id="86" w:name="ref-thomasParasites1999"/>
     <w:p>
       <w:pPr>
         <w:pStyle w:val="Bibliography"/>
@@ -3023,7 +3084,7 @@
       <w:r>
         <w:t xml:space="preserve"> </w:t>
       </w:r>
-      <w:hyperlink r:id="rId83">
+      <w:hyperlink r:id="rId85">
         <w:r>
           <w:rPr>
             <w:rStyle w:val="Hyperlink"/>
@@ -3035,8 +3096,8 @@
         <w:t xml:space="preserve">.</w:t>
       </w:r>
     </w:p>
-    <w:bookmarkEnd w:id="84"/>
-    <w:bookmarkStart w:id="86" w:name="ref-torchinRelease2001"/>
+    <w:bookmarkEnd w:id="86"/>
+    <w:bookmarkStart w:id="88" w:name="ref-torchinRelease2001"/>
     <w:p>
       <w:pPr>
         <w:pStyle w:val="Bibliography"/>
@@ -3111,7 +3172,7 @@
       <w:r>
         <w:t xml:space="preserve"> </w:t>
       </w:r>
-      <w:hyperlink r:id="rId85">
+      <w:hyperlink r:id="rId87">
         <w:r>
           <w:rPr>
             <w:rStyle w:val="Hyperlink"/>
@@ -3123,8 +3184,54 @@
         <w:t xml:space="preserve">.</w:t>
       </w:r>
     </w:p>
-    <w:bookmarkEnd w:id="86"/>
-    <w:bookmarkEnd w:id="87"/>
+    <w:bookmarkEnd w:id="88"/>
+    <w:bookmarkStart w:id="90" w:name="X1675344bf6623475d7e909d6bbea340dd97786f"/>
+    <w:p>
+      <w:pPr>
+        <w:pStyle w:val="Bibliography"/>
+      </w:pPr>
+      <w:r>
+        <w:t xml:space="preserve">Van den Bossche, Peter, Stéphane de La Rocque, Guy Hendrickx, and Jérémy Bouyer. 2010.</w:t>
+      </w:r>
+      <w:r>
+        <w:t xml:space="preserve"> </w:t>
+      </w:r>
+      <w:r>
+        <w:t xml:space="preserve">“A Changing Environment and the Epidemiology of Tsetse-Transmitted Livestock Trypanosomiasis.”</w:t>
+      </w:r>
+      <w:r>
+        <w:t xml:space="preserve"> </w:t>
+      </w:r>
+      <w:r>
+        <w:rPr>
+          <w:i/>
+          <w:iCs/>
+        </w:rPr>
+        <w:t xml:space="preserve">Trends in Parasitology</w:t>
+      </w:r>
+      <w:r>
+        <w:t xml:space="preserve"> </w:t>
+      </w:r>
+      <w:r>
+        <w:t xml:space="preserve">26 (5): 236–43.</w:t>
+      </w:r>
+      <w:r>
+        <w:t xml:space="preserve"> </w:t>
+      </w:r>
+      <w:hyperlink r:id="rId89">
+        <w:r>
+          <w:rPr>
+            <w:rStyle w:val="Hyperlink"/>
+          </w:rPr>
+          <w:t xml:space="preserve">https://doi.org/10.1016/j.pt.2010.02.010</w:t>
+        </w:r>
+      </w:hyperlink>
+      <w:r>
+        <w:t xml:space="preserve">.</w:t>
+      </w:r>
+    </w:p>
+    <w:bookmarkEnd w:id="90"/>
+    <w:bookmarkEnd w:id="91"/>
     <w:p>
       <w:r>
         <w:pict>
@@ -3137,10 +3244,10 @@
         <w:pStyle w:val="FirstParagraph"/>
       </w:pPr>
       <w:r>
-        <w:t xml:space="preserve">Last updated: 2025-09-25 21:06:45.157488</w:t>
-      </w:r>
-    </w:p>
-    <w:bookmarkEnd w:id="88"/>
+        <w:t xml:space="preserve">Last updated: 2025-09-30 17:21:30.93667</w:t>
+      </w:r>
+    </w:p>
+    <w:bookmarkEnd w:id="92"/>
     <w:sectPr/>
   </w:body>
 </w:document>
@@ -3402,6 +3509,9 @@
     <w:abstractNumId w:val="991"/>
   </w:num>
   <w:num w:numId="1017">
+    <w:abstractNumId w:val="991"/>
+  </w:num>
+  <w:num w:numId="1018">
     <w:abstractNumId w:val="991"/>
   </w:num>
 </w:numbering>

--- a/docs/notes/parahostcomm.docx
+++ b/docs/notes/parahostcomm.docx
@@ -3286,7 +3286,7 @@
         <w:pStyle w:val="FirstParagraph"/>
       </w:pPr>
       <w:r>
-        <w:t xml:space="preserve">Last updated: 2025-10-02 21:39:43.305665</w:t>
+        <w:t xml:space="preserve">Last updated: 2025-10-19 17:55:55.622561</w:t>
       </w:r>
     </w:p>
     <w:bookmarkEnd w:id="95"/>

--- a/docs/notes/parahostcomm.docx
+++ b/docs/notes/parahostcomm.docx
@@ -2965,28 +2965,14 @@
         <w:t xml:space="preserve"> </w:t>
       </w:r>
       <w:r>
-        <w:t xml:space="preserve">“The Ecological Effects of the Decline in</w:t>
-      </w:r>
-      <w:r>
-        <w:t xml:space="preserve"> </w:t>
-      </w:r>
-      <w:r>
-        <w:t xml:space="preserve">Rabbits</w:t>
-      </w:r>
-      <w:r>
-        <w:t xml:space="preserve"> </w:t>
-      </w:r>
-      <w:r>
-        <w:t xml:space="preserve">(</w:t>
-      </w:r>
-      <w:r>
-        <w:t xml:space="preserve">Oryctolagus</w:t>
-      </w:r>
-      <w:r>
-        <w:t xml:space="preserve"> </w:t>
-      </w:r>
-      <w:r>
-        <w:t xml:space="preserve">Cuniculus</w:t>
+        <w:t xml:space="preserve">“The Ecological Effects of the Decline in Rabbits (</w:t>
+      </w:r>
+      <w:r>
+        <w:rPr>
+          <w:i/>
+          <w:iCs/>
+        </w:rPr>
+        <w:t xml:space="preserve">Oryctolagus Cuniculus</w:t>
       </w:r>
       <w:r>
         <w:t xml:space="preserve"> </w:t>
@@ -3286,7 +3272,7 @@
         <w:pStyle w:val="FirstParagraph"/>
       </w:pPr>
       <w:r>
-        <w:t xml:space="preserve">Last updated: 2025-10-19 17:55:55.622561</w:t>
+        <w:t xml:space="preserve">Last updated: 2025-10-31 09:49:28.637419</w:t>
       </w:r>
     </w:p>
     <w:bookmarkEnd w:id="95"/>
